--- a/40_AWS/05_改修資料/KSM_AWS_MOD_003_改修指示書_EC2アラームフィルター修正_ja_vi.docx
+++ b/40_AWS/05_改修資料/KSM_AWS_MOD_003_改修指示書_EC2アラームフィルター修正_ja_vi.docx
@@ -80,7 +80,7 @@
           <w:sz w:val="24"/>
           <w:szCs w:val="24"/>
         </w:rPr>
-        <w:t xml:space="preserve">■ ① 文書情報</w:t>
+        <w:t xml:space="preserve">■ 文書情報</w:t>
       </w:r>
       <w:r>
         <w:br/>
@@ -1679,7 +1679,7 @@
           <w:sz w:val="24"/>
           <w:szCs w:val="24"/>
         </w:rPr>
-        <w:t xml:space="preserve">■ ② 改修概要</w:t>
+        <w:t xml:space="preserve">■ 改修概要</w:t>
       </w:r>
       <w:r>
         <w:br/>
@@ -1840,7 +1840,7 @@
           <w:sz w:val="24"/>
           <w:szCs w:val="24"/>
         </w:rPr>
-        <w:t xml:space="preserve">■ ③ 対象ファイル</w:t>
+        <w:t xml:space="preserve">■ 改修内容</w:t>
       </w:r>
       <w:r>
         <w:br/>
@@ -1854,7 +1854,7 @@
           <w:sz w:val="17"/>
           <w:szCs w:val="17"/>
         </w:rPr>
-        <w:t xml:space="preserve">　File Đối Tượng</w:t>
+        <w:t xml:space="preserve">　Nội Dung Sửa Đổi</w:t>
       </w:r>
     </w:p>
     <w:p>
@@ -1870,35 +1870,77 @@
           <w:sz w:val="20"/>
           <w:szCs w:val="20"/>
         </w:rPr>
-        <w:t xml:space="preserve">■ 対象環境</w:t>
-      </w:r>
-    </w:p>
-    <w:p>
-      <w:pPr>
-        <w:spacing w:before="100" w:after="100"/>
-      </w:pPr>
-      <w:r>
-        <w:rPr>
-          <w:rFonts w:ascii="BIZ UDPGothic" w:cs="BIZ UDPGothic" w:eastAsia="BIZ UDPGothic" w:hAnsi="BIZ UDPGothic"/>
-          <w:color w:val="404040"/>
-          <w:sz w:val="18"/>
-          <w:szCs w:val="18"/>
-        </w:rPr>
-        <w:t xml:space="preserve">PRD（AWSアカウント: 332802448674 / ap-northeast-1）　\*PRD (Tài khoản</w:t>
-      </w:r>
-    </w:p>
-    <w:p>
-      <w:pPr>
-        <w:spacing w:before="100" w:after="100"/>
-      </w:pPr>
-      <w:r>
-        <w:rPr>
-          <w:rFonts w:ascii="BIZ UDPGothic" w:cs="BIZ UDPGothic" w:eastAsia="BIZ UDPGothic" w:hAnsi="BIZ UDPGothic"/>
-          <w:color w:val="404040"/>
-          <w:sz w:val="18"/>
-          <w:szCs w:val="18"/>
-        </w:rPr>
-        <w:t xml:space="preserve">AWS: 332802448674 / ap-northeast-1)\*</w:t>
+        <w:t xml:space="preserve">■ フィルターパターン変更内容（全ロググループ共通）</w:t>
+      </w:r>
+    </w:p>
+    <w:p>
+      <w:pPr>
+        <w:spacing w:before="100" w:after="100"/>
+      </w:pPr>
+      <w:r>
+        <w:rPr>
+          <w:rFonts w:ascii="BIZ UDPGothic" w:cs="BIZ UDPGothic" w:eastAsia="BIZ UDPGothic" w:hAnsi="BIZ UDPGothic"/>
+          <w:color w:val="404040"/>
+          <w:sz w:val="18"/>
+          <w:szCs w:val="18"/>
+        </w:rPr>
+        <w:t xml:space="preserve">thay</w:t>
+      </w:r>
+    </w:p>
+    <w:p>
+      <w:pPr>
+        <w:spacing w:before="100" w:after="100"/>
+      </w:pPr>
+      <w:r>
+        <w:rPr>
+          <w:rFonts w:ascii="BIZ UDPGothic" w:cs="BIZ UDPGothic" w:eastAsia="BIZ UDPGothic" w:hAnsi="BIZ UDPGothic"/>
+          <w:color w:val="404040"/>
+          <w:sz w:val="18"/>
+          <w:szCs w:val="18"/>
+        </w:rPr>
+        <w:t xml:space="preserve">đổi filter pattern (chung cho tất cả Log Group)\*</w:t>
+      </w:r>
+    </w:p>
+    <w:p>
+      <w:pPr>
+        <w:spacing w:before="100" w:after="100"/>
+      </w:pPr>
+      <w:r>
+        <w:rPr>
+          <w:rFonts w:ascii="BIZ UDPGothic" w:cs="BIZ UDPGothic" w:eastAsia="BIZ UDPGothic" w:hAnsi="BIZ UDPGothic"/>
+          <w:color w:val="404040"/>
+          <w:sz w:val="18"/>
+          <w:szCs w:val="18"/>
+        </w:rPr>
+        <w:t xml:space="preserve">\[message=\"\*ERROR\*\"   \[message=\"\*ERROR\*\"</w:t>
+      </w:r>
+    </w:p>
+    <w:p>
+      <w:pPr>
+        <w:spacing w:before="100" w:after="100"/>
+      </w:pPr>
+      <w:r>
+        <w:rPr>
+          <w:rFonts w:ascii="BIZ UDPGothic" w:cs="BIZ UDPGothic" w:eastAsia="BIZ UDPGothic" w:hAnsi="BIZ UDPGothic"/>
+          <w:color w:val="404040"/>
+          <w:sz w:val="18"/>
+          <w:szCs w:val="18"/>
+        </w:rPr>
+        <w:t xml:space="preserve">&amp;&amp;</w:t>
+      </w:r>
+    </w:p>
+    <w:p>
+      <w:pPr>
+        <w:spacing w:before="100" w:after="100"/>
+      </w:pPr>
+      <w:r>
+        <w:rPr>
+          <w:rFonts w:ascii="BIZ UDPGothic" w:cs="BIZ UDPGothic" w:eastAsia="BIZ UDPGothic" w:hAnsi="BIZ UDPGothic"/>
+          <w:color w:val="404040"/>
+          <w:sz w:val="18"/>
+          <w:szCs w:val="18"/>
+        </w:rPr>
+        <w:t xml:space="preserve">message!=\"\*res=failed\*\"\]</w:t>
       </w:r>
     </w:p>
     <w:p>
@@ -1914,68 +1956,63 @@
           <w:sz w:val="20"/>
           <w:szCs w:val="20"/>
         </w:rPr>
-        <w:t xml:space="preserve">■ 対象環境</w:t>
-      </w:r>
-    </w:p>
-    <w:p>
-      <w:pPr>
-        <w:spacing w:before="100" w:after="100"/>
-      </w:pPr>
-      <w:r>
-        <w:rPr>
-          <w:rFonts w:ascii="BIZ UDPGothic" w:cs="BIZ UDPGothic" w:eastAsia="BIZ UDPGothic" w:hAnsi="BIZ UDPGothic"/>
-          <w:color w:val="404040"/>
-          <w:sz w:val="18"/>
-          <w:szCs w:val="18"/>
-        </w:rPr>
-        <w:t xml:space="preserve">STG（AWSアカウント: 750735758916 / ap-northeast-1）　\*STG (Tài khoản</w:t>
-      </w:r>
-    </w:p>
-    <w:p>
-      <w:pPr>
-        <w:spacing w:before="100" w:after="100"/>
-      </w:pPr>
-      <w:r>
-        <w:rPr>
-          <w:rFonts w:ascii="BIZ UDPGothic" w:cs="BIZ UDPGothic" w:eastAsia="BIZ UDPGothic" w:hAnsi="BIZ UDPGothic"/>
-          <w:color w:val="404040"/>
-          <w:sz w:val="18"/>
-          <w:szCs w:val="18"/>
-        </w:rPr>
-        <w:t xml:space="preserve">AWS: 750735758916 / ap-northeast-1)\*</w:t>
-      </w:r>
-    </w:p>
-    <w:p>
-      <w:pPr>
-        <w:pBdr>
-          <w:left w:val="thick" w:color="C8102E" w:sz="20" w:space="6"/>
-        </w:pBdr>
-        <w:spacing w:before="280" w:after="100"/>
-      </w:pPr>
-      <w:r>
-        <w:rPr>
-          <w:rFonts w:ascii="BIZ UDPGothic" w:cs="BIZ UDPGothic" w:eastAsia="BIZ UDPGothic" w:hAnsi="BIZ UDPGothic"/>
-          <w:b/>
-          <w:bCs/>
-          <w:color w:val="C8102E"/>
-          <w:sz w:val="24"/>
-          <w:szCs w:val="24"/>
-        </w:rPr>
-        <w:t xml:space="preserve">■ ④ 改修内容</w:t>
-      </w:r>
-      <w:r>
-        <w:br/>
-      </w:r>
-      <w:r>
-        <w:rPr>
-          <w:rFonts w:ascii="BIZ UDPGothic" w:cs="BIZ UDPGothic" w:eastAsia="BIZ UDPGothic" w:hAnsi="BIZ UDPGothic"/>
-          <w:i/>
-          <w:iCs/>
-          <w:color w:val="AA3344"/>
-          <w:sz w:val="17"/>
-          <w:szCs w:val="17"/>
-        </w:rPr>
-        <w:t xml:space="preserve">　Nội Dung Sửa Đổi</w:t>
+        <w:t xml:space="preserve">■ No.1 PRD EC2アラーム フィルターパターン修正</w:t>
+      </w:r>
+    </w:p>
+    <w:p>
+      <w:pPr>
+        <w:spacing w:before="100" w:after="100"/>
+      </w:pPr>
+      <w:r>
+        <w:rPr>
+          <w:rFonts w:ascii="BIZ UDPGothic" w:cs="BIZ UDPGothic" w:eastAsia="BIZ UDPGothic" w:hAnsi="BIZ UDPGothic"/>
+          <w:color w:val="404040"/>
+          <w:sz w:val="18"/>
+          <w:szCs w:val="18"/>
+        </w:rPr>
+        <w:t xml:space="preserve">Filter</w:t>
+      </w:r>
+    </w:p>
+    <w:p>
+      <w:pPr>
+        <w:spacing w:before="100" w:after="100"/>
+      </w:pPr>
+      <w:r>
+        <w:rPr>
+          <w:rFonts w:ascii="BIZ UDPGothic" w:cs="BIZ UDPGothic" w:eastAsia="BIZ UDPGothic" w:hAnsi="BIZ UDPGothic"/>
+          <w:color w:val="404040"/>
+          <w:sz w:val="18"/>
+          <w:szCs w:val="18"/>
+        </w:rPr>
+        <w:t xml:space="preserve">*　No.1 PRD EC2アラーム フィルターパターン修正\*\* \*Sửa đổi Metric</w:t>
+      </w:r>
+    </w:p>
+    <w:p>
+      <w:pPr>
+        <w:spacing w:before="100" w:after="100"/>
+      </w:pPr>
+      <w:r>
+        <w:rPr>
+          <w:rFonts w:ascii="BIZ UDPGothic" w:cs="BIZ UDPGothic" w:eastAsia="BIZ UDPGothic" w:hAnsi="BIZ UDPGothic"/>
+          <w:color w:val="404040"/>
+          <w:sz w:val="18"/>
+          <w:szCs w:val="18"/>
+        </w:rPr>
+        <w:t xml:space="preserve">Filter*</w:t>
+      </w:r>
+    </w:p>
+    <w:p>
+      <w:pPr>
+        <w:spacing w:before="100" w:after="100"/>
+      </w:pPr>
+      <w:r>
+        <w:rPr>
+          <w:rFonts w:ascii="BIZ UDPGothic" w:cs="BIZ UDPGothic" w:eastAsia="BIZ UDPGothic" w:hAnsi="BIZ UDPGothic"/>
+          <w:color w:val="404040"/>
+          <w:sz w:val="18"/>
+          <w:szCs w:val="18"/>
+        </w:rPr>
+        <w:t xml:space="preserve">cảnh báo EC2 - PRD\*</w:t>
       </w:r>
     </w:p>
     <w:p>
@@ -1991,149 +2028,35 @@
           <w:sz w:val="20"/>
           <w:szCs w:val="20"/>
         </w:rPr>
-        <w:t xml:space="preserve">■ フィルターパターン変更内容（全ロググループ共通）</w:t>
-      </w:r>
-    </w:p>
-    <w:p>
-      <w:pPr>
-        <w:spacing w:before="100" w:after="100"/>
-      </w:pPr>
-      <w:r>
-        <w:rPr>
-          <w:rFonts w:ascii="BIZ UDPGothic" w:cs="BIZ UDPGothic" w:eastAsia="BIZ UDPGothic" w:hAnsi="BIZ UDPGothic"/>
-          <w:color w:val="404040"/>
-          <w:sz w:val="18"/>
-          <w:szCs w:val="18"/>
-        </w:rPr>
-        <w:t xml:space="preserve">thay</w:t>
-      </w:r>
-    </w:p>
-    <w:p>
-      <w:pPr>
-        <w:spacing w:before="100" w:after="100"/>
-      </w:pPr>
-      <w:r>
-        <w:rPr>
-          <w:rFonts w:ascii="BIZ UDPGothic" w:cs="BIZ UDPGothic" w:eastAsia="BIZ UDPGothic" w:hAnsi="BIZ UDPGothic"/>
-          <w:color w:val="404040"/>
-          <w:sz w:val="18"/>
-          <w:szCs w:val="18"/>
-        </w:rPr>
-        <w:t xml:space="preserve">đổi filter pattern (chung cho tất cả Log Group)\*</w:t>
-      </w:r>
-    </w:p>
-    <w:p>
-      <w:pPr>
-        <w:spacing w:before="100" w:after="100"/>
-      </w:pPr>
-      <w:r>
-        <w:rPr>
-          <w:rFonts w:ascii="BIZ UDPGothic" w:cs="BIZ UDPGothic" w:eastAsia="BIZ UDPGothic" w:hAnsi="BIZ UDPGothic"/>
-          <w:color w:val="404040"/>
-          <w:sz w:val="18"/>
-          <w:szCs w:val="18"/>
-        </w:rPr>
-        <w:t xml:space="preserve">\[message=\"\*ERROR\*\"   \[message=\"\*ERROR\*\"</w:t>
-      </w:r>
-    </w:p>
-    <w:p>
-      <w:pPr>
-        <w:spacing w:before="100" w:after="100"/>
-      </w:pPr>
-      <w:r>
-        <w:rPr>
-          <w:rFonts w:ascii="BIZ UDPGothic" w:cs="BIZ UDPGothic" w:eastAsia="BIZ UDPGothic" w:hAnsi="BIZ UDPGothic"/>
-          <w:color w:val="404040"/>
-          <w:sz w:val="18"/>
-          <w:szCs w:val="18"/>
-        </w:rPr>
-        <w:t xml:space="preserve">&amp;&amp;</w:t>
-      </w:r>
-    </w:p>
-    <w:p>
-      <w:pPr>
-        <w:spacing w:before="100" w:after="100"/>
-      </w:pPr>
-      <w:r>
-        <w:rPr>
-          <w:rFonts w:ascii="BIZ UDPGothic" w:cs="BIZ UDPGothic" w:eastAsia="BIZ UDPGothic" w:hAnsi="BIZ UDPGothic"/>
-          <w:color w:val="404040"/>
-          <w:sz w:val="18"/>
-          <w:szCs w:val="18"/>
-        </w:rPr>
-        <w:t xml:space="preserve">message!=\"\*res=failed\*\"\]</w:t>
-      </w:r>
-    </w:p>
-    <w:p>
-      <w:pPr>
-        <w:spacing w:before="100" w:after="100"/>
-      </w:pPr>
-      <w:r>
-        <w:rPr>
-          <w:rFonts w:ascii="BIZ UDPGothic" w:cs="BIZ UDPGothic" w:eastAsia="BIZ UDPGothic" w:hAnsi="BIZ UDPGothic"/>
-          <w:b/>
-          <w:bCs/>
-          <w:color w:val="C8102E"/>
-          <w:sz w:val="20"/>
-          <w:szCs w:val="20"/>
-        </w:rPr>
-        <w:t xml:space="preserve">■ No.1 PRD EC2アラーム フィルターパターン修正</w:t>
-      </w:r>
-    </w:p>
-    <w:p>
-      <w:pPr>
-        <w:spacing w:before="100" w:after="100"/>
-      </w:pPr>
-      <w:r>
-        <w:rPr>
-          <w:rFonts w:ascii="BIZ UDPGothic" w:cs="BIZ UDPGothic" w:eastAsia="BIZ UDPGothic" w:hAnsi="BIZ UDPGothic"/>
-          <w:color w:val="404040"/>
-          <w:sz w:val="18"/>
-          <w:szCs w:val="18"/>
-        </w:rPr>
-        <w:t xml:space="preserve">Filter</w:t>
-      </w:r>
-    </w:p>
-    <w:p>
-      <w:pPr>
-        <w:spacing w:before="100" w:after="100"/>
-      </w:pPr>
-      <w:r>
-        <w:rPr>
-          <w:rFonts w:ascii="BIZ UDPGothic" w:cs="BIZ UDPGothic" w:eastAsia="BIZ UDPGothic" w:hAnsi="BIZ UDPGothic"/>
-          <w:color w:val="404040"/>
-          <w:sz w:val="18"/>
-          <w:szCs w:val="18"/>
-        </w:rPr>
-        <w:t xml:space="preserve">*　No.1 PRD EC2アラーム フィルターパターン修正\*\* \*Sửa đổi Metric</w:t>
-      </w:r>
-    </w:p>
-    <w:p>
-      <w:pPr>
-        <w:spacing w:before="100" w:after="100"/>
-      </w:pPr>
-      <w:r>
-        <w:rPr>
-          <w:rFonts w:ascii="BIZ UDPGothic" w:cs="BIZ UDPGothic" w:eastAsia="BIZ UDPGothic" w:hAnsi="BIZ UDPGothic"/>
-          <w:color w:val="404040"/>
-          <w:sz w:val="18"/>
-          <w:szCs w:val="18"/>
-        </w:rPr>
-        <w:t xml:space="preserve">Filter*</w:t>
-      </w:r>
-    </w:p>
-    <w:p>
-      <w:pPr>
-        <w:spacing w:before="100" w:after="100"/>
-      </w:pPr>
-      <w:r>
-        <w:rPr>
-          <w:rFonts w:ascii="BIZ UDPGothic" w:cs="BIZ UDPGothic" w:eastAsia="BIZ UDPGothic" w:hAnsi="BIZ UDPGothic"/>
-          <w:color w:val="404040"/>
-          <w:sz w:val="18"/>
-          <w:szCs w:val="18"/>
-        </w:rPr>
-        <w:t xml:space="preserve">cảnh báo EC2 - PRD\*</w:t>
+        <w:t xml:space="preserve">■ 対象環境</w:t>
+      </w:r>
+    </w:p>
+    <w:p>
+      <w:pPr>
+        <w:spacing w:before="100" w:after="100"/>
+      </w:pPr>
+      <w:r>
+        <w:rPr>
+          <w:rFonts w:ascii="BIZ UDPGothic" w:cs="BIZ UDPGothic" w:eastAsia="BIZ UDPGothic" w:hAnsi="BIZ UDPGothic"/>
+          <w:color w:val="404040"/>
+          <w:sz w:val="18"/>
+          <w:szCs w:val="18"/>
+        </w:rPr>
+        <w:t xml:space="preserve">PRD（AWSアカウント: 332802448674 / ap-northeast-1）　\*PRD (Tài khoản</w:t>
+      </w:r>
+    </w:p>
+    <w:p>
+      <w:pPr>
+        <w:spacing w:before="100" w:after="100"/>
+      </w:pPr>
+      <w:r>
+        <w:rPr>
+          <w:rFonts w:ascii="BIZ UDPGothic" w:cs="BIZ UDPGothic" w:eastAsia="BIZ UDPGothic" w:hAnsi="BIZ UDPGothic"/>
+          <w:color w:val="404040"/>
+          <w:sz w:val="18"/>
+          <w:szCs w:val="18"/>
+        </w:rPr>
+        <w:t xml:space="preserve">AWS: 332802448674 / ap-northeast-1)\*</w:t>
       </w:r>
     </w:p>
     <w:p>
@@ -2358,23 +2281,37 @@
               <w:t xml:space="preserve">AWS CloudShell（PRDアカウント）で以下を実行すること。　\*Thực thi lệnh</w:t>
             </w:r>
           </w:p>
+          <w:p>
+            <w:pPr>
+              <w:spacing w:before="0" w:after="0"/>
+            </w:pPr>
+            <w:r>
+              <w:rPr>
+                <w:rFonts w:ascii="Courier New" w:cs="Courier New" w:eastAsia="Courier New" w:hAnsi="Courier New"/>
+                <w:color w:val="404040"/>
+                <w:sz w:val="16"/>
+                <w:szCs w:val="16"/>
+              </w:rPr>
+              <w:t xml:space="preserve"/>
+            </w:r>
+          </w:p>
+          <w:p>
+            <w:pPr>
+              <w:spacing w:before="0" w:after="0"/>
+            </w:pPr>
+            <w:r>
+              <w:rPr>
+                <w:rFonts w:ascii="Courier New" w:cs="Courier New" w:eastAsia="Courier New" w:hAnsi="Courier New"/>
+                <w:color w:val="404040"/>
+                <w:sz w:val="16"/>
+                <w:szCs w:val="16"/>
+              </w:rPr>
+              <w:t xml:space="preserve">dưới đây trên AWS CloudShell (tài khoản PRD).\*</w:t>
+            </w:r>
+          </w:p>
         </w:tc>
       </w:tr>
     </w:tbl>
-    <w:p>
-      <w:pPr>
-        <w:spacing w:before="100" w:after="100"/>
-      </w:pPr>
-      <w:r>
-        <w:rPr>
-          <w:rFonts w:ascii="BIZ UDPGothic" w:cs="BIZ UDPGothic" w:eastAsia="BIZ UDPGothic" w:hAnsi="BIZ UDPGothic"/>
-          <w:color w:val="404040"/>
-          <w:sz w:val="18"/>
-          <w:szCs w:val="18"/>
-        </w:rPr>
-        <w:t xml:space="preserve">dưới đây trên AWS CloudShell (tài khoản PRD).\*</w:t>
-      </w:r>
-    </w:p>
     <w:p>
       <w:pPr>
         <w:spacing w:before="100" w:after="100"/>
@@ -2445,6 +2382,50 @@
           <w:szCs w:val="18"/>
         </w:rPr>
         <w:t xml:space="preserve">cảnh báo EC2 - STG\*</w:t>
+      </w:r>
+    </w:p>
+    <w:p>
+      <w:pPr>
+        <w:spacing w:before="100" w:after="100"/>
+      </w:pPr>
+      <w:r>
+        <w:rPr>
+          <w:rFonts w:ascii="BIZ UDPGothic" w:cs="BIZ UDPGothic" w:eastAsia="BIZ UDPGothic" w:hAnsi="BIZ UDPGothic"/>
+          <w:b/>
+          <w:bCs/>
+          <w:color w:val="C8102E"/>
+          <w:sz w:val="20"/>
+          <w:szCs w:val="20"/>
+        </w:rPr>
+        <w:t xml:space="preserve">■ 対象環境</w:t>
+      </w:r>
+    </w:p>
+    <w:p>
+      <w:pPr>
+        <w:spacing w:before="100" w:after="100"/>
+      </w:pPr>
+      <w:r>
+        <w:rPr>
+          <w:rFonts w:ascii="BIZ UDPGothic" w:cs="BIZ UDPGothic" w:eastAsia="BIZ UDPGothic" w:hAnsi="BIZ UDPGothic"/>
+          <w:color w:val="404040"/>
+          <w:sz w:val="18"/>
+          <w:szCs w:val="18"/>
+        </w:rPr>
+        <w:t xml:space="preserve">STG（AWSアカウント: 750735758916 / ap-northeast-1）　\*STG (Tài khoản</w:t>
+      </w:r>
+    </w:p>
+    <w:p>
+      <w:pPr>
+        <w:spacing w:before="100" w:after="100"/>
+      </w:pPr>
+      <w:r>
+        <w:rPr>
+          <w:rFonts w:ascii="BIZ UDPGothic" w:cs="BIZ UDPGothic" w:eastAsia="BIZ UDPGothic" w:hAnsi="BIZ UDPGothic"/>
+          <w:color w:val="404040"/>
+          <w:sz w:val="18"/>
+          <w:szCs w:val="18"/>
+        </w:rPr>
+        <w:t xml:space="preserve">AWS: 750735758916 / ap-northeast-1)\*</w:t>
       </w:r>
     </w:p>
     <w:p>
@@ -2669,23 +2650,37 @@
               <w:t xml:space="preserve">AWS CloudShell（STGアカウント）で以下を実行すること。　\*Thực thi lệnh</w:t>
             </w:r>
           </w:p>
+          <w:p>
+            <w:pPr>
+              <w:spacing w:before="0" w:after="0"/>
+            </w:pPr>
+            <w:r>
+              <w:rPr>
+                <w:rFonts w:ascii="Courier New" w:cs="Courier New" w:eastAsia="Courier New" w:hAnsi="Courier New"/>
+                <w:color w:val="404040"/>
+                <w:sz w:val="16"/>
+                <w:szCs w:val="16"/>
+              </w:rPr>
+              <w:t xml:space="preserve"/>
+            </w:r>
+          </w:p>
+          <w:p>
+            <w:pPr>
+              <w:spacing w:before="0" w:after="0"/>
+            </w:pPr>
+            <w:r>
+              <w:rPr>
+                <w:rFonts w:ascii="Courier New" w:cs="Courier New" w:eastAsia="Courier New" w:hAnsi="Courier New"/>
+                <w:color w:val="404040"/>
+                <w:sz w:val="16"/>
+                <w:szCs w:val="16"/>
+              </w:rPr>
+              <w:t xml:space="preserve">dưới đây trên AWS CloudShell (tài khoản STG).\*</w:t>
+            </w:r>
+          </w:p>
         </w:tc>
       </w:tr>
     </w:tbl>
-    <w:p>
-      <w:pPr>
-        <w:spacing w:before="100" w:after="100"/>
-      </w:pPr>
-      <w:r>
-        <w:rPr>
-          <w:rFonts w:ascii="BIZ UDPGothic" w:cs="BIZ UDPGothic" w:eastAsia="BIZ UDPGothic" w:hAnsi="BIZ UDPGothic"/>
-          <w:color w:val="404040"/>
-          <w:sz w:val="18"/>
-          <w:szCs w:val="18"/>
-        </w:rPr>
-        <w:t xml:space="preserve">dưới đây trên AWS CloudShell (tài khoản STG).\*</w:t>
-      </w:r>
-    </w:p>
     <w:p>
       <w:pPr>
         <w:pBdr>
@@ -2702,7 +2697,7 @@
           <w:sz w:val="24"/>
           <w:szCs w:val="24"/>
         </w:rPr>
-        <w:t xml:space="preserve">■ ⑧ テスト手順・結果</w:t>
+        <w:t xml:space="preserve">■ テスト手順・結果</w:t>
       </w:r>
       <w:r>
         <w:br/>
@@ -2822,7 +2817,7 @@
                 <w:sz w:val="16"/>
                 <w:szCs w:val="16"/>
               </w:rPr>
-              <w:t xml:space="preserve">aws \\\--no-cli-pager logs                    \\\*res=failed\\\*\\\"</w:t>
+              <w:t xml:space="preserve">aws \--no-cli-pager logs                    \\*res=failed\\*\"</w:t>
             </w:r>
           </w:p>
           <w:p>
@@ -2836,7 +2831,7 @@
                 <w:sz w:val="16"/>
                 <w:szCs w:val="16"/>
               </w:rPr>
-              <w:t xml:space="preserve">describe-metric-filters \\\--region           が含まれている Filter</w:t>
+              <w:t xml:space="preserve">describe-metric-filters \--region           が含まれている Filter</w:t>
             </w:r>
           </w:p>
           <w:p>
@@ -2850,7 +2845,7 @@
                 <w:sz w:val="16"/>
                 <w:szCs w:val="16"/>
               </w:rPr>
-              <w:t xml:space="preserve">ap-northeast-1 \\\--log-group-name            pattern có chứa &amp;&amp;</w:t>
+              <w:t xml:space="preserve">ap-northeast-1 \--log-group-name            pattern có chứa &amp;&amp;</w:t>
             </w:r>
           </w:p>
           <w:p>
@@ -2864,7 +2859,7 @@
                 <w:sz w:val="16"/>
                 <w:szCs w:val="16"/>
               </w:rPr>
-              <w:t xml:space="preserve">\\\"/var/log/secure\\\" \\\--query \\\'       message!=\\\"</w:t>
+              <w:t xml:space="preserve">\"/var/log/secure\" \--query \'       message!=\"</w:t>
             </w:r>
           </w:p>
           <w:p>
@@ -2878,7 +2873,7 @@
                 <w:sz w:val="16"/>
                 <w:szCs w:val="16"/>
               </w:rPr>
-              <w:t xml:space="preserve">metricFilters\\\[\\\*\\\].filterPattern\\\'   \\\*res=failed\\\*\\\"</w:t>
+              <w:t xml:space="preserve">metricFilters\[\\*\].filterPattern\'   \\*res=failed\\*\"</w:t>
             </w:r>
           </w:p>
           <w:p>
@@ -2892,194 +2887,222 @@
                 <w:sz w:val="16"/>
                 <w:szCs w:val="16"/>
               </w:rPr>
-              <w:t xml:space="preserve">\\\--output text</w:t>
+              <w:t xml:space="preserve">\--output text</w:t>
+            </w:r>
+          </w:p>
+          <w:p>
+            <w:pPr>
+              <w:spacing w:before="0" w:after="0"/>
+            </w:pPr>
+            <w:r>
+              <w:rPr>
+                <w:rFonts w:ascii="Courier New" w:cs="Courier New" w:eastAsia="Courier New" w:hAnsi="Courier New"/>
+                <w:color w:val="404040"/>
+                <w:sz w:val="16"/>
+                <w:szCs w:val="16"/>
+              </w:rPr>
+              <w:t xml:space="preserve"/>
+            </w:r>
+          </w:p>
+          <w:p>
+            <w:pPr>
+              <w:spacing w:before="0" w:after="0"/>
+            </w:pPr>
+            <w:r>
+              <w:rPr>
+                <w:rFonts w:ascii="Courier New" w:cs="Courier New" w:eastAsia="Courier New" w:hAnsi="Courier New"/>
+                <w:color w:val="404040"/>
+                <w:sz w:val="16"/>
+                <w:szCs w:val="16"/>
+              </w:rPr>
+              <w:t xml:space="preserve">2                 PRD EC2アラームの状態を確認する Xác nhận      全アラームが OK</w:t>
+            </w:r>
+          </w:p>
+          <w:p>
+            <w:pPr>
+              <w:spacing w:before="0" w:after="0"/>
+            </w:pPr>
+            <w:r>
+              <w:rPr>
+                <w:rFonts w:ascii="Courier New" w:cs="Courier New" w:eastAsia="Courier New" w:hAnsi="Courier New"/>
+                <w:color w:val="404040"/>
+                <w:sz w:val="16"/>
+                <w:szCs w:val="16"/>
+              </w:rPr>
+              <w:t xml:space="preserve">trạng thái cảnh báo EC2 PRD aws               状態であること Tất cả</w:t>
+            </w:r>
+          </w:p>
+          <w:p>
+            <w:pPr>
+              <w:spacing w:before="0" w:after="0"/>
+            </w:pPr>
+            <w:r>
+              <w:rPr>
+                <w:rFonts w:ascii="Courier New" w:cs="Courier New" w:eastAsia="Courier New" w:hAnsi="Courier New"/>
+                <w:color w:val="404040"/>
+                <w:sz w:val="16"/>
+                <w:szCs w:val="16"/>
+              </w:rPr>
+              <w:t xml:space="preserve">\--no-cli-pager cloudwatch describe-alarms  cảnh báo ở trạng thái OK</w:t>
+            </w:r>
+          </w:p>
+          <w:p>
+            <w:pPr>
+              <w:spacing w:before="0" w:after="0"/>
+            </w:pPr>
+            <w:r>
+              <w:rPr>
+                <w:rFonts w:ascii="Courier New" w:cs="Courier New" w:eastAsia="Courier New" w:hAnsi="Courier New"/>
+                <w:color w:val="404040"/>
+                <w:sz w:val="16"/>
+                <w:szCs w:val="16"/>
+              </w:rPr>
+              <w:t xml:space="preserve">\--region ap-northeast-1</w:t>
+            </w:r>
+          </w:p>
+          <w:p>
+            <w:pPr>
+              <w:spacing w:before="0" w:after="0"/>
+            </w:pPr>
+            <w:r>
+              <w:rPr>
+                <w:rFonts w:ascii="Courier New" w:cs="Courier New" w:eastAsia="Courier New" w:hAnsi="Courier New"/>
+                <w:color w:val="404040"/>
+                <w:sz w:val="16"/>
+                <w:szCs w:val="16"/>
+              </w:rPr>
+              <w:t xml:space="preserve">\--alarm-name-prefix</w:t>
+            </w:r>
+          </w:p>
+          <w:p>
+            <w:pPr>
+              <w:spacing w:before="0" w:after="0"/>
+            </w:pPr>
+            <w:r>
+              <w:rPr>
+                <w:rFonts w:ascii="Courier New" w:cs="Courier New" w:eastAsia="Courier New" w:hAnsi="Courier New"/>
+                <w:color w:val="404040"/>
+                <w:sz w:val="16"/>
+                <w:szCs w:val="16"/>
+              </w:rPr>
+              <w:t xml:space="preserve">\"ksm-posprd-cw-alarm-ec2\" \--query</w:t>
+            </w:r>
+          </w:p>
+          <w:p>
+            <w:pPr>
+              <w:spacing w:before="0" w:after="0"/>
+            </w:pPr>
+            <w:r>
+              <w:rPr>
+                <w:rFonts w:ascii="Courier New" w:cs="Courier New" w:eastAsia="Courier New" w:hAnsi="Courier New"/>
+                <w:color w:val="404040"/>
+                <w:sz w:val="16"/>
+                <w:szCs w:val="16"/>
+              </w:rPr>
+              <w:t xml:space="preserve">\'MetricAlarms\[\\*\].</w:t>
+            </w:r>
+          </w:p>
+          <w:p>
+            <w:pPr>
+              <w:spacing w:before="0" w:after="0"/>
+            </w:pPr>
+            <w:r>
+              <w:rPr>
+                <w:rFonts w:ascii="Courier New" w:cs="Courier New" w:eastAsia="Courier New" w:hAnsi="Courier New"/>
+                <w:color w:val="404040"/>
+                <w:sz w:val="16"/>
+                <w:szCs w:val="16"/>
+              </w:rPr>
+              <w:t xml:space="preserve">{Name:AlarmName,State:StateValue}\'</w:t>
+            </w:r>
+          </w:p>
+          <w:p>
+            <w:pPr>
+              <w:spacing w:before="0" w:after="0"/>
+            </w:pPr>
+            <w:r>
+              <w:rPr>
+                <w:rFonts w:ascii="Courier New" w:cs="Courier New" w:eastAsia="Courier New" w:hAnsi="Courier New"/>
+                <w:color w:val="404040"/>
+                <w:sz w:val="16"/>
+                <w:szCs w:val="16"/>
+              </w:rPr>
+              <w:t xml:space="preserve">\--output json</w:t>
+            </w:r>
+          </w:p>
+          <w:p>
+            <w:pPr>
+              <w:spacing w:before="0" w:after="0"/>
+            </w:pPr>
+            <w:r>
+              <w:rPr>
+                <w:rFonts w:ascii="Courier New" w:cs="Courier New" w:eastAsia="Courier New" w:hAnsi="Courier New"/>
+                <w:color w:val="404040"/>
+                <w:sz w:val="16"/>
+                <w:szCs w:val="16"/>
+              </w:rPr>
+              <w:t xml:space="preserve"/>
+            </w:r>
+          </w:p>
+          <w:p>
+            <w:pPr>
+              <w:spacing w:before="0" w:after="0"/>
+            </w:pPr>
+            <w:r>
+              <w:rPr>
+                <w:rFonts w:ascii="Courier New" w:cs="Courier New" w:eastAsia="Courier New" w:hAnsi="Courier New"/>
+                <w:color w:val="404040"/>
+                <w:sz w:val="16"/>
+                <w:szCs w:val="16"/>
+              </w:rPr>
+              <w:t xml:space="preserve">3                 B astionに通常のSSHログイン・ログアウ         ALA RMにならないこと</w:t>
+            </w:r>
+          </w:p>
+          <w:p>
+            <w:pPr>
+              <w:spacing w:before="0" w:after="0"/>
+            </w:pPr>
+            <w:r>
+              <w:rPr>
+                <w:rFonts w:ascii="Courier New" w:cs="Courier New" w:eastAsia="Courier New" w:hAnsi="Courier New"/>
+                <w:color w:val="404040"/>
+                <w:sz w:val="16"/>
+                <w:szCs w:val="16"/>
+              </w:rPr>
+              <w:t xml:space="preserve">トを行い、5分後にアラームを確認する Đăng      Không chuyển sang trạng</w:t>
+            </w:r>
+          </w:p>
+          <w:p>
+            <w:pPr>
+              <w:spacing w:before="0" w:after="0"/>
+            </w:pPr>
+            <w:r>
+              <w:rPr>
+                <w:rFonts w:ascii="Courier New" w:cs="Courier New" w:eastAsia="Courier New" w:hAnsi="Courier New"/>
+                <w:color w:val="404040"/>
+                <w:sz w:val="16"/>
+                <w:szCs w:val="16"/>
+              </w:rPr>
+              <w:t xml:space="preserve">nhập/đăng xuất SSH bình thường vào Bastion và thái ALARM</w:t>
+            </w:r>
+          </w:p>
+          <w:p>
+            <w:pPr>
+              <w:spacing w:before="0" w:after="0"/>
+            </w:pPr>
+            <w:r>
+              <w:rPr>
+                <w:rFonts w:ascii="Courier New" w:cs="Courier New" w:eastAsia="Courier New" w:hAnsi="Courier New"/>
+                <w:color w:val="404040"/>
+                <w:sz w:val="16"/>
+                <w:szCs w:val="16"/>
+              </w:rPr>
+              <w:t xml:space="preserve">xác nhận cảnh báo sau 5 phút</w:t>
             </w:r>
           </w:p>
         </w:tc>
       </w:tr>
     </w:tbl>
-    <w:p>
-      <w:pPr>
-        <w:spacing w:before="100" w:after="100"/>
-      </w:pPr>
-      <w:r>
-        <w:rPr>
-          <w:rFonts w:ascii="BIZ UDPGothic" w:cs="BIZ UDPGothic" w:eastAsia="BIZ UDPGothic" w:hAnsi="BIZ UDPGothic"/>
-          <w:color w:val="404040"/>
-          <w:sz w:val="18"/>
-          <w:szCs w:val="18"/>
-        </w:rPr>
-        <w:t xml:space="preserve">2                 PRD EC2アラームの状態を確認する Xác nhận      全アラームが OK</w:t>
-      </w:r>
-    </w:p>
-    <w:p>
-      <w:pPr>
-        <w:spacing w:before="100" w:after="100"/>
-      </w:pPr>
-      <w:r>
-        <w:rPr>
-          <w:rFonts w:ascii="BIZ UDPGothic" w:cs="BIZ UDPGothic" w:eastAsia="BIZ UDPGothic" w:hAnsi="BIZ UDPGothic"/>
-          <w:color w:val="404040"/>
-          <w:sz w:val="18"/>
-          <w:szCs w:val="18"/>
-        </w:rPr>
-        <w:t xml:space="preserve">trạng thái cảnh báo EC2 PRD aws               状態であること Tất cả</w:t>
-      </w:r>
-    </w:p>
-    <w:p>
-      <w:pPr>
-        <w:spacing w:before="100" w:after="100"/>
-      </w:pPr>
-      <w:r>
-        <w:rPr>
-          <w:rFonts w:ascii="BIZ UDPGothic" w:cs="BIZ UDPGothic" w:eastAsia="BIZ UDPGothic" w:hAnsi="BIZ UDPGothic"/>
-          <w:color w:val="404040"/>
-          <w:sz w:val="18"/>
-          <w:szCs w:val="18"/>
-        </w:rPr>
-        <w:t xml:space="preserve">\--no-cli-pager cloudwatch describe-alarms  cảnh báo ở trạng thái OK</w:t>
-      </w:r>
-    </w:p>
-    <w:p>
-      <w:pPr>
-        <w:spacing w:before="100" w:after="100"/>
-      </w:pPr>
-      <w:r>
-        <w:rPr>
-          <w:rFonts w:ascii="BIZ UDPGothic" w:cs="BIZ UDPGothic" w:eastAsia="BIZ UDPGothic" w:hAnsi="BIZ UDPGothic"/>
-          <w:color w:val="404040"/>
-          <w:sz w:val="18"/>
-          <w:szCs w:val="18"/>
-        </w:rPr>
-        <w:t xml:space="preserve">\--region ap-northeast-1</w:t>
-      </w:r>
-    </w:p>
-    <w:p>
-      <w:pPr>
-        <w:spacing w:before="100" w:after="100"/>
-      </w:pPr>
-      <w:r>
-        <w:rPr>
-          <w:rFonts w:ascii="BIZ UDPGothic" w:cs="BIZ UDPGothic" w:eastAsia="BIZ UDPGothic" w:hAnsi="BIZ UDPGothic"/>
-          <w:color w:val="404040"/>
-          <w:sz w:val="18"/>
-          <w:szCs w:val="18"/>
-        </w:rPr>
-        <w:t xml:space="preserve">\--alarm-name-prefix</w:t>
-      </w:r>
-    </w:p>
-    <w:p>
-      <w:pPr>
-        <w:spacing w:before="100" w:after="100"/>
-      </w:pPr>
-      <w:r>
-        <w:rPr>
-          <w:rFonts w:ascii="BIZ UDPGothic" w:cs="BIZ UDPGothic" w:eastAsia="BIZ UDPGothic" w:hAnsi="BIZ UDPGothic"/>
-          <w:color w:val="404040"/>
-          <w:sz w:val="18"/>
-          <w:szCs w:val="18"/>
-        </w:rPr>
-        <w:t xml:space="preserve">\"ksm-posprd-cw-alarm-ec2\" \--query</w:t>
-      </w:r>
-    </w:p>
-    <w:p>
-      <w:pPr>
-        <w:spacing w:before="100" w:after="100"/>
-      </w:pPr>
-      <w:r>
-        <w:rPr>
-          <w:rFonts w:ascii="BIZ UDPGothic" w:cs="BIZ UDPGothic" w:eastAsia="BIZ UDPGothic" w:hAnsi="BIZ UDPGothic"/>
-          <w:color w:val="404040"/>
-          <w:sz w:val="18"/>
-          <w:szCs w:val="18"/>
-        </w:rPr>
-        <w:t xml:space="preserve">\'MetricAlarms\[\*\].</w:t>
-      </w:r>
-    </w:p>
-    <w:p>
-      <w:pPr>
-        <w:spacing w:before="100" w:after="100"/>
-      </w:pPr>
-      <w:r>
-        <w:rPr>
-          <w:rFonts w:ascii="BIZ UDPGothic" w:cs="BIZ UDPGothic" w:eastAsia="BIZ UDPGothic" w:hAnsi="BIZ UDPGothic"/>
-          <w:color w:val="404040"/>
-          <w:sz w:val="18"/>
-          <w:szCs w:val="18"/>
-        </w:rPr>
-        <w:t xml:space="preserve">{Name:AlarmName,State:StateValue}\'</w:t>
-      </w:r>
-    </w:p>
-    <w:p>
-      <w:pPr>
-        <w:spacing w:before="100" w:after="100"/>
-      </w:pPr>
-      <w:r>
-        <w:rPr>
-          <w:rFonts w:ascii="BIZ UDPGothic" w:cs="BIZ UDPGothic" w:eastAsia="BIZ UDPGothic" w:hAnsi="BIZ UDPGothic"/>
-          <w:color w:val="404040"/>
-          <w:sz w:val="18"/>
-          <w:szCs w:val="18"/>
-        </w:rPr>
-        <w:t xml:space="preserve">\--output json</w:t>
-      </w:r>
-    </w:p>
-    <w:p>
-      <w:pPr>
-        <w:spacing w:before="100" w:after="100"/>
-      </w:pPr>
-      <w:r>
-        <w:rPr>
-          <w:rFonts w:ascii="BIZ UDPGothic" w:cs="BIZ UDPGothic" w:eastAsia="BIZ UDPGothic" w:hAnsi="BIZ UDPGothic"/>
-          <w:color w:val="404040"/>
-          <w:sz w:val="18"/>
-          <w:szCs w:val="18"/>
-        </w:rPr>
-        <w:t xml:space="preserve">3                 B astionに通常のSSHログイン・ログアウ         ALA RMにならないこと</w:t>
-      </w:r>
-    </w:p>
-    <w:p>
-      <w:pPr>
-        <w:spacing w:before="100" w:after="100"/>
-      </w:pPr>
-      <w:r>
-        <w:rPr>
-          <w:rFonts w:ascii="BIZ UDPGothic" w:cs="BIZ UDPGothic" w:eastAsia="BIZ UDPGothic" w:hAnsi="BIZ UDPGothic"/>
-          <w:color w:val="404040"/>
-          <w:sz w:val="18"/>
-          <w:szCs w:val="18"/>
-        </w:rPr>
-        <w:t xml:space="preserve">トを行い、5分後にアラームを確認する Đăng      Không chuyển sang trạng</w:t>
-      </w:r>
-    </w:p>
-    <w:p>
-      <w:pPr>
-        <w:spacing w:before="100" w:after="100"/>
-      </w:pPr>
-      <w:r>
-        <w:rPr>
-          <w:rFonts w:ascii="BIZ UDPGothic" w:cs="BIZ UDPGothic" w:eastAsia="BIZ UDPGothic" w:hAnsi="BIZ UDPGothic"/>
-          <w:color w:val="404040"/>
-          <w:sz w:val="18"/>
-          <w:szCs w:val="18"/>
-        </w:rPr>
-        <w:t xml:space="preserve">nhập/đăng xuất SSH bình thường vào Bastion và thái ALARM</w:t>
-      </w:r>
-    </w:p>
-    <w:p>
-      <w:pPr>
-        <w:spacing w:before="100" w:after="100"/>
-      </w:pPr>
-      <w:r>
-        <w:rPr>
-          <w:rFonts w:ascii="BIZ UDPGothic" w:cs="BIZ UDPGothic" w:eastAsia="BIZ UDPGothic" w:hAnsi="BIZ UDPGothic"/>
-          <w:color w:val="404040"/>
-          <w:sz w:val="18"/>
-          <w:szCs w:val="18"/>
-        </w:rPr>
-        <w:t xml:space="preserve">xác nhận cảnh báo sau 5 phút</w:t>
-      </w:r>
-    </w:p>
     <w:p>
       <w:pPr>
         <w:spacing w:before="100" w:after="100"/>
@@ -3183,7 +3206,7 @@
                 <w:sz w:val="16"/>
                 <w:szCs w:val="16"/>
               </w:rPr>
-              <w:t xml:space="preserve">aws \\\--no-cli-pager logs                    \\\*res=failed\\\*\\\"</w:t>
+              <w:t xml:space="preserve">aws \--no-cli-pager logs                    \\*res=failed\\*\"</w:t>
             </w:r>
           </w:p>
           <w:p>
@@ -3197,7 +3220,7 @@
                 <w:sz w:val="16"/>
                 <w:szCs w:val="16"/>
               </w:rPr>
-              <w:t xml:space="preserve">describe-metric-filters \\\--region           が含まれている Filter</w:t>
+              <w:t xml:space="preserve">describe-metric-filters \--region           が含まれている Filter</w:t>
             </w:r>
           </w:p>
           <w:p>
@@ -3211,7 +3234,7 @@
                 <w:sz w:val="16"/>
                 <w:szCs w:val="16"/>
               </w:rPr>
-              <w:t xml:space="preserve">ap-northeast-1 \\\--log-group-name            pattern có chứa &amp;&amp;</w:t>
+              <w:t xml:space="preserve">ap-northeast-1 \--log-group-name            pattern có chứa &amp;&amp;</w:t>
             </w:r>
           </w:p>
           <w:p>
@@ -3225,7 +3248,7 @@
                 <w:sz w:val="16"/>
                 <w:szCs w:val="16"/>
               </w:rPr>
-              <w:t xml:space="preserve">\\\"/var/log/secure\\\" \\\--query \\\'       message!=\\\"</w:t>
+              <w:t xml:space="preserve">\"/var/log/secure\" \--query \'       message!=\"</w:t>
             </w:r>
           </w:p>
           <w:p>
@@ -3239,7 +3262,7 @@
                 <w:sz w:val="16"/>
                 <w:szCs w:val="16"/>
               </w:rPr>
-              <w:t xml:space="preserve">metricFilters\\\[\\\*\\\].filterPattern\\\'   \\\*res=failed\\\*\\\"</w:t>
+              <w:t xml:space="preserve">metricFilters\[\\*\].filterPattern\'   \\*res=failed\\*\"</w:t>
             </w:r>
           </w:p>
           <w:p>
@@ -3253,194 +3276,222 @@
                 <w:sz w:val="16"/>
                 <w:szCs w:val="16"/>
               </w:rPr>
-              <w:t xml:space="preserve">\\\--output text</w:t>
+              <w:t xml:space="preserve">\--output text</w:t>
+            </w:r>
+          </w:p>
+          <w:p>
+            <w:pPr>
+              <w:spacing w:before="0" w:after="0"/>
+            </w:pPr>
+            <w:r>
+              <w:rPr>
+                <w:rFonts w:ascii="Courier New" w:cs="Courier New" w:eastAsia="Courier New" w:hAnsi="Courier New"/>
+                <w:color w:val="404040"/>
+                <w:sz w:val="16"/>
+                <w:szCs w:val="16"/>
+              </w:rPr>
+              <w:t xml:space="preserve"/>
+            </w:r>
+          </w:p>
+          <w:p>
+            <w:pPr>
+              <w:spacing w:before="0" w:after="0"/>
+            </w:pPr>
+            <w:r>
+              <w:rPr>
+                <w:rFonts w:ascii="Courier New" w:cs="Courier New" w:eastAsia="Courier New" w:hAnsi="Courier New"/>
+                <w:color w:val="404040"/>
+                <w:sz w:val="16"/>
+                <w:szCs w:val="16"/>
+              </w:rPr>
+              <w:t xml:space="preserve">2                 STG EC2アラームの状態を確認する Xác nhận      全アラームが OK</w:t>
+            </w:r>
+          </w:p>
+          <w:p>
+            <w:pPr>
+              <w:spacing w:before="0" w:after="0"/>
+            </w:pPr>
+            <w:r>
+              <w:rPr>
+                <w:rFonts w:ascii="Courier New" w:cs="Courier New" w:eastAsia="Courier New" w:hAnsi="Courier New"/>
+                <w:color w:val="404040"/>
+                <w:sz w:val="16"/>
+                <w:szCs w:val="16"/>
+              </w:rPr>
+              <w:t xml:space="preserve">trạng thái cảnh báo EC2 STG aws               状態であること Tất cả</w:t>
+            </w:r>
+          </w:p>
+          <w:p>
+            <w:pPr>
+              <w:spacing w:before="0" w:after="0"/>
+            </w:pPr>
+            <w:r>
+              <w:rPr>
+                <w:rFonts w:ascii="Courier New" w:cs="Courier New" w:eastAsia="Courier New" w:hAnsi="Courier New"/>
+                <w:color w:val="404040"/>
+                <w:sz w:val="16"/>
+                <w:szCs w:val="16"/>
+              </w:rPr>
+              <w:t xml:space="preserve">\--no-cli-pager cloudwatch describe-alarms  cảnh báo ở trạng thái OK</w:t>
+            </w:r>
+          </w:p>
+          <w:p>
+            <w:pPr>
+              <w:spacing w:before="0" w:after="0"/>
+            </w:pPr>
+            <w:r>
+              <w:rPr>
+                <w:rFonts w:ascii="Courier New" w:cs="Courier New" w:eastAsia="Courier New" w:hAnsi="Courier New"/>
+                <w:color w:val="404040"/>
+                <w:sz w:val="16"/>
+                <w:szCs w:val="16"/>
+              </w:rPr>
+              <w:t xml:space="preserve">\--region ap-northeast-1</w:t>
+            </w:r>
+          </w:p>
+          <w:p>
+            <w:pPr>
+              <w:spacing w:before="0" w:after="0"/>
+            </w:pPr>
+            <w:r>
+              <w:rPr>
+                <w:rFonts w:ascii="Courier New" w:cs="Courier New" w:eastAsia="Courier New" w:hAnsi="Courier New"/>
+                <w:color w:val="404040"/>
+                <w:sz w:val="16"/>
+                <w:szCs w:val="16"/>
+              </w:rPr>
+              <w:t xml:space="preserve">\--alarm-name-prefix</w:t>
+            </w:r>
+          </w:p>
+          <w:p>
+            <w:pPr>
+              <w:spacing w:before="0" w:after="0"/>
+            </w:pPr>
+            <w:r>
+              <w:rPr>
+                <w:rFonts w:ascii="Courier New" w:cs="Courier New" w:eastAsia="Courier New" w:hAnsi="Courier New"/>
+                <w:color w:val="404040"/>
+                <w:sz w:val="16"/>
+                <w:szCs w:val="16"/>
+              </w:rPr>
+              <w:t xml:space="preserve">\"ksm-posstg-cw-alarm-ec2\" \--query</w:t>
+            </w:r>
+          </w:p>
+          <w:p>
+            <w:pPr>
+              <w:spacing w:before="0" w:after="0"/>
+            </w:pPr>
+            <w:r>
+              <w:rPr>
+                <w:rFonts w:ascii="Courier New" w:cs="Courier New" w:eastAsia="Courier New" w:hAnsi="Courier New"/>
+                <w:color w:val="404040"/>
+                <w:sz w:val="16"/>
+                <w:szCs w:val="16"/>
+              </w:rPr>
+              <w:t xml:space="preserve">\'MetricAlarms\[\\*\].</w:t>
+            </w:r>
+          </w:p>
+          <w:p>
+            <w:pPr>
+              <w:spacing w:before="0" w:after="0"/>
+            </w:pPr>
+            <w:r>
+              <w:rPr>
+                <w:rFonts w:ascii="Courier New" w:cs="Courier New" w:eastAsia="Courier New" w:hAnsi="Courier New"/>
+                <w:color w:val="404040"/>
+                <w:sz w:val="16"/>
+                <w:szCs w:val="16"/>
+              </w:rPr>
+              <w:t xml:space="preserve">{Name:AlarmName,State:StateValue}\'</w:t>
+            </w:r>
+          </w:p>
+          <w:p>
+            <w:pPr>
+              <w:spacing w:before="0" w:after="0"/>
+            </w:pPr>
+            <w:r>
+              <w:rPr>
+                <w:rFonts w:ascii="Courier New" w:cs="Courier New" w:eastAsia="Courier New" w:hAnsi="Courier New"/>
+                <w:color w:val="404040"/>
+                <w:sz w:val="16"/>
+                <w:szCs w:val="16"/>
+              </w:rPr>
+              <w:t xml:space="preserve">\--output json</w:t>
+            </w:r>
+          </w:p>
+          <w:p>
+            <w:pPr>
+              <w:spacing w:before="0" w:after="0"/>
+            </w:pPr>
+            <w:r>
+              <w:rPr>
+                <w:rFonts w:ascii="Courier New" w:cs="Courier New" w:eastAsia="Courier New" w:hAnsi="Courier New"/>
+                <w:color w:val="404040"/>
+                <w:sz w:val="16"/>
+                <w:szCs w:val="16"/>
+              </w:rPr>
+              <w:t xml:space="preserve"/>
+            </w:r>
+          </w:p>
+          <w:p>
+            <w:pPr>
+              <w:spacing w:before="0" w:after="0"/>
+            </w:pPr>
+            <w:r>
+              <w:rPr>
+                <w:rFonts w:ascii="Courier New" w:cs="Courier New" w:eastAsia="Courier New" w:hAnsi="Courier New"/>
+                <w:color w:val="404040"/>
+                <w:sz w:val="16"/>
+                <w:szCs w:val="16"/>
+              </w:rPr>
+              <w:t xml:space="preserve">3                 BastionにSSHログイン・ログアウ                ALA RMにならないこと</w:t>
+            </w:r>
+          </w:p>
+          <w:p>
+            <w:pPr>
+              <w:spacing w:before="0" w:after="0"/>
+            </w:pPr>
+            <w:r>
+              <w:rPr>
+                <w:rFonts w:ascii="Courier New" w:cs="Courier New" w:eastAsia="Courier New" w:hAnsi="Courier New"/>
+                <w:color w:val="404040"/>
+                <w:sz w:val="16"/>
+                <w:szCs w:val="16"/>
+              </w:rPr>
+              <w:t xml:space="preserve">トを行い、5分後にアラームを確認する Đăng      Không chuyển sang trạng</w:t>
+            </w:r>
+          </w:p>
+          <w:p>
+            <w:pPr>
+              <w:spacing w:before="0" w:after="0"/>
+            </w:pPr>
+            <w:r>
+              <w:rPr>
+                <w:rFonts w:ascii="Courier New" w:cs="Courier New" w:eastAsia="Courier New" w:hAnsi="Courier New"/>
+                <w:color w:val="404040"/>
+                <w:sz w:val="16"/>
+                <w:szCs w:val="16"/>
+              </w:rPr>
+              <w:t xml:space="preserve">nhập/đăng xuất SSH vào Bastion và xác nhận    thái ALARM</w:t>
+            </w:r>
+          </w:p>
+          <w:p>
+            <w:pPr>
+              <w:spacing w:before="0" w:after="0"/>
+            </w:pPr>
+            <w:r>
+              <w:rPr>
+                <w:rFonts w:ascii="Courier New" w:cs="Courier New" w:eastAsia="Courier New" w:hAnsi="Courier New"/>
+                <w:color w:val="404040"/>
+                <w:sz w:val="16"/>
+                <w:szCs w:val="16"/>
+              </w:rPr>
+              <w:t xml:space="preserve">cảnh báo sau 5 phút</w:t>
             </w:r>
           </w:p>
         </w:tc>
       </w:tr>
     </w:tbl>
-    <w:p>
-      <w:pPr>
-        <w:spacing w:before="100" w:after="100"/>
-      </w:pPr>
-      <w:r>
-        <w:rPr>
-          <w:rFonts w:ascii="BIZ UDPGothic" w:cs="BIZ UDPGothic" w:eastAsia="BIZ UDPGothic" w:hAnsi="BIZ UDPGothic"/>
-          <w:color w:val="404040"/>
-          <w:sz w:val="18"/>
-          <w:szCs w:val="18"/>
-        </w:rPr>
-        <w:t xml:space="preserve">2                 STG EC2アラームの状態を確認する Xác nhận      全アラームが OK</w:t>
-      </w:r>
-    </w:p>
-    <w:p>
-      <w:pPr>
-        <w:spacing w:before="100" w:after="100"/>
-      </w:pPr>
-      <w:r>
-        <w:rPr>
-          <w:rFonts w:ascii="BIZ UDPGothic" w:cs="BIZ UDPGothic" w:eastAsia="BIZ UDPGothic" w:hAnsi="BIZ UDPGothic"/>
-          <w:color w:val="404040"/>
-          <w:sz w:val="18"/>
-          <w:szCs w:val="18"/>
-        </w:rPr>
-        <w:t xml:space="preserve">trạng thái cảnh báo EC2 STG aws               状態であること Tất cả</w:t>
-      </w:r>
-    </w:p>
-    <w:p>
-      <w:pPr>
-        <w:spacing w:before="100" w:after="100"/>
-      </w:pPr>
-      <w:r>
-        <w:rPr>
-          <w:rFonts w:ascii="BIZ UDPGothic" w:cs="BIZ UDPGothic" w:eastAsia="BIZ UDPGothic" w:hAnsi="BIZ UDPGothic"/>
-          <w:color w:val="404040"/>
-          <w:sz w:val="18"/>
-          <w:szCs w:val="18"/>
-        </w:rPr>
-        <w:t xml:space="preserve">\--no-cli-pager cloudwatch describe-alarms  cảnh báo ở trạng thái OK</w:t>
-      </w:r>
-    </w:p>
-    <w:p>
-      <w:pPr>
-        <w:spacing w:before="100" w:after="100"/>
-      </w:pPr>
-      <w:r>
-        <w:rPr>
-          <w:rFonts w:ascii="BIZ UDPGothic" w:cs="BIZ UDPGothic" w:eastAsia="BIZ UDPGothic" w:hAnsi="BIZ UDPGothic"/>
-          <w:color w:val="404040"/>
-          <w:sz w:val="18"/>
-          <w:szCs w:val="18"/>
-        </w:rPr>
-        <w:t xml:space="preserve">\--region ap-northeast-1</w:t>
-      </w:r>
-    </w:p>
-    <w:p>
-      <w:pPr>
-        <w:spacing w:before="100" w:after="100"/>
-      </w:pPr>
-      <w:r>
-        <w:rPr>
-          <w:rFonts w:ascii="BIZ UDPGothic" w:cs="BIZ UDPGothic" w:eastAsia="BIZ UDPGothic" w:hAnsi="BIZ UDPGothic"/>
-          <w:color w:val="404040"/>
-          <w:sz w:val="18"/>
-          <w:szCs w:val="18"/>
-        </w:rPr>
-        <w:t xml:space="preserve">\--alarm-name-prefix</w:t>
-      </w:r>
-    </w:p>
-    <w:p>
-      <w:pPr>
-        <w:spacing w:before="100" w:after="100"/>
-      </w:pPr>
-      <w:r>
-        <w:rPr>
-          <w:rFonts w:ascii="BIZ UDPGothic" w:cs="BIZ UDPGothic" w:eastAsia="BIZ UDPGothic" w:hAnsi="BIZ UDPGothic"/>
-          <w:color w:val="404040"/>
-          <w:sz w:val="18"/>
-          <w:szCs w:val="18"/>
-        </w:rPr>
-        <w:t xml:space="preserve">\"ksm-posstg-cw-alarm-ec2\" \--query</w:t>
-      </w:r>
-    </w:p>
-    <w:p>
-      <w:pPr>
-        <w:spacing w:before="100" w:after="100"/>
-      </w:pPr>
-      <w:r>
-        <w:rPr>
-          <w:rFonts w:ascii="BIZ UDPGothic" w:cs="BIZ UDPGothic" w:eastAsia="BIZ UDPGothic" w:hAnsi="BIZ UDPGothic"/>
-          <w:color w:val="404040"/>
-          <w:sz w:val="18"/>
-          <w:szCs w:val="18"/>
-        </w:rPr>
-        <w:t xml:space="preserve">\'MetricAlarms\[\*\].</w:t>
-      </w:r>
-    </w:p>
-    <w:p>
-      <w:pPr>
-        <w:spacing w:before="100" w:after="100"/>
-      </w:pPr>
-      <w:r>
-        <w:rPr>
-          <w:rFonts w:ascii="BIZ UDPGothic" w:cs="BIZ UDPGothic" w:eastAsia="BIZ UDPGothic" w:hAnsi="BIZ UDPGothic"/>
-          <w:color w:val="404040"/>
-          <w:sz w:val="18"/>
-          <w:szCs w:val="18"/>
-        </w:rPr>
-        <w:t xml:space="preserve">{Name:AlarmName,State:StateValue}\'</w:t>
-      </w:r>
-    </w:p>
-    <w:p>
-      <w:pPr>
-        <w:spacing w:before="100" w:after="100"/>
-      </w:pPr>
-      <w:r>
-        <w:rPr>
-          <w:rFonts w:ascii="BIZ UDPGothic" w:cs="BIZ UDPGothic" w:eastAsia="BIZ UDPGothic" w:hAnsi="BIZ UDPGothic"/>
-          <w:color w:val="404040"/>
-          <w:sz w:val="18"/>
-          <w:szCs w:val="18"/>
-        </w:rPr>
-        <w:t xml:space="preserve">\--output json</w:t>
-      </w:r>
-    </w:p>
-    <w:p>
-      <w:pPr>
-        <w:spacing w:before="100" w:after="100"/>
-      </w:pPr>
-      <w:r>
-        <w:rPr>
-          <w:rFonts w:ascii="BIZ UDPGothic" w:cs="BIZ UDPGothic" w:eastAsia="BIZ UDPGothic" w:hAnsi="BIZ UDPGothic"/>
-          <w:color w:val="404040"/>
-          <w:sz w:val="18"/>
-          <w:szCs w:val="18"/>
-        </w:rPr>
-        <w:t xml:space="preserve">3                 BastionにSSHログイン・ログアウ                ALA RMにならないこと</w:t>
-      </w:r>
-    </w:p>
-    <w:p>
-      <w:pPr>
-        <w:spacing w:before="100" w:after="100"/>
-      </w:pPr>
-      <w:r>
-        <w:rPr>
-          <w:rFonts w:ascii="BIZ UDPGothic" w:cs="BIZ UDPGothic" w:eastAsia="BIZ UDPGothic" w:hAnsi="BIZ UDPGothic"/>
-          <w:color w:val="404040"/>
-          <w:sz w:val="18"/>
-          <w:szCs w:val="18"/>
-        </w:rPr>
-        <w:t xml:space="preserve">トを行い、5分後にアラームを確認する Đăng      Không chuyển sang trạng</w:t>
-      </w:r>
-    </w:p>
-    <w:p>
-      <w:pPr>
-        <w:spacing w:before="100" w:after="100"/>
-      </w:pPr>
-      <w:r>
-        <w:rPr>
-          <w:rFonts w:ascii="BIZ UDPGothic" w:cs="BIZ UDPGothic" w:eastAsia="BIZ UDPGothic" w:hAnsi="BIZ UDPGothic"/>
-          <w:color w:val="404040"/>
-          <w:sz w:val="18"/>
-          <w:szCs w:val="18"/>
-        </w:rPr>
-        <w:t xml:space="preserve">nhập/đăng xuất SSH vào Bastion và xác nhận    thái ALARM</w:t>
-      </w:r>
-    </w:p>
-    <w:p>
-      <w:pPr>
-        <w:spacing w:before="100" w:after="100"/>
-      </w:pPr>
-      <w:r>
-        <w:rPr>
-          <w:rFonts w:ascii="BIZ UDPGothic" w:cs="BIZ UDPGothic" w:eastAsia="BIZ UDPGothic" w:hAnsi="BIZ UDPGothic"/>
-          <w:color w:val="404040"/>
-          <w:sz w:val="18"/>
-          <w:szCs w:val="18"/>
-        </w:rPr>
-        <w:t xml:space="preserve">cảnh báo sau 5 phút</w:t>
-      </w:r>
-    </w:p>
     <w:p>
       <w:pPr>
         <w:spacing w:before="100" w:after="100"/>
@@ -3965,7 +4016,7 @@
           <w:sz w:val="24"/>
           <w:szCs w:val="24"/>
         </w:rPr>
-        <w:t xml:space="preserve">■ ⑨ 改廃履歴</w:t>
+        <w:t xml:space="preserve">■ 改廃履歴</w:t>
       </w:r>
       <w:r>
         <w:br/>

--- a/40_AWS/05_改修資料/KSM_AWS_MOD_003_改修指示書_EC2アラームフィルター修正_ja_vi.docx
+++ b/40_AWS/05_改修資料/KSM_AWS_MOD_003_改修指示書_EC2アラームフィルター修正_ja_vi.docx
@@ -1310,7 +1310,7 @@
           <w:sz w:val="24"/>
           <w:szCs w:val="24"/>
         </w:rPr>
-        <w:t xml:space="preserve">■ 実施判断のご確認</w:t>
+        <w:t xml:space="preserve">■ 0. 実施判断のご確認** *Xác nhận quyết định thực hiện*</w:t>
       </w:r>
       <w:r>
         <w:br/>
@@ -1324,911 +1324,7 @@
           <w:sz w:val="17"/>
           <w:szCs w:val="17"/>
         </w:rPr>
-        <w:t xml:space="preserve">　Xác Nhận Quyết Định Thực Hiện</w:t>
-      </w:r>
-    </w:p>
-    <w:p>
-      <w:pPr>
-        <w:spacing w:before="100" w:after="100"/>
-      </w:pPr>
-      <w:r>
-        <w:rPr>
-          <w:rFonts w:ascii="BIZ UDPGothic" w:cs="BIZ UDPGothic" w:eastAsia="BIZ UDPGothic" w:hAnsi="BIZ UDPGothic"/>
-          <w:color w:val="404040"/>
-          <w:sz w:val="18"/>
-          <w:szCs w:val="18"/>
-        </w:rPr>
-        <w:t xml:space="preserve">問題                            フィルターパターンに \"fail\"</w:t>
-      </w:r>
-    </w:p>
-    <w:p>
-      <w:pPr>
-        <w:spacing w:before="100" w:after="100"/>
-      </w:pPr>
-      <w:r>
-        <w:rPr>
-          <w:rFonts w:ascii="BIZ UDPGothic" w:cs="BIZ UDPGothic" w:eastAsia="BIZ UDPGothic" w:hAnsi="BIZ UDPGothic"/>
-          <w:color w:val="404040"/>
-          <w:sz w:val="18"/>
-          <w:szCs w:val="18"/>
-        </w:rPr>
-        <w:t xml:space="preserve">が含まれるためPAMセッション終了時の正常</w:t>
-      </w:r>
-    </w:p>
-    <w:p>
-      <w:pPr>
-        <w:spacing w:before="100" w:after="100"/>
-      </w:pPr>
-      <w:r>
-        <w:rPr>
-          <w:rFonts w:ascii="BIZ UDPGothic" w:cs="BIZ UDPGothic" w:eastAsia="BIZ UDPGothic" w:hAnsi="BIZ UDPGothic"/>
-          <w:color w:val="404040"/>
-          <w:sz w:val="18"/>
-          <w:szCs w:val="18"/>
-        </w:rPr>
-        <w:t xml:space="preserve">ログ（res=failed）に誤反応し、EC2アラームが誤検知で</w:t>
-      </w:r>
-    </w:p>
-    <w:p>
-      <w:pPr>
-        <w:spacing w:before="100" w:after="100"/>
-      </w:pPr>
-      <w:r>
-        <w:rPr>
-          <w:rFonts w:ascii="BIZ UDPGothic" w:cs="BIZ UDPGothic" w:eastAsia="BIZ UDPGothic" w:hAnsi="BIZ UDPGothic"/>
-          <w:color w:val="404040"/>
-          <w:sz w:val="18"/>
-          <w:szCs w:val="18"/>
-        </w:rPr>
-        <w:t xml:space="preserve">ALARM 状態になる Vì filter pattern có chứa</w:t>
-      </w:r>
-    </w:p>
-    <w:p>
-      <w:pPr>
-        <w:spacing w:before="100" w:after="100"/>
-      </w:pPr>
-      <w:r>
-        <w:rPr>
-          <w:rFonts w:ascii="BIZ UDPGothic" w:cs="BIZ UDPGothic" w:eastAsia="BIZ UDPGothic" w:hAnsi="BIZ UDPGothic"/>
-          <w:color w:val="404040"/>
-          <w:sz w:val="18"/>
-          <w:szCs w:val="18"/>
-        </w:rPr>
-        <w:t xml:space="preserve">\"fail\", log bình thường lúc kết thúc phiên</w:t>
-      </w:r>
-    </w:p>
-    <w:p>
-      <w:pPr>
-        <w:spacing w:before="100" w:after="100"/>
-      </w:pPr>
-      <w:r>
-        <w:rPr>
-          <w:rFonts w:ascii="BIZ UDPGothic" w:cs="BIZ UDPGothic" w:eastAsia="BIZ UDPGothic" w:hAnsi="BIZ UDPGothic"/>
-          <w:color w:val="404040"/>
-          <w:sz w:val="18"/>
-          <w:szCs w:val="18"/>
-        </w:rPr>
-        <w:t xml:space="preserve">PAM (res=failed) bị phát hiện nhầm, khiến cảnh báo</w:t>
-      </w:r>
-    </w:p>
-    <w:p>
-      <w:pPr>
-        <w:spacing w:before="100" w:after="100"/>
-      </w:pPr>
-      <w:r>
-        <w:rPr>
-          <w:rFonts w:ascii="BIZ UDPGothic" w:cs="BIZ UDPGothic" w:eastAsia="BIZ UDPGothic" w:hAnsi="BIZ UDPGothic"/>
-          <w:color w:val="404040"/>
-          <w:sz w:val="18"/>
-          <w:szCs w:val="18"/>
-        </w:rPr>
-        <w:t xml:space="preserve">EC2 chuyển sang trạng thái ALARM (False Positive)</w:t>
-      </w:r>
-    </w:p>
-    <w:p>
-      <w:pPr>
-        <w:spacing w:before="100" w:after="100"/>
-      </w:pPr>
-      <w:r>
-        <w:rPr>
-          <w:rFonts w:ascii="BIZ UDPGothic" w:cs="BIZ UDPGothic" w:eastAsia="BIZ UDPGothic" w:hAnsi="BIZ UDPGothic"/>
-          <w:color w:val="404040"/>
-          <w:sz w:val="18"/>
-          <w:szCs w:val="18"/>
-        </w:rPr>
-        <w:t xml:space="preserve">変更内容 thay đổi\*                 フィルターパターンに &amp;&amp;</w:t>
-      </w:r>
-    </w:p>
-    <w:p>
-      <w:pPr>
-        <w:spacing w:before="100" w:after="100"/>
-      </w:pPr>
-      <w:r>
-        <w:rPr>
-          <w:rFonts w:ascii="BIZ UDPGothic" w:cs="BIZ UDPGothic" w:eastAsia="BIZ UDPGothic" w:hAnsi="BIZ UDPGothic"/>
-          <w:color w:val="404040"/>
-          <w:sz w:val="18"/>
-          <w:szCs w:val="18"/>
-        </w:rPr>
-        <w:t xml:space="preserve">message!=\"\*res=failed\*\"</w:t>
-      </w:r>
-    </w:p>
-    <w:p>
-      <w:pPr>
-        <w:spacing w:before="100" w:after="100"/>
-      </w:pPr>
-      <w:r>
-        <w:rPr>
-          <w:rFonts w:ascii="BIZ UDPGothic" w:cs="BIZ UDPGothic" w:eastAsia="BIZ UDPGothic" w:hAnsi="BIZ UDPGothic"/>
-          <w:color w:val="404040"/>
-          <w:sz w:val="18"/>
-          <w:szCs w:val="18"/>
-        </w:rPr>
-        <w:t xml:space="preserve">除外条件を追加する Thêm điều kiện loại trừ &amp;&amp;</w:t>
-      </w:r>
-    </w:p>
-    <w:p>
-      <w:pPr>
-        <w:spacing w:before="100" w:after="100"/>
-      </w:pPr>
-      <w:r>
-        <w:rPr>
-          <w:rFonts w:ascii="BIZ UDPGothic" w:cs="BIZ UDPGothic" w:eastAsia="BIZ UDPGothic" w:hAnsi="BIZ UDPGothic"/>
-          <w:color w:val="404040"/>
-          <w:sz w:val="18"/>
-          <w:szCs w:val="18"/>
-        </w:rPr>
-        <w:t xml:space="preserve">message!=\"\*res=failed\*\" vào filter</w:t>
-      </w:r>
-    </w:p>
-    <w:p>
-      <w:pPr>
-        <w:spacing w:before="100" w:after="100"/>
-      </w:pPr>
-      <w:r>
-        <w:rPr>
-          <w:rFonts w:ascii="BIZ UDPGothic" w:cs="BIZ UDPGothic" w:eastAsia="BIZ UDPGothic" w:hAnsi="BIZ UDPGothic"/>
-          <w:color w:val="404040"/>
-          <w:sz w:val="18"/>
-          <w:szCs w:val="18"/>
-        </w:rPr>
-        <w:t xml:space="preserve">pattern</w:t>
-      </w:r>
-    </w:p>
-    <w:p>
-      <w:pPr>
-        <w:spacing w:before="100" w:after="100"/>
-      </w:pPr>
-      <w:r>
-        <w:rPr>
-          <w:rFonts w:ascii="BIZ UDPGothic" w:cs="BIZ UDPGothic" w:eastAsia="BIZ UDPGothic" w:hAnsi="BIZ UDPGothic"/>
-          <w:color w:val="404040"/>
-          <w:sz w:val="18"/>
-          <w:szCs w:val="18"/>
-        </w:rPr>
-        <w:t xml:space="preserve">対象                                PRD・STG 各4ロググループ（合計8フィルター） Mỗi 4 Log</w:t>
-      </w:r>
-    </w:p>
-    <w:p>
-      <w:pPr>
-        <w:spacing w:before="100" w:after="100"/>
-      </w:pPr>
-      <w:r>
-        <w:rPr>
-          <w:rFonts w:ascii="BIZ UDPGothic" w:cs="BIZ UDPGothic" w:eastAsia="BIZ UDPGothic" w:hAnsi="BIZ UDPGothic"/>
-          <w:color w:val="404040"/>
-          <w:sz w:val="18"/>
-          <w:szCs w:val="18"/>
-        </w:rPr>
-        <w:t xml:space="preserve">Group của PRD và STG (tổng 8 filter)</w:t>
-      </w:r>
-    </w:p>
-    <w:p>
-      <w:pPr>
-        <w:spacing w:before="100" w:after="100"/>
-      </w:pPr>
-      <w:r>
-        <w:rPr>
-          <w:rFonts w:ascii="BIZ UDPGothic" w:cs="BIZ UDPGothic" w:eastAsia="BIZ UDPGothic" w:hAnsi="BIZ UDPGothic"/>
-          <w:color w:val="404040"/>
-          <w:sz w:val="18"/>
-          <w:szCs w:val="18"/>
-        </w:rPr>
-        <w:t xml:space="preserve">ダウンタイム                        なし Không có</w:t>
-      </w:r>
-    </w:p>
-    <w:p>
-      <w:pPr>
-        <w:spacing w:before="100" w:after="100"/>
-      </w:pPr>
-      <w:r>
-        <w:rPr>
-          <w:rFonts w:ascii="BIZ UDPGothic" w:cs="BIZ UDPGothic" w:eastAsia="BIZ UDPGothic" w:hAnsi="BIZ UDPGothic"/>
-          <w:color w:val="404040"/>
-          <w:sz w:val="18"/>
-          <w:szCs w:val="18"/>
-        </w:rPr>
-        <w:t xml:space="preserve">N o . N o .</w:t>
-      </w:r>
-    </w:p>
-    <w:p>
-      <w:pPr>
-        <w:spacing w:before="100" w:after="100"/>
-      </w:pPr>
-      <w:r>
-        <w:rPr>
-          <w:rFonts w:ascii="BIZ UDPGothic" w:cs="BIZ UDPGothic" w:eastAsia="BIZ UDPGothic" w:hAnsi="BIZ UDPGothic"/>
-          <w:color w:val="404040"/>
-          <w:sz w:val="18"/>
-          <w:szCs w:val="18"/>
-        </w:rPr>
-        <w:t xml:space="preserve">1                                   フィルターパターンに res=failed</w:t>
-      </w:r>
-    </w:p>
-    <w:p>
-      <w:pPr>
-        <w:spacing w:before="100" w:after="100"/>
-      </w:pPr>
-      <w:r>
-        <w:rPr>
-          <w:rFonts w:ascii="BIZ UDPGothic" w:cs="BIZ UDPGothic" w:eastAsia="BIZ UDPGothic" w:hAnsi="BIZ UDPGothic"/>
-          <w:color w:val="404040"/>
-          <w:sz w:val="18"/>
-          <w:szCs w:val="18"/>
-        </w:rPr>
-        <w:t xml:space="preserve">除外条件を追加することを了解した Đã đồng ý thêm điều</w:t>
-      </w:r>
-    </w:p>
-    <w:p>
-      <w:pPr>
-        <w:spacing w:before="100" w:after="100"/>
-      </w:pPr>
-      <w:r>
-        <w:rPr>
-          <w:rFonts w:ascii="BIZ UDPGothic" w:cs="BIZ UDPGothic" w:eastAsia="BIZ UDPGothic" w:hAnsi="BIZ UDPGothic"/>
-          <w:color w:val="404040"/>
-          <w:sz w:val="18"/>
-          <w:szCs w:val="18"/>
-        </w:rPr>
-        <w:t xml:space="preserve">kiện loại trừ res=failed vào filter pattern</w:t>
-      </w:r>
-    </w:p>
-    <w:p>
-      <w:pPr>
-        <w:spacing w:before="100" w:after="100"/>
-      </w:pPr>
-      <w:r>
-        <w:rPr>
-          <w:rFonts w:ascii="BIZ UDPGothic" w:cs="BIZ UDPGothic" w:eastAsia="BIZ UDPGothic" w:hAnsi="BIZ UDPGothic"/>
-          <w:color w:val="404040"/>
-          <w:sz w:val="18"/>
-          <w:szCs w:val="18"/>
-        </w:rPr>
-        <w:t xml:space="preserve">2                                   本改修の実施を承認する Phê duyệt việc thực hiện sửa</w:t>
-      </w:r>
-    </w:p>
-    <w:p>
-      <w:pPr>
-        <w:spacing w:before="100" w:after="100"/>
-      </w:pPr>
-      <w:r>
-        <w:rPr>
-          <w:rFonts w:ascii="BIZ UDPGothic" w:cs="BIZ UDPGothic" w:eastAsia="BIZ UDPGothic" w:hAnsi="BIZ UDPGothic"/>
-          <w:color w:val="404040"/>
-          <w:sz w:val="18"/>
-          <w:szCs w:val="18"/>
-        </w:rPr>
-        <w:t xml:space="preserve">đổi này</w:t>
-      </w:r>
-    </w:p>
-    <w:p>
-      <w:pPr>
-        <w:spacing w:before="100" w:after="100"/>
-      </w:pPr>
-      <w:r>
-        <w:rPr>
-          <w:rFonts w:ascii="BIZ UDPGothic" w:cs="BIZ UDPGothic" w:eastAsia="BIZ UDPGothic" w:hAnsi="BIZ UDPGothic"/>
-          <w:color w:val="404040"/>
-          <w:sz w:val="18"/>
-          <w:szCs w:val="18"/>
-        </w:rPr>
-        <w:t xml:space="preserve">※ 確認結果欄に記入・署名のうえ、LUVINA 担当者（Thanh</w:t>
-      </w:r>
-    </w:p>
-    <w:p>
-      <w:pPr>
-        <w:spacing w:before="100" w:after="100"/>
-      </w:pPr>
-      <w:r>
-        <w:rPr>
-          <w:rFonts w:ascii="BIZ UDPGothic" w:cs="BIZ UDPGothic" w:eastAsia="BIZ UDPGothic" w:hAnsi="BIZ UDPGothic"/>
-          <w:color w:val="404040"/>
-          <w:sz w:val="18"/>
-          <w:szCs w:val="18"/>
-        </w:rPr>
-        <w:t xml:space="preserve">Nguyên）へご返送ください。　\*※ Vui lòng điền kết quả, ký tên và gửi lại</w:t>
-      </w:r>
-    </w:p>
-    <w:p>
-      <w:pPr>
-        <w:spacing w:before="100" w:after="100"/>
-      </w:pPr>
-      <w:r>
-        <w:rPr>
-          <w:rFonts w:ascii="BIZ UDPGothic" w:cs="BIZ UDPGothic" w:eastAsia="BIZ UDPGothic" w:hAnsi="BIZ UDPGothic"/>
-          <w:color w:val="404040"/>
-          <w:sz w:val="18"/>
-          <w:szCs w:val="18"/>
-        </w:rPr>
-        <w:t xml:space="preserve">cho phụ trách LUVINA (Thanh Nguyên).\*</w:t>
-      </w:r>
-    </w:p>
-    <w:p>
-      <w:pPr>
-        <w:pBdr>
-          <w:left w:val="thick" w:color="C8102E" w:sz="20" w:space="6"/>
-        </w:pBdr>
-        <w:spacing w:before="280" w:after="100"/>
-      </w:pPr>
-      <w:r>
-        <w:rPr>
-          <w:rFonts w:ascii="BIZ UDPGothic" w:cs="BIZ UDPGothic" w:eastAsia="BIZ UDPGothic" w:hAnsi="BIZ UDPGothic"/>
-          <w:b/>
-          <w:bCs/>
-          <w:color w:val="C8102E"/>
-          <w:sz w:val="24"/>
-          <w:szCs w:val="24"/>
-        </w:rPr>
-        <w:t xml:space="preserve">■ 改修概要</w:t>
-      </w:r>
-      <w:r>
-        <w:br/>
-      </w:r>
-      <w:r>
-        <w:rPr>
-          <w:rFonts w:ascii="BIZ UDPGothic" w:cs="BIZ UDPGothic" w:eastAsia="BIZ UDPGothic" w:hAnsi="BIZ UDPGothic"/>
-          <w:i/>
-          <w:iCs/>
-          <w:color w:val="AA3344"/>
-          <w:sz w:val="17"/>
-          <w:szCs w:val="17"/>
-        </w:rPr>
-        <w:t xml:space="preserve">　Tổng Quan Sửa Đổi</w:t>
-      </w:r>
-    </w:p>
-    <w:p>
-      <w:pPr>
-        <w:spacing w:before="100" w:after="100"/>
-      </w:pPr>
-      <w:r>
-        <w:rPr>
-          <w:rFonts w:ascii="BIZ UDPGothic" w:cs="BIZ UDPGothic" w:eastAsia="BIZ UDPGothic" w:hAnsi="BIZ UDPGothic"/>
-          <w:b/>
-          <w:bCs/>
-          <w:color w:val="404040"/>
-          <w:sz w:val="18"/>
-          <w:szCs w:val="18"/>
-        </w:rPr>
-        <w:t xml:space="preserve">o. No.     đổi                                       数 l ượng  ク ro</w:t>
-      </w:r>
-    </w:p>
-    <w:p>
-      <w:pPr>
-        <w:spacing w:before="100" w:after="100"/>
-      </w:pPr>
-      <w:r>
-        <w:rPr>
-          <w:rFonts w:ascii="BIZ UDPGothic" w:cs="BIZ UDPGothic" w:eastAsia="BIZ UDPGothic" w:hAnsi="BIZ UDPGothic"/>
-          <w:color w:val="404040"/>
-          <w:sz w:val="18"/>
-          <w:szCs w:val="18"/>
-        </w:rPr>
-        <w:t xml:space="preserve">1              PRD EC2アラーム    4 Log Groupのフィルターに  0.2 5人日      低 / Thấp</w:t>
-      </w:r>
-    </w:p>
-    <w:p>
-      <w:pPr>
-        <w:spacing w:before="100" w:after="100"/>
-      </w:pPr>
-      <w:r>
-        <w:rPr>
-          <w:rFonts w:ascii="BIZ UDPGothic" w:cs="BIZ UDPGothic" w:eastAsia="BIZ UDPGothic" w:hAnsi="BIZ UDPGothic"/>
-          <w:color w:val="404040"/>
-          <w:sz w:val="18"/>
-          <w:szCs w:val="18"/>
-        </w:rPr>
-        <w:t xml:space="preserve">フィル             res=failed除外条件を追加</w:t>
-      </w:r>
-    </w:p>
-    <w:p>
-      <w:pPr>
-        <w:spacing w:before="100" w:after="100"/>
-      </w:pPr>
-      <w:r>
-        <w:rPr>
-          <w:rFonts w:ascii="BIZ UDPGothic" w:cs="BIZ UDPGothic" w:eastAsia="BIZ UDPGothic" w:hAnsi="BIZ UDPGothic"/>
-          <w:color w:val="404040"/>
-          <w:sz w:val="18"/>
-          <w:szCs w:val="18"/>
-        </w:rPr>
-        <w:t xml:space="preserve">ターパターン修正   Thêm điều kiện loại trừ</w:t>
-      </w:r>
-    </w:p>
-    <w:p>
-      <w:pPr>
-        <w:spacing w:before="100" w:after="100"/>
-      </w:pPr>
-      <w:r>
-        <w:rPr>
-          <w:rFonts w:ascii="BIZ UDPGothic" w:cs="BIZ UDPGothic" w:eastAsia="BIZ UDPGothic" w:hAnsi="BIZ UDPGothic"/>
-          <w:color w:val="404040"/>
-          <w:sz w:val="18"/>
-          <w:szCs w:val="18"/>
-        </w:rPr>
-        <w:t xml:space="preserve">res=failed vào 4 Log Group</w:t>
-      </w:r>
-    </w:p>
-    <w:p>
-      <w:pPr>
-        <w:spacing w:before="100" w:after="100"/>
-      </w:pPr>
-      <w:r>
-        <w:rPr>
-          <w:rFonts w:ascii="BIZ UDPGothic" w:cs="BIZ UDPGothic" w:eastAsia="BIZ UDPGothic" w:hAnsi="BIZ UDPGothic"/>
-          <w:color w:val="404040"/>
-          <w:sz w:val="18"/>
-          <w:szCs w:val="18"/>
-        </w:rPr>
-        <w:t xml:space="preserve">2              STG EC2アラーム    4 Log Groupのフィルターに  0.2 5人日      低 / Thấp</w:t>
-      </w:r>
-    </w:p>
-    <w:p>
-      <w:pPr>
-        <w:spacing w:before="100" w:after="100"/>
-      </w:pPr>
-      <w:r>
-        <w:rPr>
-          <w:rFonts w:ascii="BIZ UDPGothic" w:cs="BIZ UDPGothic" w:eastAsia="BIZ UDPGothic" w:hAnsi="BIZ UDPGothic"/>
-          <w:color w:val="404040"/>
-          <w:sz w:val="18"/>
-          <w:szCs w:val="18"/>
-        </w:rPr>
-        <w:t xml:space="preserve">フィル             res=failed除外条件を追加</w:t>
-      </w:r>
-    </w:p>
-    <w:p>
-      <w:pPr>
-        <w:spacing w:before="100" w:after="100"/>
-      </w:pPr>
-      <w:r>
-        <w:rPr>
-          <w:rFonts w:ascii="BIZ UDPGothic" w:cs="BIZ UDPGothic" w:eastAsia="BIZ UDPGothic" w:hAnsi="BIZ UDPGothic"/>
-          <w:color w:val="404040"/>
-          <w:sz w:val="18"/>
-          <w:szCs w:val="18"/>
-        </w:rPr>
-        <w:t xml:space="preserve">ターパターン修正   Thêm điều kiện loại trừ</w:t>
-      </w:r>
-    </w:p>
-    <w:p>
-      <w:pPr>
-        <w:spacing w:before="100" w:after="100"/>
-      </w:pPr>
-      <w:r>
-        <w:rPr>
-          <w:rFonts w:ascii="BIZ UDPGothic" w:cs="BIZ UDPGothic" w:eastAsia="BIZ UDPGothic" w:hAnsi="BIZ UDPGothic"/>
-          <w:color w:val="404040"/>
-          <w:sz w:val="18"/>
-          <w:szCs w:val="18"/>
-        </w:rPr>
-        <w:t xml:space="preserve">res=failed vào 4 Log Group</w:t>
-      </w:r>
-    </w:p>
-    <w:p>
-      <w:pPr>
-        <w:pBdr>
-          <w:left w:val="thick" w:color="C8102E" w:sz="20" w:space="6"/>
-        </w:pBdr>
-        <w:spacing w:before="280" w:after="100"/>
-      </w:pPr>
-      <w:r>
-        <w:rPr>
-          <w:rFonts w:ascii="BIZ UDPGothic" w:cs="BIZ UDPGothic" w:eastAsia="BIZ UDPGothic" w:hAnsi="BIZ UDPGothic"/>
-          <w:b/>
-          <w:bCs/>
-          <w:color w:val="C8102E"/>
-          <w:sz w:val="24"/>
-          <w:szCs w:val="24"/>
-        </w:rPr>
-        <w:t xml:space="preserve">■ 改修内容</w:t>
-      </w:r>
-      <w:r>
-        <w:br/>
-      </w:r>
-      <w:r>
-        <w:rPr>
-          <w:rFonts w:ascii="BIZ UDPGothic" w:cs="BIZ UDPGothic" w:eastAsia="BIZ UDPGothic" w:hAnsi="BIZ UDPGothic"/>
-          <w:i/>
-          <w:iCs/>
-          <w:color w:val="AA3344"/>
-          <w:sz w:val="17"/>
-          <w:szCs w:val="17"/>
-        </w:rPr>
-        <w:t xml:space="preserve">　Nội Dung Sửa Đổi</w:t>
-      </w:r>
-    </w:p>
-    <w:p>
-      <w:pPr>
-        <w:spacing w:before="100" w:after="100"/>
-      </w:pPr>
-      <w:r>
-        <w:rPr>
-          <w:rFonts w:ascii="BIZ UDPGothic" w:cs="BIZ UDPGothic" w:eastAsia="BIZ UDPGothic" w:hAnsi="BIZ UDPGothic"/>
-          <w:b/>
-          <w:bCs/>
-          <w:color w:val="C8102E"/>
-          <w:sz w:val="20"/>
-          <w:szCs w:val="20"/>
-        </w:rPr>
-        <w:t xml:space="preserve">■ フィルターパターン変更内容（全ロググループ共通）</w:t>
-      </w:r>
-    </w:p>
-    <w:p>
-      <w:pPr>
-        <w:spacing w:before="100" w:after="100"/>
-      </w:pPr>
-      <w:r>
-        <w:rPr>
-          <w:rFonts w:ascii="BIZ UDPGothic" w:cs="BIZ UDPGothic" w:eastAsia="BIZ UDPGothic" w:hAnsi="BIZ UDPGothic"/>
-          <w:color w:val="404040"/>
-          <w:sz w:val="18"/>
-          <w:szCs w:val="18"/>
-        </w:rPr>
-        <w:t xml:space="preserve">thay</w:t>
-      </w:r>
-    </w:p>
-    <w:p>
-      <w:pPr>
-        <w:spacing w:before="100" w:after="100"/>
-      </w:pPr>
-      <w:r>
-        <w:rPr>
-          <w:rFonts w:ascii="BIZ UDPGothic" w:cs="BIZ UDPGothic" w:eastAsia="BIZ UDPGothic" w:hAnsi="BIZ UDPGothic"/>
-          <w:color w:val="404040"/>
-          <w:sz w:val="18"/>
-          <w:szCs w:val="18"/>
-        </w:rPr>
-        <w:t xml:space="preserve">đổi filter pattern (chung cho tất cả Log Group)\*</w:t>
-      </w:r>
-    </w:p>
-    <w:p>
-      <w:pPr>
-        <w:spacing w:before="100" w:after="100"/>
-      </w:pPr>
-      <w:r>
-        <w:rPr>
-          <w:rFonts w:ascii="BIZ UDPGothic" w:cs="BIZ UDPGothic" w:eastAsia="BIZ UDPGothic" w:hAnsi="BIZ UDPGothic"/>
-          <w:color w:val="404040"/>
-          <w:sz w:val="18"/>
-          <w:szCs w:val="18"/>
-        </w:rPr>
-        <w:t xml:space="preserve">\[message=\"\*ERROR\*\"   \[message=\"\*ERROR\*\"</w:t>
-      </w:r>
-    </w:p>
-    <w:p>
-      <w:pPr>
-        <w:spacing w:before="100" w:after="100"/>
-      </w:pPr>
-      <w:r>
-        <w:rPr>
-          <w:rFonts w:ascii="BIZ UDPGothic" w:cs="BIZ UDPGothic" w:eastAsia="BIZ UDPGothic" w:hAnsi="BIZ UDPGothic"/>
-          <w:color w:val="404040"/>
-          <w:sz w:val="18"/>
-          <w:szCs w:val="18"/>
-        </w:rPr>
-        <w:t xml:space="preserve">&amp;&amp;</w:t>
-      </w:r>
-    </w:p>
-    <w:p>
-      <w:pPr>
-        <w:spacing w:before="100" w:after="100"/>
-      </w:pPr>
-      <w:r>
-        <w:rPr>
-          <w:rFonts w:ascii="BIZ UDPGothic" w:cs="BIZ UDPGothic" w:eastAsia="BIZ UDPGothic" w:hAnsi="BIZ UDPGothic"/>
-          <w:color w:val="404040"/>
-          <w:sz w:val="18"/>
-          <w:szCs w:val="18"/>
-        </w:rPr>
-        <w:t xml:space="preserve">message!=\"\*res=failed\*\"\]</w:t>
-      </w:r>
-    </w:p>
-    <w:p>
-      <w:pPr>
-        <w:spacing w:before="100" w:after="100"/>
-      </w:pPr>
-      <w:r>
-        <w:rPr>
-          <w:rFonts w:ascii="BIZ UDPGothic" w:cs="BIZ UDPGothic" w:eastAsia="BIZ UDPGothic" w:hAnsi="BIZ UDPGothic"/>
-          <w:b/>
-          <w:bCs/>
-          <w:color w:val="C8102E"/>
-          <w:sz w:val="20"/>
-          <w:szCs w:val="20"/>
-        </w:rPr>
-        <w:t xml:space="preserve">■ No.1 PRD EC2アラーム フィルターパターン修正</w:t>
-      </w:r>
-    </w:p>
-    <w:p>
-      <w:pPr>
-        <w:spacing w:before="100" w:after="100"/>
-      </w:pPr>
-      <w:r>
-        <w:rPr>
-          <w:rFonts w:ascii="BIZ UDPGothic" w:cs="BIZ UDPGothic" w:eastAsia="BIZ UDPGothic" w:hAnsi="BIZ UDPGothic"/>
-          <w:color w:val="404040"/>
-          <w:sz w:val="18"/>
-          <w:szCs w:val="18"/>
-        </w:rPr>
-        <w:t xml:space="preserve">Filter</w:t>
-      </w:r>
-    </w:p>
-    <w:p>
-      <w:pPr>
-        <w:spacing w:before="100" w:after="100"/>
-      </w:pPr>
-      <w:r>
-        <w:rPr>
-          <w:rFonts w:ascii="BIZ UDPGothic" w:cs="BIZ UDPGothic" w:eastAsia="BIZ UDPGothic" w:hAnsi="BIZ UDPGothic"/>
-          <w:color w:val="404040"/>
-          <w:sz w:val="18"/>
-          <w:szCs w:val="18"/>
-        </w:rPr>
-        <w:t xml:space="preserve">*　No.1 PRD EC2アラーム フィルターパターン修正\*\* \*Sửa đổi Metric</w:t>
-      </w:r>
-    </w:p>
-    <w:p>
-      <w:pPr>
-        <w:spacing w:before="100" w:after="100"/>
-      </w:pPr>
-      <w:r>
-        <w:rPr>
-          <w:rFonts w:ascii="BIZ UDPGothic" w:cs="BIZ UDPGothic" w:eastAsia="BIZ UDPGothic" w:hAnsi="BIZ UDPGothic"/>
-          <w:color w:val="404040"/>
-          <w:sz w:val="18"/>
-          <w:szCs w:val="18"/>
-        </w:rPr>
-        <w:t xml:space="preserve">Filter*</w:t>
-      </w:r>
-    </w:p>
-    <w:p>
-      <w:pPr>
-        <w:spacing w:before="100" w:after="100"/>
-      </w:pPr>
-      <w:r>
-        <w:rPr>
-          <w:rFonts w:ascii="BIZ UDPGothic" w:cs="BIZ UDPGothic" w:eastAsia="BIZ UDPGothic" w:hAnsi="BIZ UDPGothic"/>
-          <w:color w:val="404040"/>
-          <w:sz w:val="18"/>
-          <w:szCs w:val="18"/>
-        </w:rPr>
-        <w:t xml:space="preserve">cảnh báo EC2 - PRD\*</w:t>
-      </w:r>
-    </w:p>
-    <w:p>
-      <w:pPr>
-        <w:spacing w:before="100" w:after="100"/>
-      </w:pPr>
-      <w:r>
-        <w:rPr>
-          <w:rFonts w:ascii="BIZ UDPGothic" w:cs="BIZ UDPGothic" w:eastAsia="BIZ UDPGothic" w:hAnsi="BIZ UDPGothic"/>
-          <w:b/>
-          <w:bCs/>
-          <w:color w:val="C8102E"/>
-          <w:sz w:val="20"/>
-          <w:szCs w:val="20"/>
-        </w:rPr>
-        <w:t xml:space="preserve">■ 対象環境</w:t>
-      </w:r>
-    </w:p>
-    <w:p>
-      <w:pPr>
-        <w:spacing w:before="100" w:after="100"/>
-      </w:pPr>
-      <w:r>
-        <w:rPr>
-          <w:rFonts w:ascii="BIZ UDPGothic" w:cs="BIZ UDPGothic" w:eastAsia="BIZ UDPGothic" w:hAnsi="BIZ UDPGothic"/>
-          <w:color w:val="404040"/>
-          <w:sz w:val="18"/>
-          <w:szCs w:val="18"/>
-        </w:rPr>
-        <w:t xml:space="preserve">PRD（AWSアカウント: 332802448674 / ap-northeast-1）　\*PRD (Tài khoản</w:t>
-      </w:r>
-    </w:p>
-    <w:p>
-      <w:pPr>
-        <w:spacing w:before="100" w:after="100"/>
-      </w:pPr>
-      <w:r>
-        <w:rPr>
-          <w:rFonts w:ascii="BIZ UDPGothic" w:cs="BIZ UDPGothic" w:eastAsia="BIZ UDPGothic" w:hAnsi="BIZ UDPGothic"/>
-          <w:color w:val="404040"/>
-          <w:sz w:val="18"/>
-          <w:szCs w:val="18"/>
-        </w:rPr>
-        <w:t xml:space="preserve">AWS: 332802448674 / ap-northeast-1)\*</w:t>
-      </w:r>
-    </w:p>
-    <w:p>
-      <w:pPr>
-        <w:spacing w:before="100" w:after="100"/>
-      </w:pPr>
-      <w:r>
-        <w:rPr>
-          <w:rFonts w:ascii="BIZ UDPGothic" w:cs="BIZ UDPGothic" w:eastAsia="BIZ UDPGothic" w:hAnsi="BIZ UDPGothic"/>
-          <w:b/>
-          <w:bCs/>
-          <w:color w:val="C8102E"/>
-          <w:sz w:val="20"/>
-          <w:szCs w:val="20"/>
-        </w:rPr>
-        <w:t xml:space="preserve">■ 対象フィルター一覧</w:t>
-      </w:r>
-    </w:p>
-    <w:p>
-      <w:pPr>
-        <w:spacing w:before="100" w:after="100"/>
-      </w:pPr>
-      <w:r>
-        <w:rPr>
-          <w:rFonts w:ascii="BIZ UDPGothic" w:cs="BIZ UDPGothic" w:eastAsia="BIZ UDPGothic" w:hAnsi="BIZ UDPGothic"/>
-          <w:color w:val="404040"/>
-          <w:sz w:val="18"/>
-          <w:szCs w:val="18"/>
-        </w:rPr>
-        <w:t xml:space="preserve">etricName</w:t>
-      </w:r>
-    </w:p>
-    <w:p>
-      <w:pPr>
-        <w:spacing w:before="100" w:after="100"/>
-      </w:pPr>
-      <w:r>
-        <w:rPr>
-          <w:rFonts w:ascii="BIZ UDPGothic" w:cs="BIZ UDPGothic" w:eastAsia="BIZ UDPGothic" w:hAnsi="BIZ UDPGothic"/>
-          <w:color w:val="404040"/>
-          <w:sz w:val="18"/>
-          <w:szCs w:val="18"/>
-        </w:rPr>
-        <w:t xml:space="preserve">metricName</w:t>
-      </w:r>
-    </w:p>
-    <w:p>
-      <w:pPr>
-        <w:spacing w:before="100" w:after="100"/>
-      </w:pPr>
-      <w:r>
-        <w:rPr>
-          <w:rFonts w:ascii="BIZ UDPGothic" w:cs="BIZ UDPGothic" w:eastAsia="BIZ UDPGothic" w:hAnsi="BIZ UDPGothic"/>
-          <w:color w:val="404040"/>
-          <w:sz w:val="18"/>
-          <w:szCs w:val="18"/>
-        </w:rPr>
-        <w:t xml:space="preserve">/var/log/audit/audit.log   KsmPosCwMetri               k sm-posprd-c</w:t>
-      </w:r>
-    </w:p>
-    <w:p>
-      <w:pPr>
-        <w:spacing w:before="100" w:after="100"/>
-      </w:pPr>
-      <w:r>
-        <w:rPr>
-          <w:rFonts w:ascii="BIZ UDPGothic" w:cs="BIZ UDPGothic" w:eastAsia="BIZ UDPGothic" w:hAnsi="BIZ UDPGothic"/>
-          <w:color w:val="404040"/>
-          <w:sz w:val="18"/>
-          <w:szCs w:val="18"/>
-        </w:rPr>
-        <w:t xml:space="preserve">cEc2AuditLog-AnWqo8opQuQ5   w-metric-ec 2-audit-log</w:t>
-      </w:r>
-    </w:p>
-    <w:p>
-      <w:pPr>
-        <w:spacing w:before="100" w:after="100"/>
-      </w:pPr>
-      <w:r>
-        <w:rPr>
-          <w:rFonts w:ascii="BIZ UDPGothic" w:cs="BIZ UDPGothic" w:eastAsia="BIZ UDPGothic" w:hAnsi="BIZ UDPGothic"/>
-          <w:color w:val="404040"/>
-          <w:sz w:val="18"/>
-          <w:szCs w:val="18"/>
-        </w:rPr>
-        <w:t xml:space="preserve">/var/log/messages          KsmPosCwMetri               ksm-posprd- cw-metric-e</w:t>
-      </w:r>
-    </w:p>
-    <w:p>
-      <w:pPr>
-        <w:spacing w:before="100" w:after="100"/>
-      </w:pPr>
-      <w:r>
-        <w:rPr>
-          <w:rFonts w:ascii="BIZ UDPGothic" w:cs="BIZ UDPGothic" w:eastAsia="BIZ UDPGothic" w:hAnsi="BIZ UDPGothic"/>
-          <w:color w:val="404040"/>
-          <w:sz w:val="18"/>
-          <w:szCs w:val="18"/>
-        </w:rPr>
-        <w:t xml:space="preserve">cEc2Messages-cT7e0YFBfJDv   c2-messages</w:t>
-      </w:r>
-    </w:p>
-    <w:p>
-      <w:pPr>
-        <w:spacing w:before="100" w:after="100"/>
-      </w:pPr>
-      <w:r>
-        <w:rPr>
-          <w:rFonts w:ascii="BIZ UDPGothic" w:cs="BIZ UDPGothic" w:eastAsia="BIZ UDPGothic" w:hAnsi="BIZ UDPGothic"/>
-          <w:color w:val="404040"/>
-          <w:sz w:val="18"/>
-          <w:szCs w:val="18"/>
-        </w:rPr>
-        <w:t xml:space="preserve">/var/log/secure            KsmPosCwMet                 ksm-pospr d-cw-metric</w:t>
-      </w:r>
-    </w:p>
-    <w:p>
-      <w:pPr>
-        <w:spacing w:before="100" w:after="100"/>
-      </w:pPr>
-      <w:r>
-        <w:rPr>
-          <w:rFonts w:ascii="BIZ UDPGothic" w:cs="BIZ UDPGothic" w:eastAsia="BIZ UDPGothic" w:hAnsi="BIZ UDPGothic"/>
-          <w:color w:val="404040"/>
-          <w:sz w:val="18"/>
-          <w:szCs w:val="18"/>
-        </w:rPr>
-        <w:t xml:space="preserve">ricEc2Secure-qtmd6HCl3UyE   -ec2-secure</w:t>
-      </w:r>
-    </w:p>
-    <w:p>
-      <w:pPr>
-        <w:spacing w:before="100" w:after="100"/>
-      </w:pPr>
-      <w:r>
-        <w:rPr>
-          <w:rFonts w:ascii="BIZ UDPGothic" w:cs="BIZ UDPGothic" w:eastAsia="BIZ UDPGothic" w:hAnsi="BIZ UDPGothic"/>
-          <w:color w:val="404040"/>
-          <w:sz w:val="18"/>
-          <w:szCs w:val="18"/>
-        </w:rPr>
-        <w:t xml:space="preserve">/var/log/dnf.log           KsmPosCwMet                 ksm-posprd -cw-metric-</w:t>
-      </w:r>
-    </w:p>
-    <w:p>
-      <w:pPr>
-        <w:spacing w:before="100" w:after="100"/>
-      </w:pPr>
-      <w:r>
-        <w:rPr>
-          <w:rFonts w:ascii="BIZ UDPGothic" w:cs="BIZ UDPGothic" w:eastAsia="BIZ UDPGothic" w:hAnsi="BIZ UDPGothic"/>
-          <w:color w:val="404040"/>
-          <w:sz w:val="18"/>
-          <w:szCs w:val="18"/>
-        </w:rPr>
-        <w:t xml:space="preserve">ricEc2DnfLog-uEYPONYzgkcu   ec2-dnf-log</w:t>
-      </w:r>
-    </w:p>
-    <w:p>
-      <w:pPr>
-        <w:spacing w:before="100" w:after="100"/>
-      </w:pPr>
-      <w:r>
-        <w:rPr>
-          <w:rFonts w:ascii="BIZ UDPGothic" w:cs="BIZ UDPGothic" w:eastAsia="BIZ UDPGothic" w:hAnsi="BIZ UDPGothic"/>
-          <w:b/>
-          <w:bCs/>
-          <w:color w:val="C8102E"/>
-          <w:sz w:val="20"/>
-          <w:szCs w:val="20"/>
-        </w:rPr>
-        <w:t xml:space="preserve">■ 実行コマンド</w:t>
+        <w:t xml:space="preserve">　0. 実施判断のご確認** *Xác nhận quyết định thực hiện*</w:t>
       </w:r>
     </w:p>
     <w:tbl>
@@ -2244,69 +1340,489 @@
         </w:tblBorders>
       </w:tblPr>
       <w:tblGrid>
-        <w:gridCol w:w="9506"/>
+        <w:gridCol w:w="4753"/>
+        <w:gridCol w:w="4753"/>
       </w:tblGrid>
       <w:tr>
         <w:trPr>
           <w:cantSplit/>
+          <w:tblHeader/>
         </w:trPr>
         <w:tc>
           <w:tcPr>
-            <w:tcW w:type="dxa" w:w="9506"/>
-            <w:tcBorders>
-              <w:top w:val="single" w:color="CCCCCC" w:sz="4"/>
-              <w:left w:val="single" w:color="CCCCCC" w:sz="4"/>
-              <w:bottom w:val="single" w:color="CCCCCC" w:sz="4"/>
-              <w:right w:val="single" w:color="CCCCCC" w:sz="4"/>
-            </w:tcBorders>
-            <w:shd w:fill="F5F5F5" w:val="clear"/>
-            <w:tcMar>
-              <w:top w:type="dxa" w:w="80"/>
-              <w:left w:type="dxa" w:w="200"/>
-              <w:bottom w:type="dxa" w:w="80"/>
-              <w:right w:type="dxa" w:w="200"/>
-            </w:tcMar>
-          </w:tcPr>
-          <w:p>
-            <w:pPr>
-              <w:spacing w:before="0" w:after="0"/>
-            </w:pPr>
-            <w:r>
-              <w:rPr>
-                <w:rFonts w:ascii="Courier New" w:cs="Courier New" w:eastAsia="Courier New" w:hAnsi="Courier New"/>
-                <w:color w:val="404040"/>
-                <w:sz w:val="16"/>
-                <w:szCs w:val="16"/>
-              </w:rPr>
-              <w:t xml:space="preserve">AWS CloudShell（PRDアカウント）で以下を実行すること。　\*Thực thi lệnh</w:t>
-            </w:r>
-          </w:p>
-          <w:p>
-            <w:pPr>
-              <w:spacing w:before="0" w:after="0"/>
-            </w:pPr>
-            <w:r>
-              <w:rPr>
-                <w:rFonts w:ascii="Courier New" w:cs="Courier New" w:eastAsia="Courier New" w:hAnsi="Courier New"/>
-                <w:color w:val="404040"/>
-                <w:sz w:val="16"/>
-                <w:szCs w:val="16"/>
+            <w:tcW w:type="dxa" w:w="4753"/>
+            <w:tcBorders>
+              <w:top w:val="single" w:color="CCCCCC" w:sz="4"/>
+              <w:left w:val="single" w:color="CCCCCC" w:sz="4"/>
+              <w:bottom w:val="single" w:color="CCCCCC" w:sz="4"/>
+              <w:right w:val="single" w:color="CCCCCC" w:sz="4"/>
+            </w:tcBorders>
+            <w:shd w:fill="E8E8E8" w:val="clear"/>
+            <w:tcMar>
+              <w:top w:type="dxa" w:w="80"/>
+              <w:left w:type="dxa" w:w="120"/>
+              <w:bottom w:type="dxa" w:w="80"/>
+              <w:right w:type="dxa" w:w="120"/>
+            </w:tcMar>
+          </w:tcPr>
+          <w:p>
+            <w:pPr>
+              <w:spacing w:before="0" w:after="0"/>
+            </w:pPr>
+            <w:r>
+              <w:rPr>
+                <w:rFonts w:ascii="BIZ UDPGothic" w:cs="BIZ UDPGothic" w:eastAsia="BIZ UDPGothic" w:hAnsi="BIZ UDPGothic"/>
+                <w:color w:val="404040"/>
+                <w:sz w:val="18"/>
+                <w:szCs w:val="18"/>
+              </w:rPr>
+              <w:t xml:space="preserve">問題</w:t>
+            </w:r>
+          </w:p>
+        </w:tc>
+        <w:tc>
+          <w:tcPr>
+            <w:tcW w:type="dxa" w:w="4753"/>
+            <w:tcBorders>
+              <w:top w:val="single" w:color="CCCCCC" w:sz="4"/>
+              <w:left w:val="single" w:color="CCCCCC" w:sz="4"/>
+              <w:bottom w:val="single" w:color="CCCCCC" w:sz="4"/>
+              <w:right w:val="single" w:color="CCCCCC" w:sz="4"/>
+            </w:tcBorders>
+            <w:shd w:fill="E8E8E8" w:val="clear"/>
+            <w:tcMar>
+              <w:top w:type="dxa" w:w="80"/>
+              <w:left w:type="dxa" w:w="120"/>
+              <w:bottom w:type="dxa" w:w="80"/>
+              <w:right w:type="dxa" w:w="120"/>
+            </w:tcMar>
+          </w:tcPr>
+          <w:p>
+            <w:pPr>
+              <w:spacing w:before="0" w:after="0"/>
+            </w:pPr>
+            <w:r>
+              <w:rPr>
+                <w:rFonts w:ascii="BIZ UDPGothic" w:cs="BIZ UDPGothic" w:eastAsia="BIZ UDPGothic" w:hAnsi="BIZ UDPGothic"/>
+                <w:color w:val="404040"/>
+                <w:sz w:val="18"/>
+                <w:szCs w:val="18"/>
+              </w:rPr>
+              <w:t xml:space="preserve">フィルターパターンに \"\fail\\" が含まれるためPAMセッション終了時の正常 ログ（res=failed）に誤反応し、EC2アラームが誤検知で ALARM 状態になる Vì filter pattern có chứa \"\fail\\", log bình thường lúc kết thúc phiên PAM (res=failed) bị phát hiện nhầm, khiến cảnh báo EC2 chuyển sang trạng thái ALARM (False Positive)</w:t>
+            </w:r>
+          </w:p>
+        </w:tc>
+      </w:tr>
+      <w:tr>
+        <w:trPr>
+          <w:cantSplit/>
+        </w:trPr>
+        <w:tc>
+          <w:tcPr>
+            <w:tcW w:type="dxa" w:w="4753"/>
+            <w:tcBorders>
+              <w:top w:val="single" w:color="CCCCCC" w:sz="4"/>
+              <w:left w:val="single" w:color="CCCCCC" w:sz="4"/>
+              <w:bottom w:val="single" w:color="CCCCCC" w:sz="4"/>
+              <w:right w:val="single" w:color="CCCCCC" w:sz="4"/>
+            </w:tcBorders>
+            <w:shd w:fill="FFFFFF" w:val="clear"/>
+            <w:tcMar>
+              <w:top w:type="dxa" w:w="80"/>
+              <w:left w:type="dxa" w:w="120"/>
+              <w:bottom w:type="dxa" w:w="80"/>
+              <w:right w:type="dxa" w:w="120"/>
+            </w:tcMar>
+          </w:tcPr>
+          <w:p>
+            <w:pPr>
+              <w:spacing w:before="0" w:after="0"/>
+            </w:pPr>
+            <w:r>
+              <w:rPr>
+                <w:rFonts w:ascii="BIZ UDPGothic" w:cs="BIZ UDPGothic" w:eastAsia="BIZ UDPGothic" w:hAnsi="BIZ UDPGothic"/>
+                <w:color w:val="404040"/>
+                <w:sz w:val="18"/>
+                <w:szCs w:val="18"/>
+              </w:rPr>
+              <w:t xml:space="preserve">変更内容 thay đổi*</w:t>
+            </w:r>
+          </w:p>
+        </w:tc>
+        <w:tc>
+          <w:tcPr>
+            <w:tcW w:type="dxa" w:w="4753"/>
+            <w:tcBorders>
+              <w:top w:val="single" w:color="CCCCCC" w:sz="4"/>
+              <w:left w:val="single" w:color="CCCCCC" w:sz="4"/>
+              <w:bottom w:val="single" w:color="CCCCCC" w:sz="4"/>
+              <w:right w:val="single" w:color="CCCCCC" w:sz="4"/>
+            </w:tcBorders>
+            <w:shd w:fill="FFFFFF" w:val="clear"/>
+            <w:tcMar>
+              <w:top w:type="dxa" w:w="80"/>
+              <w:left w:type="dxa" w:w="120"/>
+              <w:bottom w:type="dxa" w:w="80"/>
+              <w:right w:type="dxa" w:w="120"/>
+            </w:tcMar>
+          </w:tcPr>
+          <w:p>
+            <w:pPr>
+              <w:spacing w:before="0" w:after="0"/>
+            </w:pPr>
+            <w:r>
+              <w:rPr>
+                <w:rFonts w:ascii="BIZ UDPGothic" w:cs="BIZ UDPGothic" w:eastAsia="BIZ UDPGothic" w:hAnsi="BIZ UDPGothic"/>
+                <w:color w:val="404040"/>
+                <w:sz w:val="18"/>
+                <w:szCs w:val="18"/>
+              </w:rPr>
+              <w:t xml:space="preserve">フィルターパターンに &amp;&amp; message!=\"\*res=failed\*\" 除外条件を追加する Thêm điều kiện loại trừ &amp;&amp; message!=\"\*res=failed\*\" vào filter pattern</w:t>
+            </w:r>
+          </w:p>
+        </w:tc>
+      </w:tr>
+      <w:tr>
+        <w:trPr>
+          <w:cantSplit/>
+        </w:trPr>
+        <w:tc>
+          <w:tcPr>
+            <w:tcW w:type="dxa" w:w="4753"/>
+            <w:tcBorders>
+              <w:top w:val="single" w:color="CCCCCC" w:sz="4"/>
+              <w:left w:val="single" w:color="CCCCCC" w:sz="4"/>
+              <w:bottom w:val="single" w:color="CCCCCC" w:sz="4"/>
+              <w:right w:val="single" w:color="CCCCCC" w:sz="4"/>
+            </w:tcBorders>
+            <w:shd w:fill="FFFFFF" w:val="clear"/>
+            <w:tcMar>
+              <w:top w:type="dxa" w:w="80"/>
+              <w:left w:type="dxa" w:w="120"/>
+              <w:bottom w:type="dxa" w:w="80"/>
+              <w:right w:type="dxa" w:w="120"/>
+            </w:tcMar>
+          </w:tcPr>
+          <w:p>
+            <w:pPr>
+              <w:spacing w:before="0" w:after="0"/>
+            </w:pPr>
+            <w:r>
+              <w:rPr>
+                <w:rFonts w:ascii="BIZ UDPGothic" w:cs="BIZ UDPGothic" w:eastAsia="BIZ UDPGothic" w:hAnsi="BIZ UDPGothic"/>
+                <w:color w:val="404040"/>
+                <w:sz w:val="18"/>
+                <w:szCs w:val="18"/>
+              </w:rPr>
+              <w:t xml:space="preserve">対象</w:t>
+            </w:r>
+          </w:p>
+        </w:tc>
+        <w:tc>
+          <w:tcPr>
+            <w:tcW w:type="dxa" w:w="4753"/>
+            <w:tcBorders>
+              <w:top w:val="single" w:color="CCCCCC" w:sz="4"/>
+              <w:left w:val="single" w:color="CCCCCC" w:sz="4"/>
+              <w:bottom w:val="single" w:color="CCCCCC" w:sz="4"/>
+              <w:right w:val="single" w:color="CCCCCC" w:sz="4"/>
+            </w:tcBorders>
+            <w:shd w:fill="FFFFFF" w:val="clear"/>
+            <w:tcMar>
+              <w:top w:type="dxa" w:w="80"/>
+              <w:left w:type="dxa" w:w="120"/>
+              <w:bottom w:type="dxa" w:w="80"/>
+              <w:right w:type="dxa" w:w="120"/>
+            </w:tcMar>
+          </w:tcPr>
+          <w:p>
+            <w:pPr>
+              <w:spacing w:before="0" w:after="0"/>
+            </w:pPr>
+            <w:r>
+              <w:rPr>
+                <w:rFonts w:ascii="BIZ UDPGothic" w:cs="BIZ UDPGothic" w:eastAsia="BIZ UDPGothic" w:hAnsi="BIZ UDPGothic"/>
+                <w:color w:val="404040"/>
+                <w:sz w:val="18"/>
+                <w:szCs w:val="18"/>
+              </w:rPr>
+              <w:t xml:space="preserve">PRD・STG 各4ロググループ（合計8フィルター） Mỗi 4 Log Group của PRD và STG (tổng 8 filter)</w:t>
+            </w:r>
+          </w:p>
+        </w:tc>
+      </w:tr>
+      <w:tr>
+        <w:trPr>
+          <w:cantSplit/>
+        </w:trPr>
+        <w:tc>
+          <w:tcPr>
+            <w:tcW w:type="dxa" w:w="4753"/>
+            <w:tcBorders>
+              <w:top w:val="single" w:color="CCCCCC" w:sz="4"/>
+              <w:left w:val="single" w:color="CCCCCC" w:sz="4"/>
+              <w:bottom w:val="single" w:color="CCCCCC" w:sz="4"/>
+              <w:right w:val="single" w:color="CCCCCC" w:sz="4"/>
+            </w:tcBorders>
+            <w:shd w:fill="FFFFFF" w:val="clear"/>
+            <w:tcMar>
+              <w:top w:type="dxa" w:w="80"/>
+              <w:left w:type="dxa" w:w="120"/>
+              <w:bottom w:type="dxa" w:w="80"/>
+              <w:right w:type="dxa" w:w="120"/>
+            </w:tcMar>
+          </w:tcPr>
+          <w:p>
+            <w:pPr>
+              <w:spacing w:before="0" w:after="0"/>
+            </w:pPr>
+            <w:r>
+              <w:rPr>
+                <w:rFonts w:ascii="BIZ UDPGothic" w:cs="BIZ UDPGothic" w:eastAsia="BIZ UDPGothic" w:hAnsi="BIZ UDPGothic"/>
+                <w:color w:val="404040"/>
+                <w:sz w:val="18"/>
+                <w:szCs w:val="18"/>
+              </w:rPr>
+              <w:t xml:space="preserve">ダウンタイム</w:t>
+            </w:r>
+          </w:p>
+        </w:tc>
+        <w:tc>
+          <w:tcPr>
+            <w:tcW w:type="dxa" w:w="4753"/>
+            <w:tcBorders>
+              <w:top w:val="single" w:color="CCCCCC" w:sz="4"/>
+              <w:left w:val="single" w:color="CCCCCC" w:sz="4"/>
+              <w:bottom w:val="single" w:color="CCCCCC" w:sz="4"/>
+              <w:right w:val="single" w:color="CCCCCC" w:sz="4"/>
+            </w:tcBorders>
+            <w:shd w:fill="FFFFFF" w:val="clear"/>
+            <w:tcMar>
+              <w:top w:type="dxa" w:w="80"/>
+              <w:left w:type="dxa" w:w="120"/>
+              <w:bottom w:type="dxa" w:w="80"/>
+              <w:right w:type="dxa" w:w="120"/>
+            </w:tcMar>
+          </w:tcPr>
+          <w:p>
+            <w:pPr>
+              <w:spacing w:before="0" w:after="0"/>
+            </w:pPr>
+            <w:r>
+              <w:rPr>
+                <w:rFonts w:ascii="BIZ UDPGothic" w:cs="BIZ UDPGothic" w:eastAsia="BIZ UDPGothic" w:hAnsi="BIZ UDPGothic"/>
+                <w:color w:val="404040"/>
+                <w:sz w:val="18"/>
+                <w:szCs w:val="18"/>
+              </w:rPr>
+              <w:t xml:space="preserve">なし Không có</w:t>
+            </w:r>
+          </w:p>
+        </w:tc>
+      </w:tr>
+      <w:tr>
+        <w:trPr>
+          <w:cantSplit/>
+        </w:trPr>
+        <w:tc>
+          <w:tcPr>
+            <w:tcW w:type="dxa" w:w="4753"/>
+            <w:tcBorders>
+              <w:top w:val="single" w:color="CCCCCC" w:sz="4"/>
+              <w:left w:val="single" w:color="CCCCCC" w:sz="4"/>
+              <w:bottom w:val="single" w:color="CCCCCC" w:sz="4"/>
+              <w:right w:val="single" w:color="CCCCCC" w:sz="4"/>
+            </w:tcBorders>
+            <w:shd w:fill="FFFFFF" w:val="clear"/>
+            <w:tcMar>
+              <w:top w:type="dxa" w:w="80"/>
+              <w:left w:type="dxa" w:w="120"/>
+              <w:bottom w:type="dxa" w:w="80"/>
+              <w:right w:type="dxa" w:w="120"/>
+            </w:tcMar>
+          </w:tcPr>
+          <w:p>
+            <w:pPr>
+              <w:spacing w:before="0" w:after="0"/>
+            </w:pPr>
+            <w:r>
+              <w:rPr>
+                <w:rFonts w:ascii="BIZ UDPGothic" w:cs="BIZ UDPGothic" w:eastAsia="BIZ UDPGothic" w:hAnsi="BIZ UDPGothic"/>
+                <w:color w:val="404040"/>
+                <w:sz w:val="18"/>
+                <w:szCs w:val="18"/>
+              </w:rPr>
+              <w:t xml:space="preserve">N o . N o .</w:t>
+            </w:r>
+          </w:p>
+        </w:tc>
+        <w:tc>
+          <w:tcPr>
+            <w:tcW w:type="dxa" w:w="4753"/>
+            <w:tcBorders>
+              <w:top w:val="single" w:color="CCCCCC" w:sz="4"/>
+              <w:left w:val="single" w:color="CCCCCC" w:sz="4"/>
+              <w:bottom w:val="single" w:color="CCCCCC" w:sz="4"/>
+              <w:right w:val="single" w:color="CCCCCC" w:sz="4"/>
+            </w:tcBorders>
+            <w:shd w:fill="FFFFFF" w:val="clear"/>
+            <w:tcMar>
+              <w:top w:type="dxa" w:w="80"/>
+              <w:left w:type="dxa" w:w="120"/>
+              <w:bottom w:type="dxa" w:w="80"/>
+              <w:right w:type="dxa" w:w="120"/>
+            </w:tcMar>
+          </w:tcPr>
+          <w:p>
+            <w:pPr>
+              <w:spacing w:before="0" w:after="0"/>
+            </w:pPr>
+            <w:r>
+              <w:rPr>
+                <w:rFonts w:ascii="BIZ UDPGothic" w:cs="BIZ UDPGothic" w:eastAsia="BIZ UDPGothic" w:hAnsi="BIZ UDPGothic"/>
+                <w:color w:val="404040"/>
+                <w:sz w:val="18"/>
+                <w:szCs w:val="18"/>
               </w:rPr>
               <w:t xml:space="preserve"/>
             </w:r>
           </w:p>
-          <w:p>
-            <w:pPr>
-              <w:spacing w:before="0" w:after="0"/>
-            </w:pPr>
-            <w:r>
-              <w:rPr>
-                <w:rFonts w:ascii="Courier New" w:cs="Courier New" w:eastAsia="Courier New" w:hAnsi="Courier New"/>
-                <w:color w:val="404040"/>
-                <w:sz w:val="16"/>
-                <w:szCs w:val="16"/>
-              </w:rPr>
-              <w:t xml:space="preserve">dưới đây trên AWS CloudShell (tài khoản PRD).\*</w:t>
+        </w:tc>
+      </w:tr>
+      <w:tr>
+        <w:trPr>
+          <w:cantSplit/>
+        </w:trPr>
+        <w:tc>
+          <w:tcPr>
+            <w:tcW w:type="dxa" w:w="4753"/>
+            <w:tcBorders>
+              <w:top w:val="single" w:color="CCCCCC" w:sz="4"/>
+              <w:left w:val="single" w:color="CCCCCC" w:sz="4"/>
+              <w:bottom w:val="single" w:color="CCCCCC" w:sz="4"/>
+              <w:right w:val="single" w:color="CCCCCC" w:sz="4"/>
+            </w:tcBorders>
+            <w:shd w:fill="FFFFFF" w:val="clear"/>
+            <w:tcMar>
+              <w:top w:type="dxa" w:w="80"/>
+              <w:left w:type="dxa" w:w="120"/>
+              <w:bottom w:type="dxa" w:w="80"/>
+              <w:right w:type="dxa" w:w="120"/>
+            </w:tcMar>
+          </w:tcPr>
+          <w:p>
+            <w:pPr>
+              <w:spacing w:before="0" w:after="0"/>
+            </w:pPr>
+            <w:r>
+              <w:rPr>
+                <w:rFonts w:ascii="BIZ UDPGothic" w:cs="BIZ UDPGothic" w:eastAsia="BIZ UDPGothic" w:hAnsi="BIZ UDPGothic"/>
+                <w:color w:val="404040"/>
+                <w:sz w:val="18"/>
+                <w:szCs w:val="18"/>
+              </w:rPr>
+              <w:t xml:space="preserve">1</w:t>
+            </w:r>
+          </w:p>
+        </w:tc>
+        <w:tc>
+          <w:tcPr>
+            <w:tcW w:type="dxa" w:w="4753"/>
+            <w:tcBorders>
+              <w:top w:val="single" w:color="CCCCCC" w:sz="4"/>
+              <w:left w:val="single" w:color="CCCCCC" w:sz="4"/>
+              <w:bottom w:val="single" w:color="CCCCCC" w:sz="4"/>
+              <w:right w:val="single" w:color="CCCCCC" w:sz="4"/>
+            </w:tcBorders>
+            <w:shd w:fill="FFFFFF" w:val="clear"/>
+            <w:tcMar>
+              <w:top w:type="dxa" w:w="80"/>
+              <w:left w:type="dxa" w:w="120"/>
+              <w:bottom w:type="dxa" w:w="80"/>
+              <w:right w:type="dxa" w:w="120"/>
+            </w:tcMar>
+          </w:tcPr>
+          <w:p>
+            <w:pPr>
+              <w:spacing w:before="0" w:after="0"/>
+            </w:pPr>
+            <w:r>
+              <w:rPr>
+                <w:rFonts w:ascii="BIZ UDPGothic" w:cs="BIZ UDPGothic" w:eastAsia="BIZ UDPGothic" w:hAnsi="BIZ UDPGothic"/>
+                <w:color w:val="404040"/>
+                <w:sz w:val="18"/>
+                <w:szCs w:val="18"/>
+              </w:rPr>
+              <w:t xml:space="preserve">フィルターパターンに res=failed 除外条件を追加することを了解した Đã đồng ý thêm điều kiện loại trừ res=failed vào filter pattern</w:t>
+            </w:r>
+          </w:p>
+        </w:tc>
+      </w:tr>
+      <w:tr>
+        <w:trPr>
+          <w:cantSplit/>
+        </w:trPr>
+        <w:tc>
+          <w:tcPr>
+            <w:tcW w:type="dxa" w:w="4753"/>
+            <w:tcBorders>
+              <w:top w:val="single" w:color="CCCCCC" w:sz="4"/>
+              <w:left w:val="single" w:color="CCCCCC" w:sz="4"/>
+              <w:bottom w:val="single" w:color="CCCCCC" w:sz="4"/>
+              <w:right w:val="single" w:color="CCCCCC" w:sz="4"/>
+            </w:tcBorders>
+            <w:shd w:fill="FFFFFF" w:val="clear"/>
+            <w:tcMar>
+              <w:top w:type="dxa" w:w="80"/>
+              <w:left w:type="dxa" w:w="120"/>
+              <w:bottom w:type="dxa" w:w="80"/>
+              <w:right w:type="dxa" w:w="120"/>
+            </w:tcMar>
+          </w:tcPr>
+          <w:p>
+            <w:pPr>
+              <w:spacing w:before="0" w:after="0"/>
+            </w:pPr>
+            <w:r>
+              <w:rPr>
+                <w:rFonts w:ascii="BIZ UDPGothic" w:cs="BIZ UDPGothic" w:eastAsia="BIZ UDPGothic" w:hAnsi="BIZ UDPGothic"/>
+                <w:color w:val="404040"/>
+                <w:sz w:val="18"/>
+                <w:szCs w:val="18"/>
+              </w:rPr>
+              <w:t xml:space="preserve">2</w:t>
+            </w:r>
+          </w:p>
+        </w:tc>
+        <w:tc>
+          <w:tcPr>
+            <w:tcW w:type="dxa" w:w="4753"/>
+            <w:tcBorders>
+              <w:top w:val="single" w:color="CCCCCC" w:sz="4"/>
+              <w:left w:val="single" w:color="CCCCCC" w:sz="4"/>
+              <w:bottom w:val="single" w:color="CCCCCC" w:sz="4"/>
+              <w:right w:val="single" w:color="CCCCCC" w:sz="4"/>
+            </w:tcBorders>
+            <w:shd w:fill="FFFFFF" w:val="clear"/>
+            <w:tcMar>
+              <w:top w:type="dxa" w:w="80"/>
+              <w:left w:type="dxa" w:w="120"/>
+              <w:bottom w:type="dxa" w:w="80"/>
+              <w:right w:type="dxa" w:w="120"/>
+            </w:tcMar>
+          </w:tcPr>
+          <w:p>
+            <w:pPr>
+              <w:spacing w:before="0" w:after="0"/>
+            </w:pPr>
+            <w:r>
+              <w:rPr>
+                <w:rFonts w:ascii="BIZ UDPGothic" w:cs="BIZ UDPGothic" w:eastAsia="BIZ UDPGothic" w:hAnsi="BIZ UDPGothic"/>
+                <w:color w:val="404040"/>
+                <w:sz w:val="18"/>
+                <w:szCs w:val="18"/>
+              </w:rPr>
+              <w:t xml:space="preserve">本改修の実施を承認する Phê duyệt việc thực hiện sửa đổi này</w:t>
             </w:r>
           </w:p>
         </w:tc>
@@ -2319,13 +1835,11 @@
       <w:r>
         <w:rPr>
           <w:rFonts w:ascii="BIZ UDPGothic" w:cs="BIZ UDPGothic" w:eastAsia="BIZ UDPGothic" w:hAnsi="BIZ UDPGothic"/>
-          <w:b/>
-          <w:bCs/>
-          <w:color w:val="C8102E"/>
-          <w:sz w:val="20"/>
-          <w:szCs w:val="20"/>
+          <w:color w:val="404040"/>
+          <w:sz w:val="18"/>
+          <w:szCs w:val="18"/>
         </w:rPr>
-        <w:t xml:space="preserve">■ No.2 STG EC2アラーム フィルターパターン修正</w:t>
+        <w:t xml:space="preserve">※ 確認結果欄に記入・署名のうえ、LUVINA 担当者（Thanh</w:t>
       </w:r>
     </w:p>
     <w:p>
@@ -2339,7 +1853,7 @@
           <w:sz w:val="18"/>
           <w:szCs w:val="18"/>
         </w:rPr>
-        <w:t xml:space="preserve">Filter</w:t>
+        <w:t xml:space="preserve">Nguyên）へご返送ください。　*※ Vui lòng điền kết quả, ký tên và gửi lại</w:t>
       </w:r>
     </w:p>
     <w:p>
@@ -2353,40 +1867,15 @@
           <w:sz w:val="18"/>
           <w:szCs w:val="18"/>
         </w:rPr>
-        <w:t xml:space="preserve">*　No.2 STG EC2アラーム フィルターパターン修正\*\* \*Sửa đổi Metric</w:t>
+        <w:t xml:space="preserve">cho phụ trách LUVINA (Thanh Nguyên).*</w:t>
       </w:r>
     </w:p>
     <w:p>
       <w:pPr>
-        <w:spacing w:before="100" w:after="100"/>
-      </w:pPr>
-      <w:r>
-        <w:rPr>
-          <w:rFonts w:ascii="BIZ UDPGothic" w:cs="BIZ UDPGothic" w:eastAsia="BIZ UDPGothic" w:hAnsi="BIZ UDPGothic"/>
-          <w:color w:val="404040"/>
-          <w:sz w:val="18"/>
-          <w:szCs w:val="18"/>
-        </w:rPr>
-        <w:t xml:space="preserve">Filter*</w:t>
-      </w:r>
-    </w:p>
-    <w:p>
-      <w:pPr>
-        <w:spacing w:before="100" w:after="100"/>
-      </w:pPr>
-      <w:r>
-        <w:rPr>
-          <w:rFonts w:ascii="BIZ UDPGothic" w:cs="BIZ UDPGothic" w:eastAsia="BIZ UDPGothic" w:hAnsi="BIZ UDPGothic"/>
-          <w:color w:val="404040"/>
-          <w:sz w:val="18"/>
-          <w:szCs w:val="18"/>
-        </w:rPr>
-        <w:t xml:space="preserve">cảnh báo EC2 - STG\*</w:t>
-      </w:r>
-    </w:p>
-    <w:p>
-      <w:pPr>
-        <w:spacing w:before="100" w:after="100"/>
+        <w:pBdr>
+          <w:left w:val="thick" w:color="C8102E" w:sz="20" w:space="6"/>
+        </w:pBdr>
+        <w:spacing w:before="280" w:after="100"/>
       </w:pPr>
       <w:r>
         <w:rPr>
@@ -2394,210 +1883,24 @@
           <w:b/>
           <w:bCs/>
           <w:color w:val="C8102E"/>
-          <w:sz w:val="20"/>
-          <w:szCs w:val="20"/>
+          <w:sz w:val="24"/>
+          <w:szCs w:val="24"/>
         </w:rPr>
-        <w:t xml:space="preserve">■ 対象環境</w:t>
-      </w:r>
-    </w:p>
-    <w:p>
-      <w:pPr>
-        <w:spacing w:before="100" w:after="100"/>
-      </w:pPr>
+        <w:t xml:space="preserve">■ 1. 概要・目的** *Tổng quan /</w:t>
+      </w:r>
+      <w:r>
+        <w:br/>
+      </w:r>
       <w:r>
         <w:rPr>
           <w:rFonts w:ascii="BIZ UDPGothic" w:cs="BIZ UDPGothic" w:eastAsia="BIZ UDPGothic" w:hAnsi="BIZ UDPGothic"/>
-          <w:color w:val="404040"/>
-          <w:sz w:val="18"/>
-          <w:szCs w:val="18"/>
+          <w:i/>
+          <w:iCs/>
+          <w:color w:val="AA3344"/>
+          <w:sz w:val="17"/>
+          <w:szCs w:val="17"/>
         </w:rPr>
-        <w:t xml:space="preserve">STG（AWSアカウント: 750735758916 / ap-northeast-1）　\*STG (Tài khoản</w:t>
-      </w:r>
-    </w:p>
-    <w:p>
-      <w:pPr>
-        <w:spacing w:before="100" w:after="100"/>
-      </w:pPr>
-      <w:r>
-        <w:rPr>
-          <w:rFonts w:ascii="BIZ UDPGothic" w:cs="BIZ UDPGothic" w:eastAsia="BIZ UDPGothic" w:hAnsi="BIZ UDPGothic"/>
-          <w:color w:val="404040"/>
-          <w:sz w:val="18"/>
-          <w:szCs w:val="18"/>
-        </w:rPr>
-        <w:t xml:space="preserve">AWS: 750735758916 / ap-northeast-1)\*</w:t>
-      </w:r>
-    </w:p>
-    <w:p>
-      <w:pPr>
-        <w:spacing w:before="100" w:after="100"/>
-      </w:pPr>
-      <w:r>
-        <w:rPr>
-          <w:rFonts w:ascii="BIZ UDPGothic" w:cs="BIZ UDPGothic" w:eastAsia="BIZ UDPGothic" w:hAnsi="BIZ UDPGothic"/>
-          <w:b/>
-          <w:bCs/>
-          <w:color w:val="C8102E"/>
-          <w:sz w:val="20"/>
-          <w:szCs w:val="20"/>
-        </w:rPr>
-        <w:t xml:space="preserve">■ 対象フィルター一覧</w:t>
-      </w:r>
-    </w:p>
-    <w:p>
-      <w:pPr>
-        <w:spacing w:before="100" w:after="100"/>
-      </w:pPr>
-      <w:r>
-        <w:rPr>
-          <w:rFonts w:ascii="BIZ UDPGothic" w:cs="BIZ UDPGothic" w:eastAsia="BIZ UDPGothic" w:hAnsi="BIZ UDPGothic"/>
-          <w:color w:val="404040"/>
-          <w:sz w:val="18"/>
-          <w:szCs w:val="18"/>
-        </w:rPr>
-        <w:t xml:space="preserve">etricName</w:t>
-      </w:r>
-    </w:p>
-    <w:p>
-      <w:pPr>
-        <w:spacing w:before="100" w:after="100"/>
-      </w:pPr>
-      <w:r>
-        <w:rPr>
-          <w:rFonts w:ascii="BIZ UDPGothic" w:cs="BIZ UDPGothic" w:eastAsia="BIZ UDPGothic" w:hAnsi="BIZ UDPGothic"/>
-          <w:color w:val="404040"/>
-          <w:sz w:val="18"/>
-          <w:szCs w:val="18"/>
-        </w:rPr>
-        <w:t xml:space="preserve">metricName</w:t>
-      </w:r>
-    </w:p>
-    <w:p>
-      <w:pPr>
-        <w:spacing w:before="100" w:after="100"/>
-      </w:pPr>
-      <w:r>
-        <w:rPr>
-          <w:rFonts w:ascii="BIZ UDPGothic" w:cs="BIZ UDPGothic" w:eastAsia="BIZ UDPGothic" w:hAnsi="BIZ UDPGothic"/>
-          <w:color w:val="404040"/>
-          <w:sz w:val="18"/>
-          <w:szCs w:val="18"/>
-        </w:rPr>
-        <w:t xml:space="preserve">/var/log/audit/audit.log   KsmPosCwMetri               k sm-posstg-c</w:t>
-      </w:r>
-    </w:p>
-    <w:p>
-      <w:pPr>
-        <w:spacing w:before="100" w:after="100"/>
-      </w:pPr>
-      <w:r>
-        <w:rPr>
-          <w:rFonts w:ascii="BIZ UDPGothic" w:cs="BIZ UDPGothic" w:eastAsia="BIZ UDPGothic" w:hAnsi="BIZ UDPGothic"/>
-          <w:color w:val="404040"/>
-          <w:sz w:val="18"/>
-          <w:szCs w:val="18"/>
-        </w:rPr>
-        <w:t xml:space="preserve">cEc2AuditLog-jP2eMfSAwDbA   w-metric-ec 2-audit-log</w:t>
-      </w:r>
-    </w:p>
-    <w:p>
-      <w:pPr>
-        <w:spacing w:before="100" w:after="100"/>
-      </w:pPr>
-      <w:r>
-        <w:rPr>
-          <w:rFonts w:ascii="BIZ UDPGothic" w:cs="BIZ UDPGothic" w:eastAsia="BIZ UDPGothic" w:hAnsi="BIZ UDPGothic"/>
-          <w:color w:val="404040"/>
-          <w:sz w:val="18"/>
-          <w:szCs w:val="18"/>
-        </w:rPr>
-        <w:t xml:space="preserve">/var/log/messages          KsmPosCwMetri               ksm-posstg- cw-metric-e</w:t>
-      </w:r>
-    </w:p>
-    <w:p>
-      <w:pPr>
-        <w:spacing w:before="100" w:after="100"/>
-      </w:pPr>
-      <w:r>
-        <w:rPr>
-          <w:rFonts w:ascii="BIZ UDPGothic" w:cs="BIZ UDPGothic" w:eastAsia="BIZ UDPGothic" w:hAnsi="BIZ UDPGothic"/>
-          <w:color w:val="404040"/>
-          <w:sz w:val="18"/>
-          <w:szCs w:val="18"/>
-        </w:rPr>
-        <w:t xml:space="preserve">cEc2Messages-JafERFbKDaY0   c2-messages</w:t>
-      </w:r>
-    </w:p>
-    <w:p>
-      <w:pPr>
-        <w:spacing w:before="100" w:after="100"/>
-      </w:pPr>
-      <w:r>
-        <w:rPr>
-          <w:rFonts w:ascii="BIZ UDPGothic" w:cs="BIZ UDPGothic" w:eastAsia="BIZ UDPGothic" w:hAnsi="BIZ UDPGothic"/>
-          <w:color w:val="404040"/>
-          <w:sz w:val="18"/>
-          <w:szCs w:val="18"/>
-        </w:rPr>
-        <w:t xml:space="preserve">/var/log/secure            KsmPosCwMet                 ksm-posst g-cw-metric</w:t>
-      </w:r>
-    </w:p>
-    <w:p>
-      <w:pPr>
-        <w:spacing w:before="100" w:after="100"/>
-      </w:pPr>
-      <w:r>
-        <w:rPr>
-          <w:rFonts w:ascii="BIZ UDPGothic" w:cs="BIZ UDPGothic" w:eastAsia="BIZ UDPGothic" w:hAnsi="BIZ UDPGothic"/>
-          <w:color w:val="404040"/>
-          <w:sz w:val="18"/>
-          <w:szCs w:val="18"/>
-        </w:rPr>
-        <w:t xml:space="preserve">ricEc2Secure-QCaxakJmklLI   -ec2-secure</w:t>
-      </w:r>
-    </w:p>
-    <w:p>
-      <w:pPr>
-        <w:spacing w:before="100" w:after="100"/>
-      </w:pPr>
-      <w:r>
-        <w:rPr>
-          <w:rFonts w:ascii="BIZ UDPGothic" w:cs="BIZ UDPGothic" w:eastAsia="BIZ UDPGothic" w:hAnsi="BIZ UDPGothic"/>
-          <w:color w:val="404040"/>
-          <w:sz w:val="18"/>
-          <w:szCs w:val="18"/>
-        </w:rPr>
-        <w:t xml:space="preserve">/var/log/dnf.log           KsmPosCwMet                 ksm-posstg -cw-metric-</w:t>
-      </w:r>
-    </w:p>
-    <w:p>
-      <w:pPr>
-        <w:spacing w:before="100" w:after="100"/>
-      </w:pPr>
-      <w:r>
-        <w:rPr>
-          <w:rFonts w:ascii="BIZ UDPGothic" w:cs="BIZ UDPGothic" w:eastAsia="BIZ UDPGothic" w:hAnsi="BIZ UDPGothic"/>
-          <w:color w:val="404040"/>
-          <w:sz w:val="18"/>
-          <w:szCs w:val="18"/>
-        </w:rPr>
-        <w:t xml:space="preserve">ricEc2DnfLog-Z7kfwtqw2JnJ   ec2-dnf-log</w:t>
-      </w:r>
-    </w:p>
-    <w:p>
-      <w:pPr>
-        <w:spacing w:before="100" w:after="100"/>
-      </w:pPr>
-      <w:r>
-        <w:rPr>
-          <w:rFonts w:ascii="BIZ UDPGothic" w:cs="BIZ UDPGothic" w:eastAsia="BIZ UDPGothic" w:hAnsi="BIZ UDPGothic"/>
-          <w:b/>
-          <w:bCs/>
-          <w:color w:val="C8102E"/>
-          <w:sz w:val="20"/>
-          <w:szCs w:val="20"/>
-        </w:rPr>
-        <w:t xml:space="preserve">■ 実行コマンド</w:t>
+        <w:t xml:space="preserve">　Mục</w:t>
       </w:r>
     </w:p>
     <w:tbl>
@@ -2613,69 +1916,504 @@
         </w:tblBorders>
       </w:tblPr>
       <w:tblGrid>
-        <w:gridCol w:w="9506"/>
+        <w:gridCol w:w="1901"/>
+        <w:gridCol w:w="1901"/>
+        <w:gridCol w:w="1901"/>
+        <w:gridCol w:w="1901"/>
+        <w:gridCol w:w="1902"/>
       </w:tblGrid>
       <w:tr>
         <w:trPr>
           <w:cantSplit/>
+          <w:tblHeader/>
         </w:trPr>
         <w:tc>
           <w:tcPr>
-            <w:tcW w:type="dxa" w:w="9506"/>
-            <w:tcBorders>
-              <w:top w:val="single" w:color="CCCCCC" w:sz="4"/>
-              <w:left w:val="single" w:color="CCCCCC" w:sz="4"/>
-              <w:bottom w:val="single" w:color="CCCCCC" w:sz="4"/>
-              <w:right w:val="single" w:color="CCCCCC" w:sz="4"/>
-            </w:tcBorders>
-            <w:shd w:fill="F5F5F5" w:val="clear"/>
-            <w:tcMar>
-              <w:top w:type="dxa" w:w="80"/>
-              <w:left w:type="dxa" w:w="200"/>
-              <w:bottom w:type="dxa" w:w="80"/>
-              <w:right w:type="dxa" w:w="200"/>
-            </w:tcMar>
-          </w:tcPr>
-          <w:p>
-            <w:pPr>
-              <w:spacing w:before="0" w:after="0"/>
-            </w:pPr>
-            <w:r>
-              <w:rPr>
-                <w:rFonts w:ascii="Courier New" w:cs="Courier New" w:eastAsia="Courier New" w:hAnsi="Courier New"/>
-                <w:color w:val="404040"/>
-                <w:sz w:val="16"/>
-                <w:szCs w:val="16"/>
-              </w:rPr>
-              <w:t xml:space="preserve">AWS CloudShell（STGアカウント）で以下を実行すること。　\*Thực thi lệnh</w:t>
-            </w:r>
-          </w:p>
-          <w:p>
-            <w:pPr>
-              <w:spacing w:before="0" w:after="0"/>
-            </w:pPr>
-            <w:r>
-              <w:rPr>
-                <w:rFonts w:ascii="Courier New" w:cs="Courier New" w:eastAsia="Courier New" w:hAnsi="Courier New"/>
-                <w:color w:val="404040"/>
-                <w:sz w:val="16"/>
-                <w:szCs w:val="16"/>
+            <w:tcW w:type="dxa" w:w="1901"/>
+            <w:tcBorders>
+              <w:top w:val="single" w:color="CCCCCC" w:sz="4"/>
+              <w:left w:val="single" w:color="CCCCCC" w:sz="4"/>
+              <w:bottom w:val="single" w:color="CCCCCC" w:sz="4"/>
+              <w:right w:val="single" w:color="CCCCCC" w:sz="4"/>
+            </w:tcBorders>
+            <w:shd w:fill="E8E8E8" w:val="clear"/>
+            <w:tcMar>
+              <w:top w:type="dxa" w:w="80"/>
+              <w:left w:type="dxa" w:w="120"/>
+              <w:bottom w:type="dxa" w:w="80"/>
+              <w:right w:type="dxa" w:w="120"/>
+            </w:tcMar>
+          </w:tcPr>
+          <w:p>
+            <w:pPr>
+              <w:spacing w:before="0" w:after="0"/>
+            </w:pPr>
+            <w:r>
+              <w:rPr>
+                <w:rFonts w:ascii="BIZ UDPGothic" w:cs="BIZ UDPGothic" w:eastAsia="BIZ UDPGothic" w:hAnsi="BIZ UDPGothic"/>
+                <w:color w:val="404040"/>
+                <w:sz w:val="18"/>
+                <w:szCs w:val="18"/>
+              </w:rPr>
+              <w:t xml:space="preserve">o. No.</w:t>
+            </w:r>
+          </w:p>
+        </w:tc>
+        <w:tc>
+          <w:tcPr>
+            <w:tcW w:type="dxa" w:w="1901"/>
+            <w:tcBorders>
+              <w:top w:val="single" w:color="CCCCCC" w:sz="4"/>
+              <w:left w:val="single" w:color="CCCCCC" w:sz="4"/>
+              <w:bottom w:val="single" w:color="CCCCCC" w:sz="4"/>
+              <w:right w:val="single" w:color="CCCCCC" w:sz="4"/>
+            </w:tcBorders>
+            <w:shd w:fill="E8E8E8" w:val="clear"/>
+            <w:tcMar>
+              <w:top w:type="dxa" w:w="80"/>
+              <w:left w:type="dxa" w:w="120"/>
+              <w:bottom w:type="dxa" w:w="80"/>
+              <w:right w:type="dxa" w:w="120"/>
+            </w:tcMar>
+          </w:tcPr>
+          <w:p>
+            <w:pPr>
+              <w:spacing w:before="0" w:after="0"/>
+            </w:pPr>
+            <w:r>
+              <w:rPr>
+                <w:rFonts w:ascii="BIZ UDPGothic" w:cs="BIZ UDPGothic" w:eastAsia="BIZ UDPGothic" w:hAnsi="BIZ UDPGothic"/>
+                <w:color w:val="404040"/>
+                <w:sz w:val="18"/>
+                <w:szCs w:val="18"/>
+              </w:rPr>
+              <w:t xml:space="preserve">đổi</w:t>
+            </w:r>
+          </w:p>
+        </w:tc>
+        <w:tc>
+          <w:tcPr>
+            <w:tcW w:type="dxa" w:w="1901"/>
+            <w:tcBorders>
+              <w:top w:val="single" w:color="CCCCCC" w:sz="4"/>
+              <w:left w:val="single" w:color="CCCCCC" w:sz="4"/>
+              <w:bottom w:val="single" w:color="CCCCCC" w:sz="4"/>
+              <w:right w:val="single" w:color="CCCCCC" w:sz="4"/>
+            </w:tcBorders>
+            <w:shd w:fill="E8E8E8" w:val="clear"/>
+            <w:tcMar>
+              <w:top w:type="dxa" w:w="80"/>
+              <w:left w:type="dxa" w:w="120"/>
+              <w:bottom w:type="dxa" w:w="80"/>
+              <w:right w:type="dxa" w:w="120"/>
+            </w:tcMar>
+          </w:tcPr>
+          <w:p>
+            <w:pPr>
+              <w:spacing w:before="0" w:after="0"/>
+            </w:pPr>
+            <w:r>
+              <w:rPr>
+                <w:rFonts w:ascii="BIZ UDPGothic" w:cs="BIZ UDPGothic" w:eastAsia="BIZ UDPGothic" w:hAnsi="BIZ UDPGothic"/>
+                <w:color w:val="404040"/>
+                <w:sz w:val="18"/>
+                <w:szCs w:val="18"/>
               </w:rPr>
               <w:t xml:space="preserve"/>
             </w:r>
           </w:p>
-          <w:p>
-            <w:pPr>
-              <w:spacing w:before="0" w:after="0"/>
-            </w:pPr>
-            <w:r>
-              <w:rPr>
-                <w:rFonts w:ascii="Courier New" w:cs="Courier New" w:eastAsia="Courier New" w:hAnsi="Courier New"/>
-                <w:color w:val="404040"/>
-                <w:sz w:val="16"/>
-                <w:szCs w:val="16"/>
-              </w:rPr>
-              <w:t xml:space="preserve">dưới đây trên AWS CloudShell (tài khoản STG).\*</w:t>
+        </w:tc>
+        <w:tc>
+          <w:tcPr>
+            <w:tcW w:type="dxa" w:w="1901"/>
+            <w:tcBorders>
+              <w:top w:val="single" w:color="CCCCCC" w:sz="4"/>
+              <w:left w:val="single" w:color="CCCCCC" w:sz="4"/>
+              <w:bottom w:val="single" w:color="CCCCCC" w:sz="4"/>
+              <w:right w:val="single" w:color="CCCCCC" w:sz="4"/>
+            </w:tcBorders>
+            <w:shd w:fill="E8E8E8" w:val="clear"/>
+            <w:tcMar>
+              <w:top w:type="dxa" w:w="80"/>
+              <w:left w:type="dxa" w:w="120"/>
+              <w:bottom w:type="dxa" w:w="80"/>
+              <w:right w:type="dxa" w:w="120"/>
+            </w:tcMar>
+          </w:tcPr>
+          <w:p>
+            <w:pPr>
+              <w:spacing w:before="0" w:after="0"/>
+            </w:pPr>
+            <w:r>
+              <w:rPr>
+                <w:rFonts w:ascii="BIZ UDPGothic" w:cs="BIZ UDPGothic" w:eastAsia="BIZ UDPGothic" w:hAnsi="BIZ UDPGothic"/>
+                <w:color w:val="404040"/>
+                <w:sz w:val="18"/>
+                <w:szCs w:val="18"/>
+              </w:rPr>
+              <w:t xml:space="preserve">数 l ượng</w:t>
+            </w:r>
+          </w:p>
+        </w:tc>
+        <w:tc>
+          <w:tcPr>
+            <w:tcW w:type="dxa" w:w="1902"/>
+            <w:tcBorders>
+              <w:top w:val="single" w:color="CCCCCC" w:sz="4"/>
+              <w:left w:val="single" w:color="CCCCCC" w:sz="4"/>
+              <w:bottom w:val="single" w:color="CCCCCC" w:sz="4"/>
+              <w:right w:val="single" w:color="CCCCCC" w:sz="4"/>
+            </w:tcBorders>
+            <w:shd w:fill="E8E8E8" w:val="clear"/>
+            <w:tcMar>
+              <w:top w:type="dxa" w:w="80"/>
+              <w:left w:type="dxa" w:w="120"/>
+              <w:bottom w:type="dxa" w:w="80"/>
+              <w:right w:type="dxa" w:w="120"/>
+            </w:tcMar>
+          </w:tcPr>
+          <w:p>
+            <w:pPr>
+              <w:spacing w:before="0" w:after="0"/>
+            </w:pPr>
+            <w:r>
+              <w:rPr>
+                <w:rFonts w:ascii="BIZ UDPGothic" w:cs="BIZ UDPGothic" w:eastAsia="BIZ UDPGothic" w:hAnsi="BIZ UDPGothic"/>
+                <w:color w:val="404040"/>
+                <w:sz w:val="18"/>
+                <w:szCs w:val="18"/>
+              </w:rPr>
+              <w:t xml:space="preserve">ク ro</w:t>
+            </w:r>
+          </w:p>
+        </w:tc>
+      </w:tr>
+      <w:tr>
+        <w:trPr>
+          <w:cantSplit/>
+        </w:trPr>
+        <w:tc>
+          <w:tcPr>
+            <w:tcW w:type="dxa" w:w="1901"/>
+            <w:tcBorders>
+              <w:top w:val="single" w:color="CCCCCC" w:sz="4"/>
+              <w:left w:val="single" w:color="CCCCCC" w:sz="4"/>
+              <w:bottom w:val="single" w:color="CCCCCC" w:sz="4"/>
+              <w:right w:val="single" w:color="CCCCCC" w:sz="4"/>
+            </w:tcBorders>
+            <w:shd w:fill="FFFFFF" w:val="clear"/>
+            <w:tcMar>
+              <w:top w:type="dxa" w:w="80"/>
+              <w:left w:type="dxa" w:w="120"/>
+              <w:bottom w:type="dxa" w:w="80"/>
+              <w:right w:type="dxa" w:w="120"/>
+            </w:tcMar>
+          </w:tcPr>
+          <w:p>
+            <w:pPr>
+              <w:spacing w:before="0" w:after="0"/>
+            </w:pPr>
+            <w:r>
+              <w:rPr>
+                <w:rFonts w:ascii="BIZ UDPGothic" w:cs="BIZ UDPGothic" w:eastAsia="BIZ UDPGothic" w:hAnsi="BIZ UDPGothic"/>
+                <w:color w:val="404040"/>
+                <w:sz w:val="18"/>
+                <w:szCs w:val="18"/>
+              </w:rPr>
+              <w:t xml:space="preserve">1</w:t>
+            </w:r>
+          </w:p>
+        </w:tc>
+        <w:tc>
+          <w:tcPr>
+            <w:tcW w:type="dxa" w:w="1901"/>
+            <w:tcBorders>
+              <w:top w:val="single" w:color="CCCCCC" w:sz="4"/>
+              <w:left w:val="single" w:color="CCCCCC" w:sz="4"/>
+              <w:bottom w:val="single" w:color="CCCCCC" w:sz="4"/>
+              <w:right w:val="single" w:color="CCCCCC" w:sz="4"/>
+            </w:tcBorders>
+            <w:shd w:fill="FFFFFF" w:val="clear"/>
+            <w:tcMar>
+              <w:top w:type="dxa" w:w="80"/>
+              <w:left w:type="dxa" w:w="120"/>
+              <w:bottom w:type="dxa" w:w="80"/>
+              <w:right w:type="dxa" w:w="120"/>
+            </w:tcMar>
+          </w:tcPr>
+          <w:p>
+            <w:pPr>
+              <w:spacing w:before="0" w:after="0"/>
+            </w:pPr>
+            <w:r>
+              <w:rPr>
+                <w:rFonts w:ascii="BIZ UDPGothic" w:cs="BIZ UDPGothic" w:eastAsia="BIZ UDPGothic" w:hAnsi="BIZ UDPGothic"/>
+                <w:color w:val="404040"/>
+                <w:sz w:val="18"/>
+                <w:szCs w:val="18"/>
+              </w:rPr>
+              <w:t xml:space="preserve">PRD EC2アラーム フィル ターパターン修正</w:t>
+            </w:r>
+          </w:p>
+        </w:tc>
+        <w:tc>
+          <w:tcPr>
+            <w:tcW w:type="dxa" w:w="1901"/>
+            <w:tcBorders>
+              <w:top w:val="single" w:color="CCCCCC" w:sz="4"/>
+              <w:left w:val="single" w:color="CCCCCC" w:sz="4"/>
+              <w:bottom w:val="single" w:color="CCCCCC" w:sz="4"/>
+              <w:right w:val="single" w:color="CCCCCC" w:sz="4"/>
+            </w:tcBorders>
+            <w:shd w:fill="FFFFFF" w:val="clear"/>
+            <w:tcMar>
+              <w:top w:type="dxa" w:w="80"/>
+              <w:left w:type="dxa" w:w="120"/>
+              <w:bottom w:type="dxa" w:w="80"/>
+              <w:right w:type="dxa" w:w="120"/>
+            </w:tcMar>
+          </w:tcPr>
+          <w:p>
+            <w:pPr>
+              <w:spacing w:before="0" w:after="0"/>
+            </w:pPr>
+            <w:r>
+              <w:rPr>
+                <w:rFonts w:ascii="BIZ UDPGothic" w:cs="BIZ UDPGothic" w:eastAsia="BIZ UDPGothic" w:hAnsi="BIZ UDPGothic"/>
+                <w:color w:val="404040"/>
+                <w:sz w:val="18"/>
+                <w:szCs w:val="18"/>
+              </w:rPr>
+              <w:t xml:space="preserve">4 Log Groupのフィルターに res=failed除外条件を追加 Thêm điều kiện loại trừ res=failed vào 4 Log Group</w:t>
+            </w:r>
+          </w:p>
+        </w:tc>
+        <w:tc>
+          <w:tcPr>
+            <w:tcW w:type="dxa" w:w="1901"/>
+            <w:tcBorders>
+              <w:top w:val="single" w:color="CCCCCC" w:sz="4"/>
+              <w:left w:val="single" w:color="CCCCCC" w:sz="4"/>
+              <w:bottom w:val="single" w:color="CCCCCC" w:sz="4"/>
+              <w:right w:val="single" w:color="CCCCCC" w:sz="4"/>
+            </w:tcBorders>
+            <w:shd w:fill="FFFFFF" w:val="clear"/>
+            <w:tcMar>
+              <w:top w:type="dxa" w:w="80"/>
+              <w:left w:type="dxa" w:w="120"/>
+              <w:bottom w:type="dxa" w:w="80"/>
+              <w:right w:type="dxa" w:w="120"/>
+            </w:tcMar>
+          </w:tcPr>
+          <w:p>
+            <w:pPr>
+              <w:spacing w:before="0" w:after="0"/>
+            </w:pPr>
+            <w:r>
+              <w:rPr>
+                <w:rFonts w:ascii="BIZ UDPGothic" w:cs="BIZ UDPGothic" w:eastAsia="BIZ UDPGothic" w:hAnsi="BIZ UDPGothic"/>
+                <w:color w:val="404040"/>
+                <w:sz w:val="18"/>
+                <w:szCs w:val="18"/>
+              </w:rPr>
+              <w:t xml:space="preserve">0.2 5人日</w:t>
+            </w:r>
+          </w:p>
+        </w:tc>
+        <w:tc>
+          <w:tcPr>
+            <w:tcW w:type="dxa" w:w="1902"/>
+            <w:tcBorders>
+              <w:top w:val="single" w:color="CCCCCC" w:sz="4"/>
+              <w:left w:val="single" w:color="CCCCCC" w:sz="4"/>
+              <w:bottom w:val="single" w:color="CCCCCC" w:sz="4"/>
+              <w:right w:val="single" w:color="CCCCCC" w:sz="4"/>
+            </w:tcBorders>
+            <w:shd w:fill="FFFFFF" w:val="clear"/>
+            <w:tcMar>
+              <w:top w:type="dxa" w:w="80"/>
+              <w:left w:type="dxa" w:w="120"/>
+              <w:bottom w:type="dxa" w:w="80"/>
+              <w:right w:type="dxa" w:w="120"/>
+            </w:tcMar>
+          </w:tcPr>
+          <w:p>
+            <w:pPr>
+              <w:spacing w:before="0" w:after="0"/>
+            </w:pPr>
+            <w:r>
+              <w:rPr>
+                <w:rFonts w:ascii="BIZ UDPGothic" w:cs="BIZ UDPGothic" w:eastAsia="BIZ UDPGothic" w:hAnsi="BIZ UDPGothic"/>
+                <w:color w:val="404040"/>
+                <w:sz w:val="18"/>
+                <w:szCs w:val="18"/>
+              </w:rPr>
+              <w:t xml:space="preserve">低 / Thấp</w:t>
+            </w:r>
+          </w:p>
+        </w:tc>
+      </w:tr>
+      <w:tr>
+        <w:trPr>
+          <w:cantSplit/>
+        </w:trPr>
+        <w:tc>
+          <w:tcPr>
+            <w:tcW w:type="dxa" w:w="1901"/>
+            <w:tcBorders>
+              <w:top w:val="single" w:color="CCCCCC" w:sz="4"/>
+              <w:left w:val="single" w:color="CCCCCC" w:sz="4"/>
+              <w:bottom w:val="single" w:color="CCCCCC" w:sz="4"/>
+              <w:right w:val="single" w:color="CCCCCC" w:sz="4"/>
+            </w:tcBorders>
+            <w:shd w:fill="FFFFFF" w:val="clear"/>
+            <w:tcMar>
+              <w:top w:type="dxa" w:w="80"/>
+              <w:left w:type="dxa" w:w="120"/>
+              <w:bottom w:type="dxa" w:w="80"/>
+              <w:right w:type="dxa" w:w="120"/>
+            </w:tcMar>
+          </w:tcPr>
+          <w:p>
+            <w:pPr>
+              <w:spacing w:before="0" w:after="0"/>
+            </w:pPr>
+            <w:r>
+              <w:rPr>
+                <w:rFonts w:ascii="BIZ UDPGothic" w:cs="BIZ UDPGothic" w:eastAsia="BIZ UDPGothic" w:hAnsi="BIZ UDPGothic"/>
+                <w:color w:val="404040"/>
+                <w:sz w:val="18"/>
+                <w:szCs w:val="18"/>
+              </w:rPr>
+              <w:t xml:space="preserve">2</w:t>
+            </w:r>
+          </w:p>
+        </w:tc>
+        <w:tc>
+          <w:tcPr>
+            <w:tcW w:type="dxa" w:w="1901"/>
+            <w:tcBorders>
+              <w:top w:val="single" w:color="CCCCCC" w:sz="4"/>
+              <w:left w:val="single" w:color="CCCCCC" w:sz="4"/>
+              <w:bottom w:val="single" w:color="CCCCCC" w:sz="4"/>
+              <w:right w:val="single" w:color="CCCCCC" w:sz="4"/>
+            </w:tcBorders>
+            <w:shd w:fill="FFFFFF" w:val="clear"/>
+            <w:tcMar>
+              <w:top w:type="dxa" w:w="80"/>
+              <w:left w:type="dxa" w:w="120"/>
+              <w:bottom w:type="dxa" w:w="80"/>
+              <w:right w:type="dxa" w:w="120"/>
+            </w:tcMar>
+          </w:tcPr>
+          <w:p>
+            <w:pPr>
+              <w:spacing w:before="0" w:after="0"/>
+            </w:pPr>
+            <w:r>
+              <w:rPr>
+                <w:rFonts w:ascii="BIZ UDPGothic" w:cs="BIZ UDPGothic" w:eastAsia="BIZ UDPGothic" w:hAnsi="BIZ UDPGothic"/>
+                <w:color w:val="404040"/>
+                <w:sz w:val="18"/>
+                <w:szCs w:val="18"/>
+              </w:rPr>
+              <w:t xml:space="preserve">STG EC2アラーム フィル ターパターン修正</w:t>
+            </w:r>
+          </w:p>
+        </w:tc>
+        <w:tc>
+          <w:tcPr>
+            <w:tcW w:type="dxa" w:w="1901"/>
+            <w:tcBorders>
+              <w:top w:val="single" w:color="CCCCCC" w:sz="4"/>
+              <w:left w:val="single" w:color="CCCCCC" w:sz="4"/>
+              <w:bottom w:val="single" w:color="CCCCCC" w:sz="4"/>
+              <w:right w:val="single" w:color="CCCCCC" w:sz="4"/>
+            </w:tcBorders>
+            <w:shd w:fill="FFFFFF" w:val="clear"/>
+            <w:tcMar>
+              <w:top w:type="dxa" w:w="80"/>
+              <w:left w:type="dxa" w:w="120"/>
+              <w:bottom w:type="dxa" w:w="80"/>
+              <w:right w:type="dxa" w:w="120"/>
+            </w:tcMar>
+          </w:tcPr>
+          <w:p>
+            <w:pPr>
+              <w:spacing w:before="0" w:after="0"/>
+            </w:pPr>
+            <w:r>
+              <w:rPr>
+                <w:rFonts w:ascii="BIZ UDPGothic" w:cs="BIZ UDPGothic" w:eastAsia="BIZ UDPGothic" w:hAnsi="BIZ UDPGothic"/>
+                <w:color w:val="404040"/>
+                <w:sz w:val="18"/>
+                <w:szCs w:val="18"/>
+              </w:rPr>
+              <w:t xml:space="preserve">4 Log Groupのフィルターに res=failed除外条件を追加 Thêm điều kiện loại trừ res=failed vào 4 Log Group</w:t>
+            </w:r>
+          </w:p>
+        </w:tc>
+        <w:tc>
+          <w:tcPr>
+            <w:tcW w:type="dxa" w:w="1901"/>
+            <w:tcBorders>
+              <w:top w:val="single" w:color="CCCCCC" w:sz="4"/>
+              <w:left w:val="single" w:color="CCCCCC" w:sz="4"/>
+              <w:bottom w:val="single" w:color="CCCCCC" w:sz="4"/>
+              <w:right w:val="single" w:color="CCCCCC" w:sz="4"/>
+            </w:tcBorders>
+            <w:shd w:fill="FFFFFF" w:val="clear"/>
+            <w:tcMar>
+              <w:top w:type="dxa" w:w="80"/>
+              <w:left w:type="dxa" w:w="120"/>
+              <w:bottom w:type="dxa" w:w="80"/>
+              <w:right w:type="dxa" w:w="120"/>
+            </w:tcMar>
+          </w:tcPr>
+          <w:p>
+            <w:pPr>
+              <w:spacing w:before="0" w:after="0"/>
+            </w:pPr>
+            <w:r>
+              <w:rPr>
+                <w:rFonts w:ascii="BIZ UDPGothic" w:cs="BIZ UDPGothic" w:eastAsia="BIZ UDPGothic" w:hAnsi="BIZ UDPGothic"/>
+                <w:color w:val="404040"/>
+                <w:sz w:val="18"/>
+                <w:szCs w:val="18"/>
+              </w:rPr>
+              <w:t xml:space="preserve">0.2 5人日</w:t>
+            </w:r>
+          </w:p>
+        </w:tc>
+        <w:tc>
+          <w:tcPr>
+            <w:tcW w:type="dxa" w:w="1902"/>
+            <w:tcBorders>
+              <w:top w:val="single" w:color="CCCCCC" w:sz="4"/>
+              <w:left w:val="single" w:color="CCCCCC" w:sz="4"/>
+              <w:bottom w:val="single" w:color="CCCCCC" w:sz="4"/>
+              <w:right w:val="single" w:color="CCCCCC" w:sz="4"/>
+            </w:tcBorders>
+            <w:shd w:fill="FFFFFF" w:val="clear"/>
+            <w:tcMar>
+              <w:top w:type="dxa" w:w="80"/>
+              <w:left w:type="dxa" w:w="120"/>
+              <w:bottom w:type="dxa" w:w="80"/>
+              <w:right w:type="dxa" w:w="120"/>
+            </w:tcMar>
+          </w:tcPr>
+          <w:p>
+            <w:pPr>
+              <w:spacing w:before="0" w:after="0"/>
+            </w:pPr>
+            <w:r>
+              <w:rPr>
+                <w:rFonts w:ascii="BIZ UDPGothic" w:cs="BIZ UDPGothic" w:eastAsia="BIZ UDPGothic" w:hAnsi="BIZ UDPGothic"/>
+                <w:color w:val="404040"/>
+                <w:sz w:val="18"/>
+                <w:szCs w:val="18"/>
+              </w:rPr>
+              <w:t xml:space="preserve">低 / Thấp</w:t>
             </w:r>
           </w:p>
         </w:tc>
@@ -2697,7 +2435,7 @@
           <w:sz w:val="24"/>
           <w:szCs w:val="24"/>
         </w:rPr>
-        <w:t xml:space="preserve">■ テスト手順・結果</w:t>
+        <w:t xml:space="preserve">■ フィルターパターン変更内容（全ロググループ共通）** *Nội dung thay</w:t>
       </w:r>
       <w:r>
         <w:br/>
@@ -2711,7 +2449,7 @@
           <w:sz w:val="17"/>
           <w:szCs w:val="17"/>
         </w:rPr>
-        <w:t xml:space="preserve">　Quy Trình &amp; Kết Quả Kiểm Thử</w:t>
+        <w:t xml:space="preserve">　</w:t>
       </w:r>
     </w:p>
     <w:p>
@@ -2725,49 +2463,7 @@
           <w:sz w:val="18"/>
           <w:szCs w:val="18"/>
         </w:rPr>
-        <w:t xml:space="preserve">N o . N o .   nhận                                      đợi                  （OK/ NG） quả</w:t>
-      </w:r>
-    </w:p>
-    <w:p>
-      <w:pPr>
-        <w:spacing w:before="100" w:after="100"/>
-      </w:pPr>
-      <w:r>
-        <w:rPr>
-          <w:rFonts w:ascii="BIZ UDPGothic" w:cs="BIZ UDPGothic" w:eastAsia="BIZ UDPGothic" w:hAnsi="BIZ UDPGothic"/>
-          <w:color w:val="404040"/>
-          <w:sz w:val="18"/>
-          <w:szCs w:val="18"/>
-        </w:rPr>
-        <w:t xml:space="preserve">(O K/NG)</w:t>
-      </w:r>
-    </w:p>
-    <w:p>
-      <w:pPr>
-        <w:spacing w:before="100" w:after="100"/>
-      </w:pPr>
-      <w:r>
-        <w:rPr>
-          <w:rFonts w:ascii="BIZ UDPGothic" w:cs="BIZ UDPGothic" w:eastAsia="BIZ UDPGothic" w:hAnsi="BIZ UDPGothic"/>
-          <w:color w:val="404040"/>
-          <w:sz w:val="18"/>
-          <w:szCs w:val="18"/>
-        </w:rPr>
-        <w:t xml:space="preserve">1                 PRD Cloud Shellでフィルターパターンを確認する filterPatternに &amp;&amp;</w:t>
-      </w:r>
-    </w:p>
-    <w:p>
-      <w:pPr>
-        <w:spacing w:before="100" w:after="100"/>
-      </w:pPr>
-      <w:r>
-        <w:rPr>
-          <w:rFonts w:ascii="BIZ UDPGothic" w:cs="BIZ UDPGothic" w:eastAsia="BIZ UDPGothic" w:hAnsi="BIZ UDPGothic"/>
-          <w:color w:val="404040"/>
-          <w:sz w:val="18"/>
-          <w:szCs w:val="18"/>
-        </w:rPr>
-        <w:t xml:space="preserve">Xác nhận filter pattern trên PRD CloudShell   message!=\"</w:t>
+        <w:t xml:space="preserve">đổi filter pattern (chung cho tất cả Log Group)*</w:t>
       </w:r>
     </w:p>
     <w:tbl>
@@ -2783,326 +2479,182 @@
         </w:tblBorders>
       </w:tblPr>
       <w:tblGrid>
-        <w:gridCol w:w="9506"/>
+        <w:gridCol w:w="4753"/>
+        <w:gridCol w:w="4753"/>
       </w:tblGrid>
       <w:tr>
         <w:trPr>
           <w:cantSplit/>
+          <w:tblHeader/>
         </w:trPr>
         <w:tc>
           <w:tcPr>
-            <w:tcW w:type="dxa" w:w="9506"/>
-            <w:tcBorders>
-              <w:top w:val="single" w:color="CCCCCC" w:sz="4"/>
-              <w:left w:val="single" w:color="CCCCCC" w:sz="4"/>
-              <w:bottom w:val="single" w:color="CCCCCC" w:sz="4"/>
-              <w:right w:val="single" w:color="CCCCCC" w:sz="4"/>
-            </w:tcBorders>
-            <w:shd w:fill="F5F5F5" w:val="clear"/>
-            <w:tcMar>
-              <w:top w:type="dxa" w:w="80"/>
-              <w:left w:type="dxa" w:w="200"/>
-              <w:bottom w:type="dxa" w:w="80"/>
-              <w:right w:type="dxa" w:w="200"/>
-            </w:tcMar>
-          </w:tcPr>
-          <w:p>
-            <w:pPr>
-              <w:spacing w:before="0" w:after="0"/>
-            </w:pPr>
-            <w:r>
-              <w:rPr>
-                <w:rFonts w:ascii="Courier New" w:cs="Courier New" w:eastAsia="Courier New" w:hAnsi="Courier New"/>
-                <w:color w:val="404040"/>
-                <w:sz w:val="16"/>
-                <w:szCs w:val="16"/>
-              </w:rPr>
-              <w:t xml:space="preserve">aws \--no-cli-pager logs                    \\*res=failed\\*\"</w:t>
-            </w:r>
-          </w:p>
-          <w:p>
-            <w:pPr>
-              <w:spacing w:before="0" w:after="0"/>
-            </w:pPr>
-            <w:r>
-              <w:rPr>
-                <w:rFonts w:ascii="Courier New" w:cs="Courier New" w:eastAsia="Courier New" w:hAnsi="Courier New"/>
-                <w:color w:val="404040"/>
-                <w:sz w:val="16"/>
-                <w:szCs w:val="16"/>
-              </w:rPr>
-              <w:t xml:space="preserve">describe-metric-filters \--region           が含まれている Filter</w:t>
-            </w:r>
-          </w:p>
-          <w:p>
-            <w:pPr>
-              <w:spacing w:before="0" w:after="0"/>
-            </w:pPr>
-            <w:r>
-              <w:rPr>
-                <w:rFonts w:ascii="Courier New" w:cs="Courier New" w:eastAsia="Courier New" w:hAnsi="Courier New"/>
-                <w:color w:val="404040"/>
-                <w:sz w:val="16"/>
-                <w:szCs w:val="16"/>
-              </w:rPr>
-              <w:t xml:space="preserve">ap-northeast-1 \--log-group-name            pattern có chứa &amp;&amp;</w:t>
-            </w:r>
-          </w:p>
-          <w:p>
-            <w:pPr>
-              <w:spacing w:before="0" w:after="0"/>
-            </w:pPr>
-            <w:r>
-              <w:rPr>
-                <w:rFonts w:ascii="Courier New" w:cs="Courier New" w:eastAsia="Courier New" w:hAnsi="Courier New"/>
-                <w:color w:val="404040"/>
-                <w:sz w:val="16"/>
-                <w:szCs w:val="16"/>
-              </w:rPr>
-              <w:t xml:space="preserve">\"/var/log/secure\" \--query \'       message!=\"</w:t>
-            </w:r>
-          </w:p>
-          <w:p>
-            <w:pPr>
-              <w:spacing w:before="0" w:after="0"/>
-            </w:pPr>
-            <w:r>
-              <w:rPr>
-                <w:rFonts w:ascii="Courier New" w:cs="Courier New" w:eastAsia="Courier New" w:hAnsi="Courier New"/>
-                <w:color w:val="404040"/>
-                <w:sz w:val="16"/>
-                <w:szCs w:val="16"/>
-              </w:rPr>
-              <w:t xml:space="preserve">metricFilters\[\\*\].filterPattern\'   \\*res=failed\\*\"</w:t>
-            </w:r>
-          </w:p>
-          <w:p>
-            <w:pPr>
-              <w:spacing w:before="0" w:after="0"/>
-            </w:pPr>
-            <w:r>
-              <w:rPr>
-                <w:rFonts w:ascii="Courier New" w:cs="Courier New" w:eastAsia="Courier New" w:hAnsi="Courier New"/>
-                <w:color w:val="404040"/>
-                <w:sz w:val="16"/>
-                <w:szCs w:val="16"/>
-              </w:rPr>
-              <w:t xml:space="preserve">\--output text</w:t>
-            </w:r>
-          </w:p>
-          <w:p>
-            <w:pPr>
-              <w:spacing w:before="0" w:after="0"/>
-            </w:pPr>
-            <w:r>
-              <w:rPr>
-                <w:rFonts w:ascii="Courier New" w:cs="Courier New" w:eastAsia="Courier New" w:hAnsi="Courier New"/>
-                <w:color w:val="404040"/>
-                <w:sz w:val="16"/>
-                <w:szCs w:val="16"/>
+            <w:tcW w:type="dxa" w:w="4753"/>
+            <w:tcBorders>
+              <w:top w:val="single" w:color="CCCCCC" w:sz="4"/>
+              <w:left w:val="single" w:color="CCCCCC" w:sz="4"/>
+              <w:bottom w:val="single" w:color="CCCCCC" w:sz="4"/>
+              <w:right w:val="single" w:color="CCCCCC" w:sz="4"/>
+            </w:tcBorders>
+            <w:shd w:fill="E8E8E8" w:val="clear"/>
+            <w:tcMar>
+              <w:top w:type="dxa" w:w="80"/>
+              <w:left w:type="dxa" w:w="120"/>
+              <w:bottom w:type="dxa" w:w="80"/>
+              <w:right w:type="dxa" w:w="120"/>
+            </w:tcMar>
+          </w:tcPr>
+          <w:p>
+            <w:pPr>
+              <w:spacing w:before="0" w:after="0"/>
+            </w:pPr>
+            <w:r>
+              <w:rPr>
+                <w:rFonts w:ascii="BIZ UDPGothic" w:cs="BIZ UDPGothic" w:eastAsia="BIZ UDPGothic" w:hAnsi="BIZ UDPGothic"/>
+                <w:color w:val="404040"/>
+                <w:sz w:val="18"/>
+                <w:szCs w:val="18"/>
               </w:rPr>
               <w:t xml:space="preserve"/>
             </w:r>
           </w:p>
-          <w:p>
-            <w:pPr>
-              <w:spacing w:before="0" w:after="0"/>
-            </w:pPr>
-            <w:r>
-              <w:rPr>
-                <w:rFonts w:ascii="Courier New" w:cs="Courier New" w:eastAsia="Courier New" w:hAnsi="Courier New"/>
-                <w:color w:val="404040"/>
-                <w:sz w:val="16"/>
-                <w:szCs w:val="16"/>
-              </w:rPr>
-              <w:t xml:space="preserve">2                 PRD EC2アラームの状態を確認する Xác nhận      全アラームが OK</w:t>
-            </w:r>
-          </w:p>
-          <w:p>
-            <w:pPr>
-              <w:spacing w:before="0" w:after="0"/>
-            </w:pPr>
-            <w:r>
-              <w:rPr>
-                <w:rFonts w:ascii="Courier New" w:cs="Courier New" w:eastAsia="Courier New" w:hAnsi="Courier New"/>
-                <w:color w:val="404040"/>
-                <w:sz w:val="16"/>
-                <w:szCs w:val="16"/>
-              </w:rPr>
-              <w:t xml:space="preserve">trạng thái cảnh báo EC2 PRD aws               状態であること Tất cả</w:t>
-            </w:r>
-          </w:p>
-          <w:p>
-            <w:pPr>
-              <w:spacing w:before="0" w:after="0"/>
-            </w:pPr>
-            <w:r>
-              <w:rPr>
-                <w:rFonts w:ascii="Courier New" w:cs="Courier New" w:eastAsia="Courier New" w:hAnsi="Courier New"/>
-                <w:color w:val="404040"/>
-                <w:sz w:val="16"/>
-                <w:szCs w:val="16"/>
-              </w:rPr>
-              <w:t xml:space="preserve">\--no-cli-pager cloudwatch describe-alarms  cảnh báo ở trạng thái OK</w:t>
-            </w:r>
-          </w:p>
-          <w:p>
-            <w:pPr>
-              <w:spacing w:before="0" w:after="0"/>
-            </w:pPr>
-            <w:r>
-              <w:rPr>
-                <w:rFonts w:ascii="Courier New" w:cs="Courier New" w:eastAsia="Courier New" w:hAnsi="Courier New"/>
-                <w:color w:val="404040"/>
-                <w:sz w:val="16"/>
-                <w:szCs w:val="16"/>
-              </w:rPr>
-              <w:t xml:space="preserve">\--region ap-northeast-1</w:t>
-            </w:r>
-          </w:p>
-          <w:p>
-            <w:pPr>
-              <w:spacing w:before="0" w:after="0"/>
-            </w:pPr>
-            <w:r>
-              <w:rPr>
-                <w:rFonts w:ascii="Courier New" w:cs="Courier New" w:eastAsia="Courier New" w:hAnsi="Courier New"/>
-                <w:color w:val="404040"/>
-                <w:sz w:val="16"/>
-                <w:szCs w:val="16"/>
-              </w:rPr>
-              <w:t xml:space="preserve">\--alarm-name-prefix</w:t>
-            </w:r>
-          </w:p>
-          <w:p>
-            <w:pPr>
-              <w:spacing w:before="0" w:after="0"/>
-            </w:pPr>
-            <w:r>
-              <w:rPr>
-                <w:rFonts w:ascii="Courier New" w:cs="Courier New" w:eastAsia="Courier New" w:hAnsi="Courier New"/>
-                <w:color w:val="404040"/>
-                <w:sz w:val="16"/>
-                <w:szCs w:val="16"/>
-              </w:rPr>
-              <w:t xml:space="preserve">\"ksm-posprd-cw-alarm-ec2\" \--query</w:t>
-            </w:r>
-          </w:p>
-          <w:p>
-            <w:pPr>
-              <w:spacing w:before="0" w:after="0"/>
-            </w:pPr>
-            <w:r>
-              <w:rPr>
-                <w:rFonts w:ascii="Courier New" w:cs="Courier New" w:eastAsia="Courier New" w:hAnsi="Courier New"/>
-                <w:color w:val="404040"/>
-                <w:sz w:val="16"/>
-                <w:szCs w:val="16"/>
-              </w:rPr>
-              <w:t xml:space="preserve">\'MetricAlarms\[\\*\].</w:t>
-            </w:r>
-          </w:p>
-          <w:p>
-            <w:pPr>
-              <w:spacing w:before="0" w:after="0"/>
-            </w:pPr>
-            <w:r>
-              <w:rPr>
-                <w:rFonts w:ascii="Courier New" w:cs="Courier New" w:eastAsia="Courier New" w:hAnsi="Courier New"/>
-                <w:color w:val="404040"/>
-                <w:sz w:val="16"/>
-                <w:szCs w:val="16"/>
-              </w:rPr>
-              <w:t xml:space="preserve">{Name:AlarmName,State:StateValue}\'</w:t>
-            </w:r>
-          </w:p>
-          <w:p>
-            <w:pPr>
-              <w:spacing w:before="0" w:after="0"/>
-            </w:pPr>
-            <w:r>
-              <w:rPr>
-                <w:rFonts w:ascii="Courier New" w:cs="Courier New" w:eastAsia="Courier New" w:hAnsi="Courier New"/>
-                <w:color w:val="404040"/>
-                <w:sz w:val="16"/>
-                <w:szCs w:val="16"/>
-              </w:rPr>
-              <w:t xml:space="preserve">\--output json</w:t>
-            </w:r>
-          </w:p>
-          <w:p>
-            <w:pPr>
-              <w:spacing w:before="0" w:after="0"/>
-            </w:pPr>
-            <w:r>
-              <w:rPr>
-                <w:rFonts w:ascii="Courier New" w:cs="Courier New" w:eastAsia="Courier New" w:hAnsi="Courier New"/>
-                <w:color w:val="404040"/>
-                <w:sz w:val="16"/>
-                <w:szCs w:val="16"/>
+        </w:tc>
+        <w:tc>
+          <w:tcPr>
+            <w:tcW w:type="dxa" w:w="4753"/>
+            <w:tcBorders>
+              <w:top w:val="single" w:color="CCCCCC" w:sz="4"/>
+              <w:left w:val="single" w:color="CCCCCC" w:sz="4"/>
+              <w:bottom w:val="single" w:color="CCCCCC" w:sz="4"/>
+              <w:right w:val="single" w:color="CCCCCC" w:sz="4"/>
+            </w:tcBorders>
+            <w:shd w:fill="E8E8E8" w:val="clear"/>
+            <w:tcMar>
+              <w:top w:type="dxa" w:w="80"/>
+              <w:left w:type="dxa" w:w="120"/>
+              <w:bottom w:type="dxa" w:w="80"/>
+              <w:right w:type="dxa" w:w="120"/>
+            </w:tcMar>
+          </w:tcPr>
+          <w:p>
+            <w:pPr>
+              <w:spacing w:before="0" w:after="0"/>
+            </w:pPr>
+            <w:r>
+              <w:rPr>
+                <w:rFonts w:ascii="BIZ UDPGothic" w:cs="BIZ UDPGothic" w:eastAsia="BIZ UDPGothic" w:hAnsi="BIZ UDPGothic"/>
+                <w:color w:val="404040"/>
+                <w:sz w:val="18"/>
+                <w:szCs w:val="18"/>
               </w:rPr>
               <w:t xml:space="preserve"/>
             </w:r>
           </w:p>
-          <w:p>
-            <w:pPr>
-              <w:spacing w:before="0" w:after="0"/>
-            </w:pPr>
-            <w:r>
-              <w:rPr>
-                <w:rFonts w:ascii="Courier New" w:cs="Courier New" w:eastAsia="Courier New" w:hAnsi="Courier New"/>
-                <w:color w:val="404040"/>
-                <w:sz w:val="16"/>
-                <w:szCs w:val="16"/>
-              </w:rPr>
-              <w:t xml:space="preserve">3                 B astionに通常のSSHログイン・ログアウ         ALA RMにならないこと</w:t>
-            </w:r>
-          </w:p>
-          <w:p>
-            <w:pPr>
-              <w:spacing w:before="0" w:after="0"/>
-            </w:pPr>
-            <w:r>
-              <w:rPr>
-                <w:rFonts w:ascii="Courier New" w:cs="Courier New" w:eastAsia="Courier New" w:hAnsi="Courier New"/>
-                <w:color w:val="404040"/>
-                <w:sz w:val="16"/>
-                <w:szCs w:val="16"/>
-              </w:rPr>
-              <w:t xml:space="preserve">トを行い、5分後にアラームを確認する Đăng      Không chuyển sang trạng</w:t>
-            </w:r>
-          </w:p>
-          <w:p>
-            <w:pPr>
-              <w:spacing w:before="0" w:after="0"/>
-            </w:pPr>
-            <w:r>
-              <w:rPr>
-                <w:rFonts w:ascii="Courier New" w:cs="Courier New" w:eastAsia="Courier New" w:hAnsi="Courier New"/>
-                <w:color w:val="404040"/>
-                <w:sz w:val="16"/>
-                <w:szCs w:val="16"/>
-              </w:rPr>
-              <w:t xml:space="preserve">nhập/đăng xuất SSH bình thường vào Bastion và thái ALARM</w:t>
-            </w:r>
-          </w:p>
-          <w:p>
-            <w:pPr>
-              <w:spacing w:before="0" w:after="0"/>
-            </w:pPr>
-            <w:r>
-              <w:rPr>
-                <w:rFonts w:ascii="Courier New" w:cs="Courier New" w:eastAsia="Courier New" w:hAnsi="Courier New"/>
-                <w:color w:val="404040"/>
-                <w:sz w:val="16"/>
-                <w:szCs w:val="16"/>
-              </w:rPr>
-              <w:t xml:space="preserve">xác nhận cảnh báo sau 5 phút</w:t>
+        </w:tc>
+      </w:tr>
+      <w:tr>
+        <w:trPr>
+          <w:cantSplit/>
+        </w:trPr>
+        <w:tc>
+          <w:tcPr>
+            <w:tcW w:type="dxa" w:w="4753"/>
+            <w:tcBorders>
+              <w:top w:val="single" w:color="CCCCCC" w:sz="4"/>
+              <w:left w:val="single" w:color="CCCCCC" w:sz="4"/>
+              <w:bottom w:val="single" w:color="CCCCCC" w:sz="4"/>
+              <w:right w:val="single" w:color="CCCCCC" w:sz="4"/>
+            </w:tcBorders>
+            <w:shd w:fill="FFFFFF" w:val="clear"/>
+            <w:tcMar>
+              <w:top w:type="dxa" w:w="80"/>
+              <w:left w:type="dxa" w:w="120"/>
+              <w:bottom w:type="dxa" w:w="80"/>
+              <w:right w:type="dxa" w:w="120"/>
+            </w:tcMar>
+          </w:tcPr>
+          <w:p>
+            <w:pPr>
+              <w:spacing w:before="0" w:after="0"/>
+            </w:pPr>
+            <w:r>
+              <w:rPr>
+                <w:rFonts w:ascii="BIZ UDPGothic" w:cs="BIZ UDPGothic" w:eastAsia="BIZ UDPGothic" w:hAnsi="BIZ UDPGothic"/>
+                <w:color w:val="404040"/>
+                <w:sz w:val="18"/>
+                <w:szCs w:val="18"/>
+              </w:rPr>
+              <w:t xml:space="preserve">\[message=\"\*ERROR\*\" \ \ \ \ \</w:t>
+            </w:r>
+          </w:p>
+        </w:tc>
+        <w:tc>
+          <w:tcPr>
+            <w:tcW w:type="dxa" w:w="4753"/>
+            <w:tcBorders>
+              <w:top w:val="single" w:color="CCCCCC" w:sz="4"/>
+              <w:left w:val="single" w:color="CCCCCC" w:sz="4"/>
+              <w:bottom w:val="single" w:color="CCCCCC" w:sz="4"/>
+              <w:right w:val="single" w:color="CCCCCC" w:sz="4"/>
+            </w:tcBorders>
+            <w:shd w:fill="FFFFFF" w:val="clear"/>
+            <w:tcMar>
+              <w:top w:type="dxa" w:w="80"/>
+              <w:left w:type="dxa" w:w="120"/>
+              <w:bottom w:type="dxa" w:w="80"/>
+              <w:right w:type="dxa" w:w="120"/>
+            </w:tcMar>
+          </w:tcPr>
+          <w:p>
+            <w:pPr>
+              <w:spacing w:before="0" w:after="0"/>
+            </w:pPr>
+            <w:r>
+              <w:rPr>
+                <w:rFonts w:ascii="BIZ UDPGothic" w:cs="BIZ UDPGothic" w:eastAsia="BIZ UDPGothic" w:hAnsi="BIZ UDPGothic"/>
+                <w:color w:val="404040"/>
+                <w:sz w:val="18"/>
+                <w:szCs w:val="18"/>
+              </w:rPr>
+              <w:t xml:space="preserve">\[message=\"\*ERROR\*\" \ \ \ \ \ &amp;&amp; message!=\"\*res=failed\*\"\]</w:t>
             </w:r>
           </w:p>
         </w:tc>
       </w:tr>
     </w:tbl>
+    <w:p>
+      <w:pPr>
+        <w:pBdr>
+          <w:left w:val="thick" w:color="C8102E" w:sz="20" w:space="6"/>
+        </w:pBdr>
+        <w:spacing w:before="280" w:after="100"/>
+      </w:pPr>
+      <w:r>
+        <w:rPr>
+          <w:rFonts w:ascii="BIZ UDPGothic" w:cs="BIZ UDPGothic" w:eastAsia="BIZ UDPGothic" w:hAnsi="BIZ UDPGothic"/>
+          <w:b/>
+          <w:bCs/>
+          <w:color w:val="C8102E"/>
+          <w:sz w:val="24"/>
+          <w:szCs w:val="24"/>
+        </w:rPr>
+        <w:t xml:space="preserve">■ No.1 PRD EC2アラーム フィルターパターン修正** *Sửa đổi Metric Filter</w:t>
+      </w:r>
+      <w:r>
+        <w:br/>
+      </w:r>
+      <w:r>
+        <w:rPr>
+          <w:rFonts w:ascii="BIZ UDPGothic" w:cs="BIZ UDPGothic" w:eastAsia="BIZ UDPGothic" w:hAnsi="BIZ UDPGothic"/>
+          <w:i/>
+          <w:iCs/>
+          <w:color w:val="AA3344"/>
+          <w:sz w:val="17"/>
+          <w:szCs w:val="17"/>
+        </w:rPr>
+        <w:t xml:space="preserve">　No.1 PRD EC2アラーム フィルターパターン修正** *Sửa đổi Metric Filter</w:t>
+      </w:r>
+    </w:p>
     <w:p>
       <w:pPr>
         <w:spacing w:before="100" w:after="100"/>
@@ -3114,7 +2666,40 @@
           <w:sz w:val="18"/>
           <w:szCs w:val="18"/>
         </w:rPr>
-        <w:t xml:space="preserve">N o . N o .   nhận                                      đợi                  （OK/ NG） quả</w:t>
+        <w:t xml:space="preserve">cảnh báo EC2 - PRD*</w:t>
+      </w:r>
+    </w:p>
+    <w:p>
+      <w:pPr>
+        <w:pBdr>
+          <w:left w:val="thick" w:color="C8102E" w:sz="20" w:space="6"/>
+        </w:pBdr>
+        <w:spacing w:before="280" w:after="100"/>
+      </w:pPr>
+      <w:r>
+        <w:rPr>
+          <w:rFonts w:ascii="BIZ UDPGothic" w:cs="BIZ UDPGothic" w:eastAsia="BIZ UDPGothic" w:hAnsi="BIZ UDPGothic"/>
+          <w:b/>
+          <w:bCs/>
+          <w:color w:val="C8102E"/>
+          <w:sz w:val="24"/>
+          <w:szCs w:val="24"/>
+        </w:rPr>
+        <w:t xml:space="preserve">■ 対象環境** *Môi trường mục tiêu*</w:t>
+      </w:r>
+      <w:r>
+        <w:br/>
+      </w:r>
+      <w:r>
+        <w:rPr>
+          <w:rFonts w:ascii="BIZ UDPGothic" w:cs="BIZ UDPGothic" w:eastAsia="BIZ UDPGothic" w:hAnsi="BIZ UDPGothic"/>
+          <w:i/>
+          <w:iCs/>
+          <w:color w:val="AA3344"/>
+          <w:sz w:val="17"/>
+          <w:szCs w:val="17"/>
+        </w:rPr>
+        <w:t xml:space="preserve">　</w:t>
       </w:r>
     </w:p>
     <w:p>
@@ -3128,7 +2713,21 @@
           <w:sz w:val="18"/>
           <w:szCs w:val="18"/>
         </w:rPr>
-        <w:t xml:space="preserve">(O K/NG)</w:t>
+        <w:t xml:space="preserve">PRD（AWSアカウント: 332802448674</w:t>
+      </w:r>
+      <w:r>
+        <w:br/>
+      </w:r>
+      <w:r>
+        <w:rPr>
+          <w:rFonts w:ascii="BIZ UDPGothic" w:cs="BIZ UDPGothic" w:eastAsia="BIZ UDPGothic" w:hAnsi="BIZ UDPGothic"/>
+          <w:i/>
+          <w:iCs/>
+          <w:color w:val="777777"/>
+          <w:sz w:val="16"/>
+          <w:szCs w:val="16"/>
+        </w:rPr>
+        <w:t xml:space="preserve">/ ap-northeast-1）　*PRD (Tài khoản</w:t>
       </w:r>
     </w:p>
     <w:p>
@@ -3142,21 +2741,40 @@
           <w:sz w:val="18"/>
           <w:szCs w:val="18"/>
         </w:rPr>
-        <w:t xml:space="preserve">1                 STG Cloud Shellでフィルターパターンを確認する filterPatternに &amp;&amp;</w:t>
+        <w:t xml:space="preserve">AWS: 332802448674 / ap-northeast-1)*</w:t>
       </w:r>
     </w:p>
     <w:p>
       <w:pPr>
-        <w:spacing w:before="100" w:after="100"/>
+        <w:pBdr>
+          <w:left w:val="thick" w:color="C8102E" w:sz="20" w:space="6"/>
+        </w:pBdr>
+        <w:spacing w:before="280" w:after="100"/>
       </w:pPr>
       <w:r>
         <w:rPr>
           <w:rFonts w:ascii="BIZ UDPGothic" w:cs="BIZ UDPGothic" w:eastAsia="BIZ UDPGothic" w:hAnsi="BIZ UDPGothic"/>
-          <w:color w:val="404040"/>
-          <w:sz w:val="18"/>
-          <w:szCs w:val="18"/>
+          <w:b/>
+          <w:bCs/>
+          <w:color w:val="C8102E"/>
+          <w:sz w:val="24"/>
+          <w:szCs w:val="24"/>
         </w:rPr>
-        <w:t xml:space="preserve">Xác nhận filter pattern trên STG CloudShell   message!=\"</w:t>
+        <w:t xml:space="preserve">■ 対象フィルター一覧** *Danh sách filter mục tiêu*</w:t>
+      </w:r>
+      <w:r>
+        <w:br/>
+      </w:r>
+      <w:r>
+        <w:rPr>
+          <w:rFonts w:ascii="BIZ UDPGothic" w:cs="BIZ UDPGothic" w:eastAsia="BIZ UDPGothic" w:hAnsi="BIZ UDPGothic"/>
+          <w:i/>
+          <w:iCs/>
+          <w:color w:val="AA3344"/>
+          <w:sz w:val="17"/>
+          <w:szCs w:val="17"/>
+        </w:rPr>
+        <w:t xml:space="preserve">　</w:t>
       </w:r>
     </w:p>
     <w:tbl>
@@ -3172,326 +2790,2619 @@
         </w:tblBorders>
       </w:tblPr>
       <w:tblGrid>
-        <w:gridCol w:w="9506"/>
+        <w:gridCol w:w="3168"/>
+        <w:gridCol w:w="3168"/>
+        <w:gridCol w:w="3170"/>
       </w:tblGrid>
       <w:tr>
         <w:trPr>
           <w:cantSplit/>
+          <w:tblHeader/>
         </w:trPr>
         <w:tc>
           <w:tcPr>
-            <w:tcW w:type="dxa" w:w="9506"/>
-            <w:tcBorders>
-              <w:top w:val="single" w:color="CCCCCC" w:sz="4"/>
-              <w:left w:val="single" w:color="CCCCCC" w:sz="4"/>
-              <w:bottom w:val="single" w:color="CCCCCC" w:sz="4"/>
-              <w:right w:val="single" w:color="CCCCCC" w:sz="4"/>
-            </w:tcBorders>
-            <w:shd w:fill="F5F5F5" w:val="clear"/>
-            <w:tcMar>
-              <w:top w:type="dxa" w:w="80"/>
-              <w:left w:type="dxa" w:w="200"/>
-              <w:bottom w:type="dxa" w:w="80"/>
-              <w:right w:type="dxa" w:w="200"/>
-            </w:tcMar>
-          </w:tcPr>
-          <w:p>
-            <w:pPr>
-              <w:spacing w:before="0" w:after="0"/>
-            </w:pPr>
-            <w:r>
-              <w:rPr>
-                <w:rFonts w:ascii="Courier New" w:cs="Courier New" w:eastAsia="Courier New" w:hAnsi="Courier New"/>
-                <w:color w:val="404040"/>
-                <w:sz w:val="16"/>
-                <w:szCs w:val="16"/>
-              </w:rPr>
-              <w:t xml:space="preserve">aws \--no-cli-pager logs                    \\*res=failed\\*\"</w:t>
-            </w:r>
-          </w:p>
-          <w:p>
-            <w:pPr>
-              <w:spacing w:before="0" w:after="0"/>
-            </w:pPr>
-            <w:r>
-              <w:rPr>
-                <w:rFonts w:ascii="Courier New" w:cs="Courier New" w:eastAsia="Courier New" w:hAnsi="Courier New"/>
-                <w:color w:val="404040"/>
-                <w:sz w:val="16"/>
-                <w:szCs w:val="16"/>
-              </w:rPr>
-              <w:t xml:space="preserve">describe-metric-filters \--region           が含まれている Filter</w:t>
-            </w:r>
-          </w:p>
-          <w:p>
-            <w:pPr>
-              <w:spacing w:before="0" w:after="0"/>
-            </w:pPr>
-            <w:r>
-              <w:rPr>
-                <w:rFonts w:ascii="Courier New" w:cs="Courier New" w:eastAsia="Courier New" w:hAnsi="Courier New"/>
-                <w:color w:val="404040"/>
-                <w:sz w:val="16"/>
-                <w:szCs w:val="16"/>
-              </w:rPr>
-              <w:t xml:space="preserve">ap-northeast-1 \--log-group-name            pattern có chứa &amp;&amp;</w:t>
-            </w:r>
-          </w:p>
-          <w:p>
-            <w:pPr>
-              <w:spacing w:before="0" w:after="0"/>
-            </w:pPr>
-            <w:r>
-              <w:rPr>
-                <w:rFonts w:ascii="Courier New" w:cs="Courier New" w:eastAsia="Courier New" w:hAnsi="Courier New"/>
-                <w:color w:val="404040"/>
-                <w:sz w:val="16"/>
-                <w:szCs w:val="16"/>
-              </w:rPr>
-              <w:t xml:space="preserve">\"/var/log/secure\" \--query \'       message!=\"</w:t>
-            </w:r>
-          </w:p>
-          <w:p>
-            <w:pPr>
-              <w:spacing w:before="0" w:after="0"/>
-            </w:pPr>
-            <w:r>
-              <w:rPr>
-                <w:rFonts w:ascii="Courier New" w:cs="Courier New" w:eastAsia="Courier New" w:hAnsi="Courier New"/>
-                <w:color w:val="404040"/>
-                <w:sz w:val="16"/>
-                <w:szCs w:val="16"/>
-              </w:rPr>
-              <w:t xml:space="preserve">metricFilters\[\\*\].filterPattern\'   \\*res=failed\\*\"</w:t>
-            </w:r>
-          </w:p>
-          <w:p>
-            <w:pPr>
-              <w:spacing w:before="0" w:after="0"/>
-            </w:pPr>
-            <w:r>
-              <w:rPr>
-                <w:rFonts w:ascii="Courier New" w:cs="Courier New" w:eastAsia="Courier New" w:hAnsi="Courier New"/>
-                <w:color w:val="404040"/>
-                <w:sz w:val="16"/>
-                <w:szCs w:val="16"/>
-              </w:rPr>
-              <w:t xml:space="preserve">\--output text</w:t>
-            </w:r>
-          </w:p>
-          <w:p>
-            <w:pPr>
-              <w:spacing w:before="0" w:after="0"/>
-            </w:pPr>
-            <w:r>
-              <w:rPr>
-                <w:rFonts w:ascii="Courier New" w:cs="Courier New" w:eastAsia="Courier New" w:hAnsi="Courier New"/>
-                <w:color w:val="404040"/>
-                <w:sz w:val="16"/>
-                <w:szCs w:val="16"/>
+            <w:tcW w:type="dxa" w:w="3168"/>
+            <w:tcBorders>
+              <w:top w:val="single" w:color="CCCCCC" w:sz="4"/>
+              <w:left w:val="single" w:color="CCCCCC" w:sz="4"/>
+              <w:bottom w:val="single" w:color="CCCCCC" w:sz="4"/>
+              <w:right w:val="single" w:color="CCCCCC" w:sz="4"/>
+            </w:tcBorders>
+            <w:shd w:fill="E8E8E8" w:val="clear"/>
+            <w:tcMar>
+              <w:top w:type="dxa" w:w="80"/>
+              <w:left w:type="dxa" w:w="120"/>
+              <w:bottom w:type="dxa" w:w="80"/>
+              <w:right w:type="dxa" w:w="120"/>
+            </w:tcMar>
+          </w:tcPr>
+          <w:p>
+            <w:pPr>
+              <w:spacing w:before="0" w:after="0"/>
+            </w:pPr>
+            <w:r>
+              <w:rPr>
+                <w:rFonts w:ascii="BIZ UDPGothic" w:cs="BIZ UDPGothic" w:eastAsia="BIZ UDPGothic" w:hAnsi="BIZ UDPGothic"/>
+                <w:color w:val="404040"/>
+                <w:sz w:val="18"/>
+                <w:szCs w:val="18"/>
               </w:rPr>
               <w:t xml:space="preserve"/>
             </w:r>
           </w:p>
-          <w:p>
-            <w:pPr>
-              <w:spacing w:before="0" w:after="0"/>
-            </w:pPr>
-            <w:r>
-              <w:rPr>
-                <w:rFonts w:ascii="Courier New" w:cs="Courier New" w:eastAsia="Courier New" w:hAnsi="Courier New"/>
-                <w:color w:val="404040"/>
-                <w:sz w:val="16"/>
-                <w:szCs w:val="16"/>
-              </w:rPr>
-              <w:t xml:space="preserve">2                 STG EC2アラームの状態を確認する Xác nhận      全アラームが OK</w:t>
-            </w:r>
-          </w:p>
-          <w:p>
-            <w:pPr>
-              <w:spacing w:before="0" w:after="0"/>
-            </w:pPr>
-            <w:r>
-              <w:rPr>
-                <w:rFonts w:ascii="Courier New" w:cs="Courier New" w:eastAsia="Courier New" w:hAnsi="Courier New"/>
-                <w:color w:val="404040"/>
-                <w:sz w:val="16"/>
-                <w:szCs w:val="16"/>
-              </w:rPr>
-              <w:t xml:space="preserve">trạng thái cảnh báo EC2 STG aws               状態であること Tất cả</w:t>
-            </w:r>
-          </w:p>
-          <w:p>
-            <w:pPr>
-              <w:spacing w:before="0" w:after="0"/>
-            </w:pPr>
-            <w:r>
-              <w:rPr>
-                <w:rFonts w:ascii="Courier New" w:cs="Courier New" w:eastAsia="Courier New" w:hAnsi="Courier New"/>
-                <w:color w:val="404040"/>
-                <w:sz w:val="16"/>
-                <w:szCs w:val="16"/>
-              </w:rPr>
-              <w:t xml:space="preserve">\--no-cli-pager cloudwatch describe-alarms  cảnh báo ở trạng thái OK</w:t>
-            </w:r>
-          </w:p>
-          <w:p>
-            <w:pPr>
-              <w:spacing w:before="0" w:after="0"/>
-            </w:pPr>
-            <w:r>
-              <w:rPr>
-                <w:rFonts w:ascii="Courier New" w:cs="Courier New" w:eastAsia="Courier New" w:hAnsi="Courier New"/>
-                <w:color w:val="404040"/>
-                <w:sz w:val="16"/>
-                <w:szCs w:val="16"/>
-              </w:rPr>
-              <w:t xml:space="preserve">\--region ap-northeast-1</w:t>
-            </w:r>
-          </w:p>
-          <w:p>
-            <w:pPr>
-              <w:spacing w:before="0" w:after="0"/>
-            </w:pPr>
-            <w:r>
-              <w:rPr>
-                <w:rFonts w:ascii="Courier New" w:cs="Courier New" w:eastAsia="Courier New" w:hAnsi="Courier New"/>
-                <w:color w:val="404040"/>
-                <w:sz w:val="16"/>
-                <w:szCs w:val="16"/>
-              </w:rPr>
-              <w:t xml:space="preserve">\--alarm-name-prefix</w:t>
-            </w:r>
-          </w:p>
-          <w:p>
-            <w:pPr>
-              <w:spacing w:before="0" w:after="0"/>
-            </w:pPr>
-            <w:r>
-              <w:rPr>
-                <w:rFonts w:ascii="Courier New" w:cs="Courier New" w:eastAsia="Courier New" w:hAnsi="Courier New"/>
-                <w:color w:val="404040"/>
-                <w:sz w:val="16"/>
-                <w:szCs w:val="16"/>
-              </w:rPr>
-              <w:t xml:space="preserve">\"ksm-posstg-cw-alarm-ec2\" \--query</w:t>
-            </w:r>
-          </w:p>
-          <w:p>
-            <w:pPr>
-              <w:spacing w:before="0" w:after="0"/>
-            </w:pPr>
-            <w:r>
-              <w:rPr>
-                <w:rFonts w:ascii="Courier New" w:cs="Courier New" w:eastAsia="Courier New" w:hAnsi="Courier New"/>
-                <w:color w:val="404040"/>
-                <w:sz w:val="16"/>
-                <w:szCs w:val="16"/>
-              </w:rPr>
-              <w:t xml:space="preserve">\'MetricAlarms\[\\*\].</w:t>
-            </w:r>
-          </w:p>
-          <w:p>
-            <w:pPr>
-              <w:spacing w:before="0" w:after="0"/>
-            </w:pPr>
-            <w:r>
-              <w:rPr>
-                <w:rFonts w:ascii="Courier New" w:cs="Courier New" w:eastAsia="Courier New" w:hAnsi="Courier New"/>
-                <w:color w:val="404040"/>
-                <w:sz w:val="16"/>
-                <w:szCs w:val="16"/>
-              </w:rPr>
-              <w:t xml:space="preserve">{Name:AlarmName,State:StateValue}\'</w:t>
-            </w:r>
-          </w:p>
-          <w:p>
-            <w:pPr>
-              <w:spacing w:before="0" w:after="0"/>
-            </w:pPr>
-            <w:r>
-              <w:rPr>
-                <w:rFonts w:ascii="Courier New" w:cs="Courier New" w:eastAsia="Courier New" w:hAnsi="Courier New"/>
-                <w:color w:val="404040"/>
-                <w:sz w:val="16"/>
-                <w:szCs w:val="16"/>
-              </w:rPr>
-              <w:t xml:space="preserve">\--output json</w:t>
-            </w:r>
-          </w:p>
-          <w:p>
-            <w:pPr>
-              <w:spacing w:before="0" w:after="0"/>
-            </w:pPr>
-            <w:r>
-              <w:rPr>
-                <w:rFonts w:ascii="Courier New" w:cs="Courier New" w:eastAsia="Courier New" w:hAnsi="Courier New"/>
-                <w:color w:val="404040"/>
-                <w:sz w:val="16"/>
-                <w:szCs w:val="16"/>
+        </w:tc>
+        <w:tc>
+          <w:tcPr>
+            <w:tcW w:type="dxa" w:w="3168"/>
+            <w:tcBorders>
+              <w:top w:val="single" w:color="CCCCCC" w:sz="4"/>
+              <w:left w:val="single" w:color="CCCCCC" w:sz="4"/>
+              <w:bottom w:val="single" w:color="CCCCCC" w:sz="4"/>
+              <w:right w:val="single" w:color="CCCCCC" w:sz="4"/>
+            </w:tcBorders>
+            <w:shd w:fill="E8E8E8" w:val="clear"/>
+            <w:tcMar>
+              <w:top w:type="dxa" w:w="80"/>
+              <w:left w:type="dxa" w:w="120"/>
+              <w:bottom w:type="dxa" w:w="80"/>
+              <w:right w:type="dxa" w:w="120"/>
+            </w:tcMar>
+          </w:tcPr>
+          <w:p>
+            <w:pPr>
+              <w:spacing w:before="0" w:after="0"/>
+            </w:pPr>
+            <w:r>
+              <w:rPr>
+                <w:rFonts w:ascii="BIZ UDPGothic" w:cs="BIZ UDPGothic" w:eastAsia="BIZ UDPGothic" w:hAnsi="BIZ UDPGothic"/>
+                <w:color w:val="404040"/>
+                <w:sz w:val="18"/>
+                <w:szCs w:val="18"/>
               </w:rPr>
               <w:t xml:space="preserve"/>
             </w:r>
           </w:p>
-          <w:p>
-            <w:pPr>
-              <w:spacing w:before="0" w:after="0"/>
-            </w:pPr>
-            <w:r>
-              <w:rPr>
-                <w:rFonts w:ascii="Courier New" w:cs="Courier New" w:eastAsia="Courier New" w:hAnsi="Courier New"/>
-                <w:color w:val="404040"/>
-                <w:sz w:val="16"/>
-                <w:szCs w:val="16"/>
-              </w:rPr>
-              <w:t xml:space="preserve">3                 BastionにSSHログイン・ログアウ                ALA RMにならないこと</w:t>
-            </w:r>
-          </w:p>
-          <w:p>
-            <w:pPr>
-              <w:spacing w:before="0" w:after="0"/>
-            </w:pPr>
-            <w:r>
-              <w:rPr>
-                <w:rFonts w:ascii="Courier New" w:cs="Courier New" w:eastAsia="Courier New" w:hAnsi="Courier New"/>
-                <w:color w:val="404040"/>
-                <w:sz w:val="16"/>
-                <w:szCs w:val="16"/>
-              </w:rPr>
-              <w:t xml:space="preserve">トを行い、5分後にアラームを確認する Đăng      Không chuyển sang trạng</w:t>
-            </w:r>
-          </w:p>
-          <w:p>
-            <w:pPr>
-              <w:spacing w:before="0" w:after="0"/>
-            </w:pPr>
-            <w:r>
-              <w:rPr>
-                <w:rFonts w:ascii="Courier New" w:cs="Courier New" w:eastAsia="Courier New" w:hAnsi="Courier New"/>
-                <w:color w:val="404040"/>
-                <w:sz w:val="16"/>
-                <w:szCs w:val="16"/>
-              </w:rPr>
-              <w:t xml:space="preserve">nhập/đăng xuất SSH vào Bastion và xác nhận    thái ALARM</w:t>
-            </w:r>
-          </w:p>
-          <w:p>
-            <w:pPr>
-              <w:spacing w:before="0" w:after="0"/>
-            </w:pPr>
-            <w:r>
-              <w:rPr>
-                <w:rFonts w:ascii="Courier New" w:cs="Courier New" w:eastAsia="Courier New" w:hAnsi="Courier New"/>
-                <w:color w:val="404040"/>
-                <w:sz w:val="16"/>
-                <w:szCs w:val="16"/>
-              </w:rPr>
-              <w:t xml:space="preserve">cảnh báo sau 5 phút</w:t>
+        </w:tc>
+        <w:tc>
+          <w:tcPr>
+            <w:tcW w:type="dxa" w:w="3170"/>
+            <w:tcBorders>
+              <w:top w:val="single" w:color="CCCCCC" w:sz="4"/>
+              <w:left w:val="single" w:color="CCCCCC" w:sz="4"/>
+              <w:bottom w:val="single" w:color="CCCCCC" w:sz="4"/>
+              <w:right w:val="single" w:color="CCCCCC" w:sz="4"/>
+            </w:tcBorders>
+            <w:shd w:fill="E8E8E8" w:val="clear"/>
+            <w:tcMar>
+              <w:top w:type="dxa" w:w="80"/>
+              <w:left w:type="dxa" w:w="120"/>
+              <w:bottom w:type="dxa" w:w="80"/>
+              <w:right w:type="dxa" w:w="120"/>
+            </w:tcMar>
+          </w:tcPr>
+          <w:p>
+            <w:pPr>
+              <w:spacing w:before="0" w:after="0"/>
+            </w:pPr>
+            <w:r>
+              <w:rPr>
+                <w:rFonts w:ascii="BIZ UDPGothic" w:cs="BIZ UDPGothic" w:eastAsia="BIZ UDPGothic" w:hAnsi="BIZ UDPGothic"/>
+                <w:color w:val="404040"/>
+                <w:sz w:val="18"/>
+                <w:szCs w:val="18"/>
+              </w:rPr>
+              <w:t xml:space="preserve">etricName metricName</w:t>
+            </w:r>
+          </w:p>
+        </w:tc>
+      </w:tr>
+      <w:tr>
+        <w:trPr>
+          <w:cantSplit/>
+        </w:trPr>
+        <w:tc>
+          <w:tcPr>
+            <w:tcW w:type="dxa" w:w="3168"/>
+            <w:tcBorders>
+              <w:top w:val="single" w:color="CCCCCC" w:sz="4"/>
+              <w:left w:val="single" w:color="CCCCCC" w:sz="4"/>
+              <w:bottom w:val="single" w:color="CCCCCC" w:sz="4"/>
+              <w:right w:val="single" w:color="CCCCCC" w:sz="4"/>
+            </w:tcBorders>
+            <w:shd w:fill="FFFFFF" w:val="clear"/>
+            <w:tcMar>
+              <w:top w:type="dxa" w:w="80"/>
+              <w:left w:type="dxa" w:w="120"/>
+              <w:bottom w:type="dxa" w:w="80"/>
+              <w:right w:type="dxa" w:w="120"/>
+            </w:tcMar>
+          </w:tcPr>
+          <w:p>
+            <w:pPr>
+              <w:spacing w:before="0" w:after="0"/>
+            </w:pPr>
+            <w:r>
+              <w:rPr>
+                <w:rFonts w:ascii="BIZ UDPGothic" w:cs="BIZ UDPGothic" w:eastAsia="BIZ UDPGothic" w:hAnsi="BIZ UDPGothic"/>
+                <w:color w:val="404040"/>
+                <w:sz w:val="18"/>
+                <w:szCs w:val="18"/>
+              </w:rPr>
+              <w:t xml:space="preserve">/var/log/audit/audit.log</w:t>
+            </w:r>
+          </w:p>
+        </w:tc>
+        <w:tc>
+          <w:tcPr>
+            <w:tcW w:type="dxa" w:w="3168"/>
+            <w:tcBorders>
+              <w:top w:val="single" w:color="CCCCCC" w:sz="4"/>
+              <w:left w:val="single" w:color="CCCCCC" w:sz="4"/>
+              <w:bottom w:val="single" w:color="CCCCCC" w:sz="4"/>
+              <w:right w:val="single" w:color="CCCCCC" w:sz="4"/>
+            </w:tcBorders>
+            <w:shd w:fill="FFFFFF" w:val="clear"/>
+            <w:tcMar>
+              <w:top w:type="dxa" w:w="80"/>
+              <w:left w:type="dxa" w:w="120"/>
+              <w:bottom w:type="dxa" w:w="80"/>
+              <w:right w:type="dxa" w:w="120"/>
+            </w:tcMar>
+          </w:tcPr>
+          <w:p>
+            <w:pPr>
+              <w:spacing w:before="0" w:after="0"/>
+            </w:pPr>
+            <w:r>
+              <w:rPr>
+                <w:rFonts w:ascii="BIZ UDPGothic" w:cs="BIZ UDPGothic" w:eastAsia="BIZ UDPGothic" w:hAnsi="BIZ UDPGothic"/>
+                <w:color w:val="404040"/>
+                <w:sz w:val="18"/>
+                <w:szCs w:val="18"/>
+              </w:rPr>
+              <w:t xml:space="preserve">KsmPosCwMetri cEc2AuditLog-AnWqo8opQuQ5</w:t>
+            </w:r>
+          </w:p>
+        </w:tc>
+        <w:tc>
+          <w:tcPr>
+            <w:tcW w:type="dxa" w:w="3170"/>
+            <w:tcBorders>
+              <w:top w:val="single" w:color="CCCCCC" w:sz="4"/>
+              <w:left w:val="single" w:color="CCCCCC" w:sz="4"/>
+              <w:bottom w:val="single" w:color="CCCCCC" w:sz="4"/>
+              <w:right w:val="single" w:color="CCCCCC" w:sz="4"/>
+            </w:tcBorders>
+            <w:shd w:fill="FFFFFF" w:val="clear"/>
+            <w:tcMar>
+              <w:top w:type="dxa" w:w="80"/>
+              <w:left w:type="dxa" w:w="120"/>
+              <w:bottom w:type="dxa" w:w="80"/>
+              <w:right w:type="dxa" w:w="120"/>
+            </w:tcMar>
+          </w:tcPr>
+          <w:p>
+            <w:pPr>
+              <w:spacing w:before="0" w:after="0"/>
+            </w:pPr>
+            <w:r>
+              <w:rPr>
+                <w:rFonts w:ascii="BIZ UDPGothic" w:cs="BIZ UDPGothic" w:eastAsia="BIZ UDPGothic" w:hAnsi="BIZ UDPGothic"/>
+                <w:color w:val="404040"/>
+                <w:sz w:val="18"/>
+                <w:szCs w:val="18"/>
+              </w:rPr>
+              <w:t xml:space="preserve">k sm-posprd-c w-metric-ec 2-audit-log</w:t>
+            </w:r>
+          </w:p>
+        </w:tc>
+      </w:tr>
+      <w:tr>
+        <w:trPr>
+          <w:cantSplit/>
+        </w:trPr>
+        <w:tc>
+          <w:tcPr>
+            <w:tcW w:type="dxa" w:w="3168"/>
+            <w:tcBorders>
+              <w:top w:val="single" w:color="CCCCCC" w:sz="4"/>
+              <w:left w:val="single" w:color="CCCCCC" w:sz="4"/>
+              <w:bottom w:val="single" w:color="CCCCCC" w:sz="4"/>
+              <w:right w:val="single" w:color="CCCCCC" w:sz="4"/>
+            </w:tcBorders>
+            <w:shd w:fill="FFFFFF" w:val="clear"/>
+            <w:tcMar>
+              <w:top w:type="dxa" w:w="80"/>
+              <w:left w:type="dxa" w:w="120"/>
+              <w:bottom w:type="dxa" w:w="80"/>
+              <w:right w:type="dxa" w:w="120"/>
+            </w:tcMar>
+          </w:tcPr>
+          <w:p>
+            <w:pPr>
+              <w:spacing w:before="0" w:after="0"/>
+            </w:pPr>
+            <w:r>
+              <w:rPr>
+                <w:rFonts w:ascii="BIZ UDPGothic" w:cs="BIZ UDPGothic" w:eastAsia="BIZ UDPGothic" w:hAnsi="BIZ UDPGothic"/>
+                <w:color w:val="404040"/>
+                <w:sz w:val="18"/>
+                <w:szCs w:val="18"/>
+              </w:rPr>
+              <w:t xml:space="preserve">/var/log/messages</w:t>
+            </w:r>
+          </w:p>
+        </w:tc>
+        <w:tc>
+          <w:tcPr>
+            <w:tcW w:type="dxa" w:w="3168"/>
+            <w:tcBorders>
+              <w:top w:val="single" w:color="CCCCCC" w:sz="4"/>
+              <w:left w:val="single" w:color="CCCCCC" w:sz="4"/>
+              <w:bottom w:val="single" w:color="CCCCCC" w:sz="4"/>
+              <w:right w:val="single" w:color="CCCCCC" w:sz="4"/>
+            </w:tcBorders>
+            <w:shd w:fill="FFFFFF" w:val="clear"/>
+            <w:tcMar>
+              <w:top w:type="dxa" w:w="80"/>
+              <w:left w:type="dxa" w:w="120"/>
+              <w:bottom w:type="dxa" w:w="80"/>
+              <w:right w:type="dxa" w:w="120"/>
+            </w:tcMar>
+          </w:tcPr>
+          <w:p>
+            <w:pPr>
+              <w:spacing w:before="0" w:after="0"/>
+            </w:pPr>
+            <w:r>
+              <w:rPr>
+                <w:rFonts w:ascii="BIZ UDPGothic" w:cs="BIZ UDPGothic" w:eastAsia="BIZ UDPGothic" w:hAnsi="BIZ UDPGothic"/>
+                <w:color w:val="404040"/>
+                <w:sz w:val="18"/>
+                <w:szCs w:val="18"/>
+              </w:rPr>
+              <w:t xml:space="preserve">KsmPosCwMetri cEc2Messages-cT7e0YFBfJDv</w:t>
+            </w:r>
+          </w:p>
+        </w:tc>
+        <w:tc>
+          <w:tcPr>
+            <w:tcW w:type="dxa" w:w="3170"/>
+            <w:tcBorders>
+              <w:top w:val="single" w:color="CCCCCC" w:sz="4"/>
+              <w:left w:val="single" w:color="CCCCCC" w:sz="4"/>
+              <w:bottom w:val="single" w:color="CCCCCC" w:sz="4"/>
+              <w:right w:val="single" w:color="CCCCCC" w:sz="4"/>
+            </w:tcBorders>
+            <w:shd w:fill="FFFFFF" w:val="clear"/>
+            <w:tcMar>
+              <w:top w:type="dxa" w:w="80"/>
+              <w:left w:type="dxa" w:w="120"/>
+              <w:bottom w:type="dxa" w:w="80"/>
+              <w:right w:type="dxa" w:w="120"/>
+            </w:tcMar>
+          </w:tcPr>
+          <w:p>
+            <w:pPr>
+              <w:spacing w:before="0" w:after="0"/>
+            </w:pPr>
+            <w:r>
+              <w:rPr>
+                <w:rFonts w:ascii="BIZ UDPGothic" w:cs="BIZ UDPGothic" w:eastAsia="BIZ UDPGothic" w:hAnsi="BIZ UDPGothic"/>
+                <w:color w:val="404040"/>
+                <w:sz w:val="18"/>
+                <w:szCs w:val="18"/>
+              </w:rPr>
+              <w:t xml:space="preserve">ksm-posprd- cw-metric-e c2-messages</w:t>
+            </w:r>
+          </w:p>
+        </w:tc>
+      </w:tr>
+      <w:tr>
+        <w:trPr>
+          <w:cantSplit/>
+        </w:trPr>
+        <w:tc>
+          <w:tcPr>
+            <w:tcW w:type="dxa" w:w="3168"/>
+            <w:tcBorders>
+              <w:top w:val="single" w:color="CCCCCC" w:sz="4"/>
+              <w:left w:val="single" w:color="CCCCCC" w:sz="4"/>
+              <w:bottom w:val="single" w:color="CCCCCC" w:sz="4"/>
+              <w:right w:val="single" w:color="CCCCCC" w:sz="4"/>
+            </w:tcBorders>
+            <w:shd w:fill="FFFFFF" w:val="clear"/>
+            <w:tcMar>
+              <w:top w:type="dxa" w:w="80"/>
+              <w:left w:type="dxa" w:w="120"/>
+              <w:bottom w:type="dxa" w:w="80"/>
+              <w:right w:type="dxa" w:w="120"/>
+            </w:tcMar>
+          </w:tcPr>
+          <w:p>
+            <w:pPr>
+              <w:spacing w:before="0" w:after="0"/>
+            </w:pPr>
+            <w:r>
+              <w:rPr>
+                <w:rFonts w:ascii="BIZ UDPGothic" w:cs="BIZ UDPGothic" w:eastAsia="BIZ UDPGothic" w:hAnsi="BIZ UDPGothic"/>
+                <w:color w:val="404040"/>
+                <w:sz w:val="18"/>
+                <w:szCs w:val="18"/>
+              </w:rPr>
+              <w:t xml:space="preserve">/var/log/secure</w:t>
+            </w:r>
+          </w:p>
+        </w:tc>
+        <w:tc>
+          <w:tcPr>
+            <w:tcW w:type="dxa" w:w="3168"/>
+            <w:tcBorders>
+              <w:top w:val="single" w:color="CCCCCC" w:sz="4"/>
+              <w:left w:val="single" w:color="CCCCCC" w:sz="4"/>
+              <w:bottom w:val="single" w:color="CCCCCC" w:sz="4"/>
+              <w:right w:val="single" w:color="CCCCCC" w:sz="4"/>
+            </w:tcBorders>
+            <w:shd w:fill="FFFFFF" w:val="clear"/>
+            <w:tcMar>
+              <w:top w:type="dxa" w:w="80"/>
+              <w:left w:type="dxa" w:w="120"/>
+              <w:bottom w:type="dxa" w:w="80"/>
+              <w:right w:type="dxa" w:w="120"/>
+            </w:tcMar>
+          </w:tcPr>
+          <w:p>
+            <w:pPr>
+              <w:spacing w:before="0" w:after="0"/>
+            </w:pPr>
+            <w:r>
+              <w:rPr>
+                <w:rFonts w:ascii="BIZ UDPGothic" w:cs="BIZ UDPGothic" w:eastAsia="BIZ UDPGothic" w:hAnsi="BIZ UDPGothic"/>
+                <w:color w:val="404040"/>
+                <w:sz w:val="18"/>
+                <w:szCs w:val="18"/>
+              </w:rPr>
+              <w:t xml:space="preserve">KsmPosCwMet ricEc2Secure-qtmd6HCl3UyE</w:t>
+            </w:r>
+          </w:p>
+        </w:tc>
+        <w:tc>
+          <w:tcPr>
+            <w:tcW w:type="dxa" w:w="3170"/>
+            <w:tcBorders>
+              <w:top w:val="single" w:color="CCCCCC" w:sz="4"/>
+              <w:left w:val="single" w:color="CCCCCC" w:sz="4"/>
+              <w:bottom w:val="single" w:color="CCCCCC" w:sz="4"/>
+              <w:right w:val="single" w:color="CCCCCC" w:sz="4"/>
+            </w:tcBorders>
+            <w:shd w:fill="FFFFFF" w:val="clear"/>
+            <w:tcMar>
+              <w:top w:type="dxa" w:w="80"/>
+              <w:left w:type="dxa" w:w="120"/>
+              <w:bottom w:type="dxa" w:w="80"/>
+              <w:right w:type="dxa" w:w="120"/>
+            </w:tcMar>
+          </w:tcPr>
+          <w:p>
+            <w:pPr>
+              <w:spacing w:before="0" w:after="0"/>
+            </w:pPr>
+            <w:r>
+              <w:rPr>
+                <w:rFonts w:ascii="BIZ UDPGothic" w:cs="BIZ UDPGothic" w:eastAsia="BIZ UDPGothic" w:hAnsi="BIZ UDPGothic"/>
+                <w:color w:val="404040"/>
+                <w:sz w:val="18"/>
+                <w:szCs w:val="18"/>
+              </w:rPr>
+              <w:t xml:space="preserve">ksm-pospr d-cw-metric -ec2-secure</w:t>
+            </w:r>
+          </w:p>
+        </w:tc>
+      </w:tr>
+      <w:tr>
+        <w:trPr>
+          <w:cantSplit/>
+        </w:trPr>
+        <w:tc>
+          <w:tcPr>
+            <w:tcW w:type="dxa" w:w="3168"/>
+            <w:tcBorders>
+              <w:top w:val="single" w:color="CCCCCC" w:sz="4"/>
+              <w:left w:val="single" w:color="CCCCCC" w:sz="4"/>
+              <w:bottom w:val="single" w:color="CCCCCC" w:sz="4"/>
+              <w:right w:val="single" w:color="CCCCCC" w:sz="4"/>
+            </w:tcBorders>
+            <w:shd w:fill="FFFFFF" w:val="clear"/>
+            <w:tcMar>
+              <w:top w:type="dxa" w:w="80"/>
+              <w:left w:type="dxa" w:w="120"/>
+              <w:bottom w:type="dxa" w:w="80"/>
+              <w:right w:type="dxa" w:w="120"/>
+            </w:tcMar>
+          </w:tcPr>
+          <w:p>
+            <w:pPr>
+              <w:spacing w:before="0" w:after="0"/>
+            </w:pPr>
+            <w:r>
+              <w:rPr>
+                <w:rFonts w:ascii="BIZ UDPGothic" w:cs="BIZ UDPGothic" w:eastAsia="BIZ UDPGothic" w:hAnsi="BIZ UDPGothic"/>
+                <w:color w:val="404040"/>
+                <w:sz w:val="18"/>
+                <w:szCs w:val="18"/>
+              </w:rPr>
+              <w:t xml:space="preserve">/var/log/dnf.log</w:t>
+            </w:r>
+          </w:p>
+        </w:tc>
+        <w:tc>
+          <w:tcPr>
+            <w:tcW w:type="dxa" w:w="3168"/>
+            <w:tcBorders>
+              <w:top w:val="single" w:color="CCCCCC" w:sz="4"/>
+              <w:left w:val="single" w:color="CCCCCC" w:sz="4"/>
+              <w:bottom w:val="single" w:color="CCCCCC" w:sz="4"/>
+              <w:right w:val="single" w:color="CCCCCC" w:sz="4"/>
+            </w:tcBorders>
+            <w:shd w:fill="FFFFFF" w:val="clear"/>
+            <w:tcMar>
+              <w:top w:type="dxa" w:w="80"/>
+              <w:left w:type="dxa" w:w="120"/>
+              <w:bottom w:type="dxa" w:w="80"/>
+              <w:right w:type="dxa" w:w="120"/>
+            </w:tcMar>
+          </w:tcPr>
+          <w:p>
+            <w:pPr>
+              <w:spacing w:before="0" w:after="0"/>
+            </w:pPr>
+            <w:r>
+              <w:rPr>
+                <w:rFonts w:ascii="BIZ UDPGothic" w:cs="BIZ UDPGothic" w:eastAsia="BIZ UDPGothic" w:hAnsi="BIZ UDPGothic"/>
+                <w:color w:val="404040"/>
+                <w:sz w:val="18"/>
+                <w:szCs w:val="18"/>
+              </w:rPr>
+              <w:t xml:space="preserve">KsmPosCwMet ricEc2DnfLog-uEYPONYzgkcu</w:t>
+            </w:r>
+          </w:p>
+        </w:tc>
+        <w:tc>
+          <w:tcPr>
+            <w:tcW w:type="dxa" w:w="3170"/>
+            <w:tcBorders>
+              <w:top w:val="single" w:color="CCCCCC" w:sz="4"/>
+              <w:left w:val="single" w:color="CCCCCC" w:sz="4"/>
+              <w:bottom w:val="single" w:color="CCCCCC" w:sz="4"/>
+              <w:right w:val="single" w:color="CCCCCC" w:sz="4"/>
+            </w:tcBorders>
+            <w:shd w:fill="FFFFFF" w:val="clear"/>
+            <w:tcMar>
+              <w:top w:type="dxa" w:w="80"/>
+              <w:left w:type="dxa" w:w="120"/>
+              <w:bottom w:type="dxa" w:w="80"/>
+              <w:right w:type="dxa" w:w="120"/>
+            </w:tcMar>
+          </w:tcPr>
+          <w:p>
+            <w:pPr>
+              <w:spacing w:before="0" w:after="0"/>
+            </w:pPr>
+            <w:r>
+              <w:rPr>
+                <w:rFonts w:ascii="BIZ UDPGothic" w:cs="BIZ UDPGothic" w:eastAsia="BIZ UDPGothic" w:hAnsi="BIZ UDPGothic"/>
+                <w:color w:val="404040"/>
+                <w:sz w:val="18"/>
+                <w:szCs w:val="18"/>
+              </w:rPr>
+              <w:t xml:space="preserve">ksm-posprd -cw-metric- ec2-dnf-log</w:t>
             </w:r>
           </w:p>
         </w:tc>
       </w:tr>
     </w:tbl>
+    <w:p>
+      <w:pPr>
+        <w:pBdr>
+          <w:left w:val="thick" w:color="C8102E" w:sz="20" w:space="6"/>
+        </w:pBdr>
+        <w:spacing w:before="280" w:after="100"/>
+      </w:pPr>
+      <w:r>
+        <w:rPr>
+          <w:rFonts w:ascii="BIZ UDPGothic" w:cs="BIZ UDPGothic" w:eastAsia="BIZ UDPGothic" w:hAnsi="BIZ UDPGothic"/>
+          <w:b/>
+          <w:bCs/>
+          <w:color w:val="C8102E"/>
+          <w:sz w:val="24"/>
+          <w:szCs w:val="24"/>
+        </w:rPr>
+        <w:t xml:space="preserve">■ 実行コマンド** *Lệnh thực thi*</w:t>
+      </w:r>
+      <w:r>
+        <w:br/>
+      </w:r>
+      <w:r>
+        <w:rPr>
+          <w:rFonts w:ascii="BIZ UDPGothic" w:cs="BIZ UDPGothic" w:eastAsia="BIZ UDPGothic" w:hAnsi="BIZ UDPGothic"/>
+          <w:i/>
+          <w:iCs/>
+          <w:color w:val="AA3344"/>
+          <w:sz w:val="17"/>
+          <w:szCs w:val="17"/>
+        </w:rPr>
+        <w:t xml:space="preserve">　実行コマンド** *Lệnh thực thi*</w:t>
+      </w:r>
+    </w:p>
+    <w:p>
+      <w:pPr>
+        <w:spacing w:before="100" w:after="100"/>
+      </w:pPr>
+      <w:r>
+        <w:rPr>
+          <w:rFonts w:ascii="BIZ UDPGothic" w:cs="BIZ UDPGothic" w:eastAsia="BIZ UDPGothic" w:hAnsi="BIZ UDPGothic"/>
+          <w:color w:val="404040"/>
+          <w:sz w:val="18"/>
+          <w:szCs w:val="18"/>
+        </w:rPr>
+        <w:t xml:space="preserve">AWS CloudShell（PRDアカウント）で以下を実行すること。　*Thực thi lệnh</w:t>
+      </w:r>
+    </w:p>
+    <w:p>
+      <w:pPr>
+        <w:spacing w:before="100" w:after="100"/>
+      </w:pPr>
+      <w:r>
+        <w:rPr>
+          <w:rFonts w:ascii="BIZ UDPGothic" w:cs="BIZ UDPGothic" w:eastAsia="BIZ UDPGothic" w:hAnsi="BIZ UDPGothic"/>
+          <w:color w:val="404040"/>
+          <w:sz w:val="18"/>
+          <w:szCs w:val="18"/>
+        </w:rPr>
+        <w:t xml:space="preserve">dưới đây trên AWS CloudShell (tài khoản PRD).*</w:t>
+      </w:r>
+    </w:p>
+    <w:p>
+      <w:pPr>
+        <w:pBdr>
+          <w:left w:val="thick" w:color="C8102E" w:sz="20" w:space="6"/>
+        </w:pBdr>
+        <w:spacing w:before="280" w:after="100"/>
+      </w:pPr>
+      <w:r>
+        <w:rPr>
+          <w:rFonts w:ascii="BIZ UDPGothic" w:cs="BIZ UDPGothic" w:eastAsia="BIZ UDPGothic" w:hAnsi="BIZ UDPGothic"/>
+          <w:b/>
+          <w:bCs/>
+          <w:color w:val="C8102E"/>
+          <w:sz w:val="24"/>
+          <w:szCs w:val="24"/>
+        </w:rPr>
+        <w:t xml:space="preserve">■ テスト手順・報告** *Quy trình kiểm thử / Báo cáo*</w:t>
+      </w:r>
+      <w:r>
+        <w:br/>
+      </w:r>
+      <w:r>
+        <w:rPr>
+          <w:rFonts w:ascii="BIZ UDPGothic" w:cs="BIZ UDPGothic" w:eastAsia="BIZ UDPGothic" w:hAnsi="BIZ UDPGothic"/>
+          <w:i/>
+          <w:iCs/>
+          <w:color w:val="AA3344"/>
+          <w:sz w:val="17"/>
+          <w:szCs w:val="17"/>
+        </w:rPr>
+        <w:t xml:space="preserve">　テスト手順・報告** *Quy trình kiểm thử / Báo cáo*</w:t>
+      </w:r>
+    </w:p>
+    <w:tbl>
+      <w:tblPr>
+        <w:tblW w:type="dxa" w:w="9506"/>
+        <w:tblBorders>
+          <w:top w:val="single" w:color="CCCCCC" w:sz="4"/>
+          <w:left w:val="single" w:color="CCCCCC" w:sz="4"/>
+          <w:bottom w:val="single" w:color="CCCCCC" w:sz="4"/>
+          <w:right w:val="single" w:color="CCCCCC" w:sz="4"/>
+          <w:insideH w:val="single" w:color="auto" w:sz="4"/>
+          <w:insideV w:val="single" w:color="auto" w:sz="4"/>
+        </w:tblBorders>
+      </w:tblPr>
+      <w:tblGrid>
+        <w:gridCol w:w="2376"/>
+        <w:gridCol w:w="2376"/>
+        <w:gridCol w:w="2376"/>
+        <w:gridCol w:w="2378"/>
+      </w:tblGrid>
+      <w:tr>
+        <w:trPr>
+          <w:cantSplit/>
+          <w:tblHeader/>
+        </w:trPr>
+        <w:tc>
+          <w:tcPr>
+            <w:tcW w:type="dxa" w:w="2376"/>
+            <w:tcBorders>
+              <w:top w:val="single" w:color="CCCCCC" w:sz="4"/>
+              <w:left w:val="single" w:color="CCCCCC" w:sz="4"/>
+              <w:bottom w:val="single" w:color="CCCCCC" w:sz="4"/>
+              <w:right w:val="single" w:color="CCCCCC" w:sz="4"/>
+            </w:tcBorders>
+            <w:shd w:fill="E8E8E8" w:val="clear"/>
+            <w:tcMar>
+              <w:top w:type="dxa" w:w="80"/>
+              <w:left w:type="dxa" w:w="120"/>
+              <w:bottom w:type="dxa" w:w="80"/>
+              <w:right w:type="dxa" w:w="120"/>
+            </w:tcMar>
+          </w:tcPr>
+          <w:p>
+            <w:pPr>
+              <w:spacing w:before="0" w:after="0"/>
+            </w:pPr>
+            <w:r>
+              <w:rPr>
+                <w:rFonts w:ascii="BIZ UDPGothic" w:cs="BIZ UDPGothic" w:eastAsia="BIZ UDPGothic" w:hAnsi="BIZ UDPGothic"/>
+                <w:color w:val="404040"/>
+                <w:sz w:val="18"/>
+                <w:szCs w:val="18"/>
+              </w:rPr>
+              <w:t xml:space="preserve">N o . N o .</w:t>
+            </w:r>
+          </w:p>
+        </w:tc>
+        <w:tc>
+          <w:tcPr>
+            <w:tcW w:type="dxa" w:w="2376"/>
+            <w:tcBorders>
+              <w:top w:val="single" w:color="CCCCCC" w:sz="4"/>
+              <w:left w:val="single" w:color="CCCCCC" w:sz="4"/>
+              <w:bottom w:val="single" w:color="CCCCCC" w:sz="4"/>
+              <w:right w:val="single" w:color="CCCCCC" w:sz="4"/>
+            </w:tcBorders>
+            <w:shd w:fill="E8E8E8" w:val="clear"/>
+            <w:tcMar>
+              <w:top w:type="dxa" w:w="80"/>
+              <w:left w:type="dxa" w:w="120"/>
+              <w:bottom w:type="dxa" w:w="80"/>
+              <w:right w:type="dxa" w:w="120"/>
+            </w:tcMar>
+          </w:tcPr>
+          <w:p>
+            <w:pPr>
+              <w:spacing w:before="0" w:after="0"/>
+            </w:pPr>
+            <w:r>
+              <w:rPr>
+                <w:rFonts w:ascii="BIZ UDPGothic" w:cs="BIZ UDPGothic" w:eastAsia="BIZ UDPGothic" w:hAnsi="BIZ UDPGothic"/>
+                <w:color w:val="404040"/>
+                <w:sz w:val="18"/>
+                <w:szCs w:val="18"/>
+              </w:rPr>
+              <w:t xml:space="preserve">nhận</w:t>
+            </w:r>
+          </w:p>
+        </w:tc>
+        <w:tc>
+          <w:tcPr>
+            <w:tcW w:type="dxa" w:w="2376"/>
+            <w:tcBorders>
+              <w:top w:val="single" w:color="CCCCCC" w:sz="4"/>
+              <w:left w:val="single" w:color="CCCCCC" w:sz="4"/>
+              <w:bottom w:val="single" w:color="CCCCCC" w:sz="4"/>
+              <w:right w:val="single" w:color="CCCCCC" w:sz="4"/>
+            </w:tcBorders>
+            <w:shd w:fill="E8E8E8" w:val="clear"/>
+            <w:tcMar>
+              <w:top w:type="dxa" w:w="80"/>
+              <w:left w:type="dxa" w:w="120"/>
+              <w:bottom w:type="dxa" w:w="80"/>
+              <w:right w:type="dxa" w:w="120"/>
+            </w:tcMar>
+          </w:tcPr>
+          <w:p>
+            <w:pPr>
+              <w:spacing w:before="0" w:after="0"/>
+            </w:pPr>
+            <w:r>
+              <w:rPr>
+                <w:rFonts w:ascii="BIZ UDPGothic" w:cs="BIZ UDPGothic" w:eastAsia="BIZ UDPGothic" w:hAnsi="BIZ UDPGothic"/>
+                <w:color w:val="404040"/>
+                <w:sz w:val="18"/>
+                <w:szCs w:val="18"/>
+              </w:rPr>
+              <w:t xml:space="preserve">đợi</w:t>
+            </w:r>
+          </w:p>
+        </w:tc>
+        <w:tc>
+          <w:tcPr>
+            <w:tcW w:type="dxa" w:w="2378"/>
+            <w:tcBorders>
+              <w:top w:val="single" w:color="CCCCCC" w:sz="4"/>
+              <w:left w:val="single" w:color="CCCCCC" w:sz="4"/>
+              <w:bottom w:val="single" w:color="CCCCCC" w:sz="4"/>
+              <w:right w:val="single" w:color="CCCCCC" w:sz="4"/>
+            </w:tcBorders>
+            <w:shd w:fill="E8E8E8" w:val="clear"/>
+            <w:tcMar>
+              <w:top w:type="dxa" w:w="80"/>
+              <w:left w:type="dxa" w:w="120"/>
+              <w:bottom w:type="dxa" w:w="80"/>
+              <w:right w:type="dxa" w:w="120"/>
+            </w:tcMar>
+          </w:tcPr>
+          <w:p>
+            <w:pPr>
+              <w:spacing w:before="0" w:after="0"/>
+            </w:pPr>
+            <w:r>
+              <w:rPr>
+                <w:rFonts w:ascii="BIZ UDPGothic" w:cs="BIZ UDPGothic" w:eastAsia="BIZ UDPGothic" w:hAnsi="BIZ UDPGothic"/>
+                <w:color w:val="404040"/>
+                <w:sz w:val="18"/>
+                <w:szCs w:val="18"/>
+              </w:rPr>
+              <w:t xml:space="preserve">（OK/ NG） quả (O K/NG)</w:t>
+            </w:r>
+          </w:p>
+        </w:tc>
+      </w:tr>
+      <w:tr>
+        <w:trPr>
+          <w:cantSplit/>
+        </w:trPr>
+        <w:tc>
+          <w:tcPr>
+            <w:tcW w:type="dxa" w:w="2376"/>
+            <w:tcBorders>
+              <w:top w:val="single" w:color="CCCCCC" w:sz="4"/>
+              <w:left w:val="single" w:color="CCCCCC" w:sz="4"/>
+              <w:bottom w:val="single" w:color="CCCCCC" w:sz="4"/>
+              <w:right w:val="single" w:color="CCCCCC" w:sz="4"/>
+            </w:tcBorders>
+            <w:shd w:fill="FFFFFF" w:val="clear"/>
+            <w:tcMar>
+              <w:top w:type="dxa" w:w="80"/>
+              <w:left w:type="dxa" w:w="120"/>
+              <w:bottom w:type="dxa" w:w="80"/>
+              <w:right w:type="dxa" w:w="120"/>
+            </w:tcMar>
+          </w:tcPr>
+          <w:p>
+            <w:pPr>
+              <w:spacing w:before="0" w:after="0"/>
+            </w:pPr>
+            <w:r>
+              <w:rPr>
+                <w:rFonts w:ascii="BIZ UDPGothic" w:cs="BIZ UDPGothic" w:eastAsia="BIZ UDPGothic" w:hAnsi="BIZ UDPGothic"/>
+                <w:color w:val="404040"/>
+                <w:sz w:val="18"/>
+                <w:szCs w:val="18"/>
+              </w:rPr>
+              <w:t xml:space="preserve">1</w:t>
+            </w:r>
+          </w:p>
+        </w:tc>
+        <w:tc>
+          <w:tcPr>
+            <w:tcW w:type="dxa" w:w="2376"/>
+            <w:tcBorders>
+              <w:top w:val="single" w:color="CCCCCC" w:sz="4"/>
+              <w:left w:val="single" w:color="CCCCCC" w:sz="4"/>
+              <w:bottom w:val="single" w:color="CCCCCC" w:sz="4"/>
+              <w:right w:val="single" w:color="CCCCCC" w:sz="4"/>
+            </w:tcBorders>
+            <w:shd w:fill="FFFFFF" w:val="clear"/>
+            <w:tcMar>
+              <w:top w:type="dxa" w:w="80"/>
+              <w:left w:type="dxa" w:w="120"/>
+              <w:bottom w:type="dxa" w:w="80"/>
+              <w:right w:type="dxa" w:w="120"/>
+            </w:tcMar>
+          </w:tcPr>
+          <w:p>
+            <w:pPr>
+              <w:spacing w:before="0" w:after="0"/>
+            </w:pPr>
+            <w:r>
+              <w:rPr>
+                <w:rFonts w:ascii="BIZ UDPGothic" w:cs="BIZ UDPGothic" w:eastAsia="BIZ UDPGothic" w:hAnsi="BIZ UDPGothic"/>
+                <w:color w:val="404040"/>
+                <w:sz w:val="18"/>
+                <w:szCs w:val="18"/>
+              </w:rPr>
+              <w:t xml:space="preserve">PRD Cloud Shellでフィルターパターンを確認する Xác nhận filter pattern trên PRD CloudShell aws \--no-cli-pager logs describe-metric-filters \--region ap-northeast-1 \--log-group-name \"/var/log/secure\" \--query \' metricFilters\[\*\].filterPattern\' \--output text</w:t>
+            </w:r>
+          </w:p>
+        </w:tc>
+        <w:tc>
+          <w:tcPr>
+            <w:tcW w:type="dxa" w:w="2376"/>
+            <w:tcBorders>
+              <w:top w:val="single" w:color="CCCCCC" w:sz="4"/>
+              <w:left w:val="single" w:color="CCCCCC" w:sz="4"/>
+              <w:bottom w:val="single" w:color="CCCCCC" w:sz="4"/>
+              <w:right w:val="single" w:color="CCCCCC" w:sz="4"/>
+            </w:tcBorders>
+            <w:shd w:fill="FFFFFF" w:val="clear"/>
+            <w:tcMar>
+              <w:top w:type="dxa" w:w="80"/>
+              <w:left w:type="dxa" w:w="120"/>
+              <w:bottom w:type="dxa" w:w="80"/>
+              <w:right w:type="dxa" w:w="120"/>
+            </w:tcMar>
+          </w:tcPr>
+          <w:p>
+            <w:pPr>
+              <w:spacing w:before="0" w:after="0"/>
+            </w:pPr>
+            <w:r>
+              <w:rPr>
+                <w:rFonts w:ascii="BIZ UDPGothic" w:cs="BIZ UDPGothic" w:eastAsia="BIZ UDPGothic" w:hAnsi="BIZ UDPGothic"/>
+                <w:color w:val="404040"/>
+                <w:sz w:val="18"/>
+                <w:szCs w:val="18"/>
+              </w:rPr>
+              <w:t xml:space="preserve">filterPatternに &amp;&amp; message!=\" \*res=failed\*\" が含まれている Filter pattern có chứa &amp;&amp; message!=\" \*res=failed\*\"</w:t>
+            </w:r>
+          </w:p>
+        </w:tc>
+        <w:tc>
+          <w:tcPr>
+            <w:tcW w:type="dxa" w:w="2378"/>
+            <w:tcBorders>
+              <w:top w:val="single" w:color="CCCCCC" w:sz="4"/>
+              <w:left w:val="single" w:color="CCCCCC" w:sz="4"/>
+              <w:bottom w:val="single" w:color="CCCCCC" w:sz="4"/>
+              <w:right w:val="single" w:color="CCCCCC" w:sz="4"/>
+            </w:tcBorders>
+            <w:shd w:fill="FFFFFF" w:val="clear"/>
+            <w:tcMar>
+              <w:top w:type="dxa" w:w="80"/>
+              <w:left w:type="dxa" w:w="120"/>
+              <w:bottom w:type="dxa" w:w="80"/>
+              <w:right w:type="dxa" w:w="120"/>
+            </w:tcMar>
+          </w:tcPr>
+          <w:p>
+            <w:pPr>
+              <w:spacing w:before="0" w:after="0"/>
+            </w:pPr>
+            <w:r>
+              <w:rPr>
+                <w:rFonts w:ascii="BIZ UDPGothic" w:cs="BIZ UDPGothic" w:eastAsia="BIZ UDPGothic" w:hAnsi="BIZ UDPGothic"/>
+                <w:color w:val="404040"/>
+                <w:sz w:val="18"/>
+                <w:szCs w:val="18"/>
+              </w:rPr>
+              <w:t xml:space="preserve"/>
+            </w:r>
+          </w:p>
+        </w:tc>
+      </w:tr>
+      <w:tr>
+        <w:trPr>
+          <w:cantSplit/>
+        </w:trPr>
+        <w:tc>
+          <w:tcPr>
+            <w:tcW w:type="dxa" w:w="2376"/>
+            <w:tcBorders>
+              <w:top w:val="single" w:color="CCCCCC" w:sz="4"/>
+              <w:left w:val="single" w:color="CCCCCC" w:sz="4"/>
+              <w:bottom w:val="single" w:color="CCCCCC" w:sz="4"/>
+              <w:right w:val="single" w:color="CCCCCC" w:sz="4"/>
+            </w:tcBorders>
+            <w:shd w:fill="FFFFFF" w:val="clear"/>
+            <w:tcMar>
+              <w:top w:type="dxa" w:w="80"/>
+              <w:left w:type="dxa" w:w="120"/>
+              <w:bottom w:type="dxa" w:w="80"/>
+              <w:right w:type="dxa" w:w="120"/>
+            </w:tcMar>
+          </w:tcPr>
+          <w:p>
+            <w:pPr>
+              <w:spacing w:before="0" w:after="0"/>
+            </w:pPr>
+            <w:r>
+              <w:rPr>
+                <w:rFonts w:ascii="BIZ UDPGothic" w:cs="BIZ UDPGothic" w:eastAsia="BIZ UDPGothic" w:hAnsi="BIZ UDPGothic"/>
+                <w:color w:val="404040"/>
+                <w:sz w:val="18"/>
+                <w:szCs w:val="18"/>
+              </w:rPr>
+              <w:t xml:space="preserve">2</w:t>
+            </w:r>
+          </w:p>
+        </w:tc>
+        <w:tc>
+          <w:tcPr>
+            <w:tcW w:type="dxa" w:w="2376"/>
+            <w:tcBorders>
+              <w:top w:val="single" w:color="CCCCCC" w:sz="4"/>
+              <w:left w:val="single" w:color="CCCCCC" w:sz="4"/>
+              <w:bottom w:val="single" w:color="CCCCCC" w:sz="4"/>
+              <w:right w:val="single" w:color="CCCCCC" w:sz="4"/>
+            </w:tcBorders>
+            <w:shd w:fill="FFFFFF" w:val="clear"/>
+            <w:tcMar>
+              <w:top w:type="dxa" w:w="80"/>
+              <w:left w:type="dxa" w:w="120"/>
+              <w:bottom w:type="dxa" w:w="80"/>
+              <w:right w:type="dxa" w:w="120"/>
+            </w:tcMar>
+          </w:tcPr>
+          <w:p>
+            <w:pPr>
+              <w:spacing w:before="0" w:after="0"/>
+            </w:pPr>
+            <w:r>
+              <w:rPr>
+                <w:rFonts w:ascii="BIZ UDPGothic" w:cs="BIZ UDPGothic" w:eastAsia="BIZ UDPGothic" w:hAnsi="BIZ UDPGothic"/>
+                <w:color w:val="404040"/>
+                <w:sz w:val="18"/>
+                <w:szCs w:val="18"/>
+              </w:rPr>
+              <w:t xml:space="preserve">PRD EC2アラームの状態を確認する Xác nhận trạng thái cảnh báo EC2 PRD aws \--no-cli-pager cloudwatch describe-alarms \--region ap-northeast-1 \--alarm-name-prefix \"ksm-posprd-cw-alarm-ec2\" \--query \'MetricAlarms\[\*\]. {Name:AlarmName,State:StateValue}\' \--output json</w:t>
+            </w:r>
+          </w:p>
+        </w:tc>
+        <w:tc>
+          <w:tcPr>
+            <w:tcW w:type="dxa" w:w="2376"/>
+            <w:tcBorders>
+              <w:top w:val="single" w:color="CCCCCC" w:sz="4"/>
+              <w:left w:val="single" w:color="CCCCCC" w:sz="4"/>
+              <w:bottom w:val="single" w:color="CCCCCC" w:sz="4"/>
+              <w:right w:val="single" w:color="CCCCCC" w:sz="4"/>
+            </w:tcBorders>
+            <w:shd w:fill="FFFFFF" w:val="clear"/>
+            <w:tcMar>
+              <w:top w:type="dxa" w:w="80"/>
+              <w:left w:type="dxa" w:w="120"/>
+              <w:bottom w:type="dxa" w:w="80"/>
+              <w:right w:type="dxa" w:w="120"/>
+            </w:tcMar>
+          </w:tcPr>
+          <w:p>
+            <w:pPr>
+              <w:spacing w:before="0" w:after="0"/>
+            </w:pPr>
+            <w:r>
+              <w:rPr>
+                <w:rFonts w:ascii="BIZ UDPGothic" w:cs="BIZ UDPGothic" w:eastAsia="BIZ UDPGothic" w:hAnsi="BIZ UDPGothic"/>
+                <w:color w:val="404040"/>
+                <w:sz w:val="18"/>
+                <w:szCs w:val="18"/>
+              </w:rPr>
+              <w:t xml:space="preserve">全アラームが OK 状態であること Tất cả cảnh báo ở trạng thái OK</w:t>
+            </w:r>
+          </w:p>
+        </w:tc>
+        <w:tc>
+          <w:tcPr>
+            <w:tcW w:type="dxa" w:w="2378"/>
+            <w:tcBorders>
+              <w:top w:val="single" w:color="CCCCCC" w:sz="4"/>
+              <w:left w:val="single" w:color="CCCCCC" w:sz="4"/>
+              <w:bottom w:val="single" w:color="CCCCCC" w:sz="4"/>
+              <w:right w:val="single" w:color="CCCCCC" w:sz="4"/>
+            </w:tcBorders>
+            <w:shd w:fill="FFFFFF" w:val="clear"/>
+            <w:tcMar>
+              <w:top w:type="dxa" w:w="80"/>
+              <w:left w:type="dxa" w:w="120"/>
+              <w:bottom w:type="dxa" w:w="80"/>
+              <w:right w:type="dxa" w:w="120"/>
+            </w:tcMar>
+          </w:tcPr>
+          <w:p>
+            <w:pPr>
+              <w:spacing w:before="0" w:after="0"/>
+            </w:pPr>
+            <w:r>
+              <w:rPr>
+                <w:rFonts w:ascii="BIZ UDPGothic" w:cs="BIZ UDPGothic" w:eastAsia="BIZ UDPGothic" w:hAnsi="BIZ UDPGothic"/>
+                <w:color w:val="404040"/>
+                <w:sz w:val="18"/>
+                <w:szCs w:val="18"/>
+              </w:rPr>
+              <w:t xml:space="preserve"/>
+            </w:r>
+          </w:p>
+        </w:tc>
+      </w:tr>
+      <w:tr>
+        <w:trPr>
+          <w:cantSplit/>
+        </w:trPr>
+        <w:tc>
+          <w:tcPr>
+            <w:tcW w:type="dxa" w:w="2376"/>
+            <w:tcBorders>
+              <w:top w:val="single" w:color="CCCCCC" w:sz="4"/>
+              <w:left w:val="single" w:color="CCCCCC" w:sz="4"/>
+              <w:bottom w:val="single" w:color="CCCCCC" w:sz="4"/>
+              <w:right w:val="single" w:color="CCCCCC" w:sz="4"/>
+            </w:tcBorders>
+            <w:shd w:fill="FFFFFF" w:val="clear"/>
+            <w:tcMar>
+              <w:top w:type="dxa" w:w="80"/>
+              <w:left w:type="dxa" w:w="120"/>
+              <w:bottom w:type="dxa" w:w="80"/>
+              <w:right w:type="dxa" w:w="120"/>
+            </w:tcMar>
+          </w:tcPr>
+          <w:p>
+            <w:pPr>
+              <w:spacing w:before="0" w:after="0"/>
+            </w:pPr>
+            <w:r>
+              <w:rPr>
+                <w:rFonts w:ascii="BIZ UDPGothic" w:cs="BIZ UDPGothic" w:eastAsia="BIZ UDPGothic" w:hAnsi="BIZ UDPGothic"/>
+                <w:color w:val="404040"/>
+                <w:sz w:val="18"/>
+                <w:szCs w:val="18"/>
+              </w:rPr>
+              <w:t xml:space="preserve">3</w:t>
+            </w:r>
+          </w:p>
+        </w:tc>
+        <w:tc>
+          <w:tcPr>
+            <w:tcW w:type="dxa" w:w="2376"/>
+            <w:tcBorders>
+              <w:top w:val="single" w:color="CCCCCC" w:sz="4"/>
+              <w:left w:val="single" w:color="CCCCCC" w:sz="4"/>
+              <w:bottom w:val="single" w:color="CCCCCC" w:sz="4"/>
+              <w:right w:val="single" w:color="CCCCCC" w:sz="4"/>
+            </w:tcBorders>
+            <w:shd w:fill="FFFFFF" w:val="clear"/>
+            <w:tcMar>
+              <w:top w:type="dxa" w:w="80"/>
+              <w:left w:type="dxa" w:w="120"/>
+              <w:bottom w:type="dxa" w:w="80"/>
+              <w:right w:type="dxa" w:w="120"/>
+            </w:tcMar>
+          </w:tcPr>
+          <w:p>
+            <w:pPr>
+              <w:spacing w:before="0" w:after="0"/>
+            </w:pPr>
+            <w:r>
+              <w:rPr>
+                <w:rFonts w:ascii="BIZ UDPGothic" w:cs="BIZ UDPGothic" w:eastAsia="BIZ UDPGothic" w:hAnsi="BIZ UDPGothic"/>
+                <w:color w:val="404040"/>
+                <w:sz w:val="18"/>
+                <w:szCs w:val="18"/>
+              </w:rPr>
+              <w:t xml:space="preserve">B astionに通常のSSHログイン・ログアウ トを行い、5分後にアラームを確認する Đăng nhập/đăng xuất SSH bình thường vào Bastion và xác nhận cảnh báo sau 5 phút</w:t>
+            </w:r>
+          </w:p>
+        </w:tc>
+        <w:tc>
+          <w:tcPr>
+            <w:tcW w:type="dxa" w:w="2376"/>
+            <w:tcBorders>
+              <w:top w:val="single" w:color="CCCCCC" w:sz="4"/>
+              <w:left w:val="single" w:color="CCCCCC" w:sz="4"/>
+              <w:bottom w:val="single" w:color="CCCCCC" w:sz="4"/>
+              <w:right w:val="single" w:color="CCCCCC" w:sz="4"/>
+            </w:tcBorders>
+            <w:shd w:fill="FFFFFF" w:val="clear"/>
+            <w:tcMar>
+              <w:top w:type="dxa" w:w="80"/>
+              <w:left w:type="dxa" w:w="120"/>
+              <w:bottom w:type="dxa" w:w="80"/>
+              <w:right w:type="dxa" w:w="120"/>
+            </w:tcMar>
+          </w:tcPr>
+          <w:p>
+            <w:pPr>
+              <w:spacing w:before="0" w:after="0"/>
+            </w:pPr>
+            <w:r>
+              <w:rPr>
+                <w:rFonts w:ascii="BIZ UDPGothic" w:cs="BIZ UDPGothic" w:eastAsia="BIZ UDPGothic" w:hAnsi="BIZ UDPGothic"/>
+                <w:color w:val="404040"/>
+                <w:sz w:val="18"/>
+                <w:szCs w:val="18"/>
+              </w:rPr>
+              <w:t xml:space="preserve">ALA RMにならないこと Không chuyển sang trạng thái ALARM</w:t>
+            </w:r>
+          </w:p>
+        </w:tc>
+        <w:tc>
+          <w:tcPr>
+            <w:tcW w:type="dxa" w:w="2378"/>
+            <w:tcBorders>
+              <w:top w:val="single" w:color="CCCCCC" w:sz="4"/>
+              <w:left w:val="single" w:color="CCCCCC" w:sz="4"/>
+              <w:bottom w:val="single" w:color="CCCCCC" w:sz="4"/>
+              <w:right w:val="single" w:color="CCCCCC" w:sz="4"/>
+            </w:tcBorders>
+            <w:shd w:fill="FFFFFF" w:val="clear"/>
+            <w:tcMar>
+              <w:top w:type="dxa" w:w="80"/>
+              <w:left w:type="dxa" w:w="120"/>
+              <w:bottom w:type="dxa" w:w="80"/>
+              <w:right w:type="dxa" w:w="120"/>
+            </w:tcMar>
+          </w:tcPr>
+          <w:p>
+            <w:pPr>
+              <w:spacing w:before="0" w:after="0"/>
+            </w:pPr>
+            <w:r>
+              <w:rPr>
+                <w:rFonts w:ascii="BIZ UDPGothic" w:cs="BIZ UDPGothic" w:eastAsia="BIZ UDPGothic" w:hAnsi="BIZ UDPGothic"/>
+                <w:color w:val="404040"/>
+                <w:sz w:val="18"/>
+                <w:szCs w:val="18"/>
+              </w:rPr>
+              <w:t xml:space="preserve"/>
+            </w:r>
+          </w:p>
+        </w:tc>
+      </w:tr>
+    </w:tbl>
+    <w:p>
+      <w:pPr>
+        <w:pBdr>
+          <w:left w:val="thick" w:color="C8102E" w:sz="20" w:space="6"/>
+        </w:pBdr>
+        <w:spacing w:before="280" w:after="100"/>
+      </w:pPr>
+      <w:r>
+        <w:rPr>
+          <w:rFonts w:ascii="BIZ UDPGothic" w:cs="BIZ UDPGothic" w:eastAsia="BIZ UDPGothic" w:hAnsi="BIZ UDPGothic"/>
+          <w:b/>
+          <w:bCs/>
+          <w:color w:val="C8102E"/>
+          <w:sz w:val="24"/>
+          <w:szCs w:val="24"/>
+        </w:rPr>
+        <w:t xml:space="preserve">■ No.2 STG EC2アラーム フィルターパターン修正** *Sửa đổi Metric Filter</w:t>
+      </w:r>
+      <w:r>
+        <w:br/>
+      </w:r>
+      <w:r>
+        <w:rPr>
+          <w:rFonts w:ascii="BIZ UDPGothic" w:cs="BIZ UDPGothic" w:eastAsia="BIZ UDPGothic" w:hAnsi="BIZ UDPGothic"/>
+          <w:i/>
+          <w:iCs/>
+          <w:color w:val="AA3344"/>
+          <w:sz w:val="17"/>
+          <w:szCs w:val="17"/>
+        </w:rPr>
+        <w:t xml:space="preserve">　No.2 STG EC2アラーム フィルターパターン修正** *Sửa đổi Metric Filter</w:t>
+      </w:r>
+    </w:p>
+    <w:p>
+      <w:pPr>
+        <w:spacing w:before="100" w:after="100"/>
+      </w:pPr>
+      <w:r>
+        <w:rPr>
+          <w:rFonts w:ascii="BIZ UDPGothic" w:cs="BIZ UDPGothic" w:eastAsia="BIZ UDPGothic" w:hAnsi="BIZ UDPGothic"/>
+          <w:color w:val="404040"/>
+          <w:sz w:val="18"/>
+          <w:szCs w:val="18"/>
+        </w:rPr>
+        <w:t xml:space="preserve">cảnh báo EC2 - STG*</w:t>
+      </w:r>
+    </w:p>
+    <w:p>
+      <w:pPr>
+        <w:pBdr>
+          <w:left w:val="thick" w:color="C8102E" w:sz="20" w:space="6"/>
+        </w:pBdr>
+        <w:spacing w:before="280" w:after="100"/>
+      </w:pPr>
+      <w:r>
+        <w:rPr>
+          <w:rFonts w:ascii="BIZ UDPGothic" w:cs="BIZ UDPGothic" w:eastAsia="BIZ UDPGothic" w:hAnsi="BIZ UDPGothic"/>
+          <w:b/>
+          <w:bCs/>
+          <w:color w:val="C8102E"/>
+          <w:sz w:val="24"/>
+          <w:szCs w:val="24"/>
+        </w:rPr>
+        <w:t xml:space="preserve">■ 対象環境** *Môi trường mục tiêu*</w:t>
+      </w:r>
+      <w:r>
+        <w:br/>
+      </w:r>
+      <w:r>
+        <w:rPr>
+          <w:rFonts w:ascii="BIZ UDPGothic" w:cs="BIZ UDPGothic" w:eastAsia="BIZ UDPGothic" w:hAnsi="BIZ UDPGothic"/>
+          <w:i/>
+          <w:iCs/>
+          <w:color w:val="AA3344"/>
+          <w:sz w:val="17"/>
+          <w:szCs w:val="17"/>
+        </w:rPr>
+        <w:t xml:space="preserve">　</w:t>
+      </w:r>
+    </w:p>
+    <w:p>
+      <w:pPr>
+        <w:spacing w:before="100" w:after="100"/>
+      </w:pPr>
+      <w:r>
+        <w:rPr>
+          <w:rFonts w:ascii="BIZ UDPGothic" w:cs="BIZ UDPGothic" w:eastAsia="BIZ UDPGothic" w:hAnsi="BIZ UDPGothic"/>
+          <w:color w:val="404040"/>
+          <w:sz w:val="18"/>
+          <w:szCs w:val="18"/>
+        </w:rPr>
+        <w:t xml:space="preserve">STG（AWSアカウント: 750735758916</w:t>
+      </w:r>
+      <w:r>
+        <w:br/>
+      </w:r>
+      <w:r>
+        <w:rPr>
+          <w:rFonts w:ascii="BIZ UDPGothic" w:cs="BIZ UDPGothic" w:eastAsia="BIZ UDPGothic" w:hAnsi="BIZ UDPGothic"/>
+          <w:i/>
+          <w:iCs/>
+          <w:color w:val="777777"/>
+          <w:sz w:val="16"/>
+          <w:szCs w:val="16"/>
+        </w:rPr>
+        <w:t xml:space="preserve">/ ap-northeast-1）　*STG (Tài khoản</w:t>
+      </w:r>
+    </w:p>
+    <w:p>
+      <w:pPr>
+        <w:spacing w:before="100" w:after="100"/>
+      </w:pPr>
+      <w:r>
+        <w:rPr>
+          <w:rFonts w:ascii="BIZ UDPGothic" w:cs="BIZ UDPGothic" w:eastAsia="BIZ UDPGothic" w:hAnsi="BIZ UDPGothic"/>
+          <w:color w:val="404040"/>
+          <w:sz w:val="18"/>
+          <w:szCs w:val="18"/>
+        </w:rPr>
+        <w:t xml:space="preserve">AWS: 750735758916 / ap-northeast-1)*</w:t>
+      </w:r>
+    </w:p>
+    <w:p>
+      <w:pPr>
+        <w:pBdr>
+          <w:left w:val="thick" w:color="C8102E" w:sz="20" w:space="6"/>
+        </w:pBdr>
+        <w:spacing w:before="280" w:after="100"/>
+      </w:pPr>
+      <w:r>
+        <w:rPr>
+          <w:rFonts w:ascii="BIZ UDPGothic" w:cs="BIZ UDPGothic" w:eastAsia="BIZ UDPGothic" w:hAnsi="BIZ UDPGothic"/>
+          <w:b/>
+          <w:bCs/>
+          <w:color w:val="C8102E"/>
+          <w:sz w:val="24"/>
+          <w:szCs w:val="24"/>
+        </w:rPr>
+        <w:t xml:space="preserve">■ 対象フィルター一覧** *Danh sách filter mục tiêu*</w:t>
+      </w:r>
+      <w:r>
+        <w:br/>
+      </w:r>
+      <w:r>
+        <w:rPr>
+          <w:rFonts w:ascii="BIZ UDPGothic" w:cs="BIZ UDPGothic" w:eastAsia="BIZ UDPGothic" w:hAnsi="BIZ UDPGothic"/>
+          <w:i/>
+          <w:iCs/>
+          <w:color w:val="AA3344"/>
+          <w:sz w:val="17"/>
+          <w:szCs w:val="17"/>
+        </w:rPr>
+        <w:t xml:space="preserve">　</w:t>
+      </w:r>
+    </w:p>
+    <w:tbl>
+      <w:tblPr>
+        <w:tblW w:type="dxa" w:w="9506"/>
+        <w:tblBorders>
+          <w:top w:val="single" w:color="CCCCCC" w:sz="4"/>
+          <w:left w:val="single" w:color="CCCCCC" w:sz="4"/>
+          <w:bottom w:val="single" w:color="CCCCCC" w:sz="4"/>
+          <w:right w:val="single" w:color="CCCCCC" w:sz="4"/>
+          <w:insideH w:val="single" w:color="auto" w:sz="4"/>
+          <w:insideV w:val="single" w:color="auto" w:sz="4"/>
+        </w:tblBorders>
+      </w:tblPr>
+      <w:tblGrid>
+        <w:gridCol w:w="3168"/>
+        <w:gridCol w:w="3168"/>
+        <w:gridCol w:w="3170"/>
+      </w:tblGrid>
+      <w:tr>
+        <w:trPr>
+          <w:cantSplit/>
+          <w:tblHeader/>
+        </w:trPr>
+        <w:tc>
+          <w:tcPr>
+            <w:tcW w:type="dxa" w:w="3168"/>
+            <w:tcBorders>
+              <w:top w:val="single" w:color="CCCCCC" w:sz="4"/>
+              <w:left w:val="single" w:color="CCCCCC" w:sz="4"/>
+              <w:bottom w:val="single" w:color="CCCCCC" w:sz="4"/>
+              <w:right w:val="single" w:color="CCCCCC" w:sz="4"/>
+            </w:tcBorders>
+            <w:shd w:fill="E8E8E8" w:val="clear"/>
+            <w:tcMar>
+              <w:top w:type="dxa" w:w="80"/>
+              <w:left w:type="dxa" w:w="120"/>
+              <w:bottom w:type="dxa" w:w="80"/>
+              <w:right w:type="dxa" w:w="120"/>
+            </w:tcMar>
+          </w:tcPr>
+          <w:p>
+            <w:pPr>
+              <w:spacing w:before="0" w:after="0"/>
+            </w:pPr>
+            <w:r>
+              <w:rPr>
+                <w:rFonts w:ascii="BIZ UDPGothic" w:cs="BIZ UDPGothic" w:eastAsia="BIZ UDPGothic" w:hAnsi="BIZ UDPGothic"/>
+                <w:color w:val="404040"/>
+                <w:sz w:val="18"/>
+                <w:szCs w:val="18"/>
+              </w:rPr>
+              <w:t xml:space="preserve"/>
+            </w:r>
+          </w:p>
+        </w:tc>
+        <w:tc>
+          <w:tcPr>
+            <w:tcW w:type="dxa" w:w="3168"/>
+            <w:tcBorders>
+              <w:top w:val="single" w:color="CCCCCC" w:sz="4"/>
+              <w:left w:val="single" w:color="CCCCCC" w:sz="4"/>
+              <w:bottom w:val="single" w:color="CCCCCC" w:sz="4"/>
+              <w:right w:val="single" w:color="CCCCCC" w:sz="4"/>
+            </w:tcBorders>
+            <w:shd w:fill="E8E8E8" w:val="clear"/>
+            <w:tcMar>
+              <w:top w:type="dxa" w:w="80"/>
+              <w:left w:type="dxa" w:w="120"/>
+              <w:bottom w:type="dxa" w:w="80"/>
+              <w:right w:type="dxa" w:w="120"/>
+            </w:tcMar>
+          </w:tcPr>
+          <w:p>
+            <w:pPr>
+              <w:spacing w:before="0" w:after="0"/>
+            </w:pPr>
+            <w:r>
+              <w:rPr>
+                <w:rFonts w:ascii="BIZ UDPGothic" w:cs="BIZ UDPGothic" w:eastAsia="BIZ UDPGothic" w:hAnsi="BIZ UDPGothic"/>
+                <w:color w:val="404040"/>
+                <w:sz w:val="18"/>
+                <w:szCs w:val="18"/>
+              </w:rPr>
+              <w:t xml:space="preserve"/>
+            </w:r>
+          </w:p>
+        </w:tc>
+        <w:tc>
+          <w:tcPr>
+            <w:tcW w:type="dxa" w:w="3170"/>
+            <w:tcBorders>
+              <w:top w:val="single" w:color="CCCCCC" w:sz="4"/>
+              <w:left w:val="single" w:color="CCCCCC" w:sz="4"/>
+              <w:bottom w:val="single" w:color="CCCCCC" w:sz="4"/>
+              <w:right w:val="single" w:color="CCCCCC" w:sz="4"/>
+            </w:tcBorders>
+            <w:shd w:fill="E8E8E8" w:val="clear"/>
+            <w:tcMar>
+              <w:top w:type="dxa" w:w="80"/>
+              <w:left w:type="dxa" w:w="120"/>
+              <w:bottom w:type="dxa" w:w="80"/>
+              <w:right w:type="dxa" w:w="120"/>
+            </w:tcMar>
+          </w:tcPr>
+          <w:p>
+            <w:pPr>
+              <w:spacing w:before="0" w:after="0"/>
+            </w:pPr>
+            <w:r>
+              <w:rPr>
+                <w:rFonts w:ascii="BIZ UDPGothic" w:cs="BIZ UDPGothic" w:eastAsia="BIZ UDPGothic" w:hAnsi="BIZ UDPGothic"/>
+                <w:color w:val="404040"/>
+                <w:sz w:val="18"/>
+                <w:szCs w:val="18"/>
+              </w:rPr>
+              <w:t xml:space="preserve">etricName metricName</w:t>
+            </w:r>
+          </w:p>
+        </w:tc>
+      </w:tr>
+      <w:tr>
+        <w:trPr>
+          <w:cantSplit/>
+        </w:trPr>
+        <w:tc>
+          <w:tcPr>
+            <w:tcW w:type="dxa" w:w="3168"/>
+            <w:tcBorders>
+              <w:top w:val="single" w:color="CCCCCC" w:sz="4"/>
+              <w:left w:val="single" w:color="CCCCCC" w:sz="4"/>
+              <w:bottom w:val="single" w:color="CCCCCC" w:sz="4"/>
+              <w:right w:val="single" w:color="CCCCCC" w:sz="4"/>
+            </w:tcBorders>
+            <w:shd w:fill="FFFFFF" w:val="clear"/>
+            <w:tcMar>
+              <w:top w:type="dxa" w:w="80"/>
+              <w:left w:type="dxa" w:w="120"/>
+              <w:bottom w:type="dxa" w:w="80"/>
+              <w:right w:type="dxa" w:w="120"/>
+            </w:tcMar>
+          </w:tcPr>
+          <w:p>
+            <w:pPr>
+              <w:spacing w:before="0" w:after="0"/>
+            </w:pPr>
+            <w:r>
+              <w:rPr>
+                <w:rFonts w:ascii="BIZ UDPGothic" w:cs="BIZ UDPGothic" w:eastAsia="BIZ UDPGothic" w:hAnsi="BIZ UDPGothic"/>
+                <w:color w:val="404040"/>
+                <w:sz w:val="18"/>
+                <w:szCs w:val="18"/>
+              </w:rPr>
+              <w:t xml:space="preserve">/var/log/audit/audit.log</w:t>
+            </w:r>
+          </w:p>
+        </w:tc>
+        <w:tc>
+          <w:tcPr>
+            <w:tcW w:type="dxa" w:w="3168"/>
+            <w:tcBorders>
+              <w:top w:val="single" w:color="CCCCCC" w:sz="4"/>
+              <w:left w:val="single" w:color="CCCCCC" w:sz="4"/>
+              <w:bottom w:val="single" w:color="CCCCCC" w:sz="4"/>
+              <w:right w:val="single" w:color="CCCCCC" w:sz="4"/>
+            </w:tcBorders>
+            <w:shd w:fill="FFFFFF" w:val="clear"/>
+            <w:tcMar>
+              <w:top w:type="dxa" w:w="80"/>
+              <w:left w:type="dxa" w:w="120"/>
+              <w:bottom w:type="dxa" w:w="80"/>
+              <w:right w:type="dxa" w:w="120"/>
+            </w:tcMar>
+          </w:tcPr>
+          <w:p>
+            <w:pPr>
+              <w:spacing w:before="0" w:after="0"/>
+            </w:pPr>
+            <w:r>
+              <w:rPr>
+                <w:rFonts w:ascii="BIZ UDPGothic" w:cs="BIZ UDPGothic" w:eastAsia="BIZ UDPGothic" w:hAnsi="BIZ UDPGothic"/>
+                <w:color w:val="404040"/>
+                <w:sz w:val="18"/>
+                <w:szCs w:val="18"/>
+              </w:rPr>
+              <w:t xml:space="preserve">KsmPosCwMetri cEc2AuditLog-jP2eMfSAwDbA</w:t>
+            </w:r>
+          </w:p>
+        </w:tc>
+        <w:tc>
+          <w:tcPr>
+            <w:tcW w:type="dxa" w:w="3170"/>
+            <w:tcBorders>
+              <w:top w:val="single" w:color="CCCCCC" w:sz="4"/>
+              <w:left w:val="single" w:color="CCCCCC" w:sz="4"/>
+              <w:bottom w:val="single" w:color="CCCCCC" w:sz="4"/>
+              <w:right w:val="single" w:color="CCCCCC" w:sz="4"/>
+            </w:tcBorders>
+            <w:shd w:fill="FFFFFF" w:val="clear"/>
+            <w:tcMar>
+              <w:top w:type="dxa" w:w="80"/>
+              <w:left w:type="dxa" w:w="120"/>
+              <w:bottom w:type="dxa" w:w="80"/>
+              <w:right w:type="dxa" w:w="120"/>
+            </w:tcMar>
+          </w:tcPr>
+          <w:p>
+            <w:pPr>
+              <w:spacing w:before="0" w:after="0"/>
+            </w:pPr>
+            <w:r>
+              <w:rPr>
+                <w:rFonts w:ascii="BIZ UDPGothic" w:cs="BIZ UDPGothic" w:eastAsia="BIZ UDPGothic" w:hAnsi="BIZ UDPGothic"/>
+                <w:color w:val="404040"/>
+                <w:sz w:val="18"/>
+                <w:szCs w:val="18"/>
+              </w:rPr>
+              <w:t xml:space="preserve">k sm-posstg-c w-metric-ec 2-audit-log</w:t>
+            </w:r>
+          </w:p>
+        </w:tc>
+      </w:tr>
+      <w:tr>
+        <w:trPr>
+          <w:cantSplit/>
+        </w:trPr>
+        <w:tc>
+          <w:tcPr>
+            <w:tcW w:type="dxa" w:w="3168"/>
+            <w:tcBorders>
+              <w:top w:val="single" w:color="CCCCCC" w:sz="4"/>
+              <w:left w:val="single" w:color="CCCCCC" w:sz="4"/>
+              <w:bottom w:val="single" w:color="CCCCCC" w:sz="4"/>
+              <w:right w:val="single" w:color="CCCCCC" w:sz="4"/>
+            </w:tcBorders>
+            <w:shd w:fill="FFFFFF" w:val="clear"/>
+            <w:tcMar>
+              <w:top w:type="dxa" w:w="80"/>
+              <w:left w:type="dxa" w:w="120"/>
+              <w:bottom w:type="dxa" w:w="80"/>
+              <w:right w:type="dxa" w:w="120"/>
+            </w:tcMar>
+          </w:tcPr>
+          <w:p>
+            <w:pPr>
+              <w:spacing w:before="0" w:after="0"/>
+            </w:pPr>
+            <w:r>
+              <w:rPr>
+                <w:rFonts w:ascii="BIZ UDPGothic" w:cs="BIZ UDPGothic" w:eastAsia="BIZ UDPGothic" w:hAnsi="BIZ UDPGothic"/>
+                <w:color w:val="404040"/>
+                <w:sz w:val="18"/>
+                <w:szCs w:val="18"/>
+              </w:rPr>
+              <w:t xml:space="preserve">/var/log/messages</w:t>
+            </w:r>
+          </w:p>
+        </w:tc>
+        <w:tc>
+          <w:tcPr>
+            <w:tcW w:type="dxa" w:w="3168"/>
+            <w:tcBorders>
+              <w:top w:val="single" w:color="CCCCCC" w:sz="4"/>
+              <w:left w:val="single" w:color="CCCCCC" w:sz="4"/>
+              <w:bottom w:val="single" w:color="CCCCCC" w:sz="4"/>
+              <w:right w:val="single" w:color="CCCCCC" w:sz="4"/>
+            </w:tcBorders>
+            <w:shd w:fill="FFFFFF" w:val="clear"/>
+            <w:tcMar>
+              <w:top w:type="dxa" w:w="80"/>
+              <w:left w:type="dxa" w:w="120"/>
+              <w:bottom w:type="dxa" w:w="80"/>
+              <w:right w:type="dxa" w:w="120"/>
+            </w:tcMar>
+          </w:tcPr>
+          <w:p>
+            <w:pPr>
+              <w:spacing w:before="0" w:after="0"/>
+            </w:pPr>
+            <w:r>
+              <w:rPr>
+                <w:rFonts w:ascii="BIZ UDPGothic" w:cs="BIZ UDPGothic" w:eastAsia="BIZ UDPGothic" w:hAnsi="BIZ UDPGothic"/>
+                <w:color w:val="404040"/>
+                <w:sz w:val="18"/>
+                <w:szCs w:val="18"/>
+              </w:rPr>
+              <w:t xml:space="preserve">KsmPosCwMetri cEc2Messages-JafERFbKDaY0</w:t>
+            </w:r>
+          </w:p>
+        </w:tc>
+        <w:tc>
+          <w:tcPr>
+            <w:tcW w:type="dxa" w:w="3170"/>
+            <w:tcBorders>
+              <w:top w:val="single" w:color="CCCCCC" w:sz="4"/>
+              <w:left w:val="single" w:color="CCCCCC" w:sz="4"/>
+              <w:bottom w:val="single" w:color="CCCCCC" w:sz="4"/>
+              <w:right w:val="single" w:color="CCCCCC" w:sz="4"/>
+            </w:tcBorders>
+            <w:shd w:fill="FFFFFF" w:val="clear"/>
+            <w:tcMar>
+              <w:top w:type="dxa" w:w="80"/>
+              <w:left w:type="dxa" w:w="120"/>
+              <w:bottom w:type="dxa" w:w="80"/>
+              <w:right w:type="dxa" w:w="120"/>
+            </w:tcMar>
+          </w:tcPr>
+          <w:p>
+            <w:pPr>
+              <w:spacing w:before="0" w:after="0"/>
+            </w:pPr>
+            <w:r>
+              <w:rPr>
+                <w:rFonts w:ascii="BIZ UDPGothic" w:cs="BIZ UDPGothic" w:eastAsia="BIZ UDPGothic" w:hAnsi="BIZ UDPGothic"/>
+                <w:color w:val="404040"/>
+                <w:sz w:val="18"/>
+                <w:szCs w:val="18"/>
+              </w:rPr>
+              <w:t xml:space="preserve">ksm-posstg- cw-metric-e c2-messages</w:t>
+            </w:r>
+          </w:p>
+        </w:tc>
+      </w:tr>
+      <w:tr>
+        <w:trPr>
+          <w:cantSplit/>
+        </w:trPr>
+        <w:tc>
+          <w:tcPr>
+            <w:tcW w:type="dxa" w:w="3168"/>
+            <w:tcBorders>
+              <w:top w:val="single" w:color="CCCCCC" w:sz="4"/>
+              <w:left w:val="single" w:color="CCCCCC" w:sz="4"/>
+              <w:bottom w:val="single" w:color="CCCCCC" w:sz="4"/>
+              <w:right w:val="single" w:color="CCCCCC" w:sz="4"/>
+            </w:tcBorders>
+            <w:shd w:fill="FFFFFF" w:val="clear"/>
+            <w:tcMar>
+              <w:top w:type="dxa" w:w="80"/>
+              <w:left w:type="dxa" w:w="120"/>
+              <w:bottom w:type="dxa" w:w="80"/>
+              <w:right w:type="dxa" w:w="120"/>
+            </w:tcMar>
+          </w:tcPr>
+          <w:p>
+            <w:pPr>
+              <w:spacing w:before="0" w:after="0"/>
+            </w:pPr>
+            <w:r>
+              <w:rPr>
+                <w:rFonts w:ascii="BIZ UDPGothic" w:cs="BIZ UDPGothic" w:eastAsia="BIZ UDPGothic" w:hAnsi="BIZ UDPGothic"/>
+                <w:color w:val="404040"/>
+                <w:sz w:val="18"/>
+                <w:szCs w:val="18"/>
+              </w:rPr>
+              <w:t xml:space="preserve">/var/log/secure</w:t>
+            </w:r>
+          </w:p>
+        </w:tc>
+        <w:tc>
+          <w:tcPr>
+            <w:tcW w:type="dxa" w:w="3168"/>
+            <w:tcBorders>
+              <w:top w:val="single" w:color="CCCCCC" w:sz="4"/>
+              <w:left w:val="single" w:color="CCCCCC" w:sz="4"/>
+              <w:bottom w:val="single" w:color="CCCCCC" w:sz="4"/>
+              <w:right w:val="single" w:color="CCCCCC" w:sz="4"/>
+            </w:tcBorders>
+            <w:shd w:fill="FFFFFF" w:val="clear"/>
+            <w:tcMar>
+              <w:top w:type="dxa" w:w="80"/>
+              <w:left w:type="dxa" w:w="120"/>
+              <w:bottom w:type="dxa" w:w="80"/>
+              <w:right w:type="dxa" w:w="120"/>
+            </w:tcMar>
+          </w:tcPr>
+          <w:p>
+            <w:pPr>
+              <w:spacing w:before="0" w:after="0"/>
+            </w:pPr>
+            <w:r>
+              <w:rPr>
+                <w:rFonts w:ascii="BIZ UDPGothic" w:cs="BIZ UDPGothic" w:eastAsia="BIZ UDPGothic" w:hAnsi="BIZ UDPGothic"/>
+                <w:color w:val="404040"/>
+                <w:sz w:val="18"/>
+                <w:szCs w:val="18"/>
+              </w:rPr>
+              <w:t xml:space="preserve">KsmPosCwMet ricEc2Secure-QCaxakJmklLI</w:t>
+            </w:r>
+          </w:p>
+        </w:tc>
+        <w:tc>
+          <w:tcPr>
+            <w:tcW w:type="dxa" w:w="3170"/>
+            <w:tcBorders>
+              <w:top w:val="single" w:color="CCCCCC" w:sz="4"/>
+              <w:left w:val="single" w:color="CCCCCC" w:sz="4"/>
+              <w:bottom w:val="single" w:color="CCCCCC" w:sz="4"/>
+              <w:right w:val="single" w:color="CCCCCC" w:sz="4"/>
+            </w:tcBorders>
+            <w:shd w:fill="FFFFFF" w:val="clear"/>
+            <w:tcMar>
+              <w:top w:type="dxa" w:w="80"/>
+              <w:left w:type="dxa" w:w="120"/>
+              <w:bottom w:type="dxa" w:w="80"/>
+              <w:right w:type="dxa" w:w="120"/>
+            </w:tcMar>
+          </w:tcPr>
+          <w:p>
+            <w:pPr>
+              <w:spacing w:before="0" w:after="0"/>
+            </w:pPr>
+            <w:r>
+              <w:rPr>
+                <w:rFonts w:ascii="BIZ UDPGothic" w:cs="BIZ UDPGothic" w:eastAsia="BIZ UDPGothic" w:hAnsi="BIZ UDPGothic"/>
+                <w:color w:val="404040"/>
+                <w:sz w:val="18"/>
+                <w:szCs w:val="18"/>
+              </w:rPr>
+              <w:t xml:space="preserve">ksm-posst g-cw-metric -ec2-secure</w:t>
+            </w:r>
+          </w:p>
+        </w:tc>
+      </w:tr>
+      <w:tr>
+        <w:trPr>
+          <w:cantSplit/>
+        </w:trPr>
+        <w:tc>
+          <w:tcPr>
+            <w:tcW w:type="dxa" w:w="3168"/>
+            <w:tcBorders>
+              <w:top w:val="single" w:color="CCCCCC" w:sz="4"/>
+              <w:left w:val="single" w:color="CCCCCC" w:sz="4"/>
+              <w:bottom w:val="single" w:color="CCCCCC" w:sz="4"/>
+              <w:right w:val="single" w:color="CCCCCC" w:sz="4"/>
+            </w:tcBorders>
+            <w:shd w:fill="FFFFFF" w:val="clear"/>
+            <w:tcMar>
+              <w:top w:type="dxa" w:w="80"/>
+              <w:left w:type="dxa" w:w="120"/>
+              <w:bottom w:type="dxa" w:w="80"/>
+              <w:right w:type="dxa" w:w="120"/>
+            </w:tcMar>
+          </w:tcPr>
+          <w:p>
+            <w:pPr>
+              <w:spacing w:before="0" w:after="0"/>
+            </w:pPr>
+            <w:r>
+              <w:rPr>
+                <w:rFonts w:ascii="BIZ UDPGothic" w:cs="BIZ UDPGothic" w:eastAsia="BIZ UDPGothic" w:hAnsi="BIZ UDPGothic"/>
+                <w:color w:val="404040"/>
+                <w:sz w:val="18"/>
+                <w:szCs w:val="18"/>
+              </w:rPr>
+              <w:t xml:space="preserve">/var/log/dnf.log</w:t>
+            </w:r>
+          </w:p>
+        </w:tc>
+        <w:tc>
+          <w:tcPr>
+            <w:tcW w:type="dxa" w:w="3168"/>
+            <w:tcBorders>
+              <w:top w:val="single" w:color="CCCCCC" w:sz="4"/>
+              <w:left w:val="single" w:color="CCCCCC" w:sz="4"/>
+              <w:bottom w:val="single" w:color="CCCCCC" w:sz="4"/>
+              <w:right w:val="single" w:color="CCCCCC" w:sz="4"/>
+            </w:tcBorders>
+            <w:shd w:fill="FFFFFF" w:val="clear"/>
+            <w:tcMar>
+              <w:top w:type="dxa" w:w="80"/>
+              <w:left w:type="dxa" w:w="120"/>
+              <w:bottom w:type="dxa" w:w="80"/>
+              <w:right w:type="dxa" w:w="120"/>
+            </w:tcMar>
+          </w:tcPr>
+          <w:p>
+            <w:pPr>
+              <w:spacing w:before="0" w:after="0"/>
+            </w:pPr>
+            <w:r>
+              <w:rPr>
+                <w:rFonts w:ascii="BIZ UDPGothic" w:cs="BIZ UDPGothic" w:eastAsia="BIZ UDPGothic" w:hAnsi="BIZ UDPGothic"/>
+                <w:color w:val="404040"/>
+                <w:sz w:val="18"/>
+                <w:szCs w:val="18"/>
+              </w:rPr>
+              <w:t xml:space="preserve">KsmPosCwMet ricEc2DnfLog-Z7kfwtqw2JnJ</w:t>
+            </w:r>
+          </w:p>
+        </w:tc>
+        <w:tc>
+          <w:tcPr>
+            <w:tcW w:type="dxa" w:w="3170"/>
+            <w:tcBorders>
+              <w:top w:val="single" w:color="CCCCCC" w:sz="4"/>
+              <w:left w:val="single" w:color="CCCCCC" w:sz="4"/>
+              <w:bottom w:val="single" w:color="CCCCCC" w:sz="4"/>
+              <w:right w:val="single" w:color="CCCCCC" w:sz="4"/>
+            </w:tcBorders>
+            <w:shd w:fill="FFFFFF" w:val="clear"/>
+            <w:tcMar>
+              <w:top w:type="dxa" w:w="80"/>
+              <w:left w:type="dxa" w:w="120"/>
+              <w:bottom w:type="dxa" w:w="80"/>
+              <w:right w:type="dxa" w:w="120"/>
+            </w:tcMar>
+          </w:tcPr>
+          <w:p>
+            <w:pPr>
+              <w:spacing w:before="0" w:after="0"/>
+            </w:pPr>
+            <w:r>
+              <w:rPr>
+                <w:rFonts w:ascii="BIZ UDPGothic" w:cs="BIZ UDPGothic" w:eastAsia="BIZ UDPGothic" w:hAnsi="BIZ UDPGothic"/>
+                <w:color w:val="404040"/>
+                <w:sz w:val="18"/>
+                <w:szCs w:val="18"/>
+              </w:rPr>
+              <w:t xml:space="preserve">ksm-posstg -cw-metric- ec2-dnf-log</w:t>
+            </w:r>
+          </w:p>
+        </w:tc>
+      </w:tr>
+    </w:tbl>
+    <w:p>
+      <w:pPr>
+        <w:pBdr>
+          <w:left w:val="thick" w:color="C8102E" w:sz="20" w:space="6"/>
+        </w:pBdr>
+        <w:spacing w:before="280" w:after="100"/>
+      </w:pPr>
+      <w:r>
+        <w:rPr>
+          <w:rFonts w:ascii="BIZ UDPGothic" w:cs="BIZ UDPGothic" w:eastAsia="BIZ UDPGothic" w:hAnsi="BIZ UDPGothic"/>
+          <w:b/>
+          <w:bCs/>
+          <w:color w:val="C8102E"/>
+          <w:sz w:val="24"/>
+          <w:szCs w:val="24"/>
+        </w:rPr>
+        <w:t xml:space="preserve">■ 実行コマンド** *Lệnh thực thi*</w:t>
+      </w:r>
+      <w:r>
+        <w:br/>
+      </w:r>
+      <w:r>
+        <w:rPr>
+          <w:rFonts w:ascii="BIZ UDPGothic" w:cs="BIZ UDPGothic" w:eastAsia="BIZ UDPGothic" w:hAnsi="BIZ UDPGothic"/>
+          <w:i/>
+          <w:iCs/>
+          <w:color w:val="AA3344"/>
+          <w:sz w:val="17"/>
+          <w:szCs w:val="17"/>
+        </w:rPr>
+        <w:t xml:space="preserve">　実行コマンド** *Lệnh thực thi*</w:t>
+      </w:r>
+    </w:p>
+    <w:p>
+      <w:pPr>
+        <w:spacing w:before="100" w:after="100"/>
+      </w:pPr>
+      <w:r>
+        <w:rPr>
+          <w:rFonts w:ascii="BIZ UDPGothic" w:cs="BIZ UDPGothic" w:eastAsia="BIZ UDPGothic" w:hAnsi="BIZ UDPGothic"/>
+          <w:color w:val="404040"/>
+          <w:sz w:val="18"/>
+          <w:szCs w:val="18"/>
+        </w:rPr>
+        <w:t xml:space="preserve">AWS CloudShell（STGアカウント）で以下を実行すること。　*Thực thi lệnh</w:t>
+      </w:r>
+    </w:p>
+    <w:p>
+      <w:pPr>
+        <w:spacing w:before="100" w:after="100"/>
+      </w:pPr>
+      <w:r>
+        <w:rPr>
+          <w:rFonts w:ascii="BIZ UDPGothic" w:cs="BIZ UDPGothic" w:eastAsia="BIZ UDPGothic" w:hAnsi="BIZ UDPGothic"/>
+          <w:color w:val="404040"/>
+          <w:sz w:val="18"/>
+          <w:szCs w:val="18"/>
+        </w:rPr>
+        <w:t xml:space="preserve">dưới đây trên AWS CloudShell (tài khoản STG).*</w:t>
+      </w:r>
+    </w:p>
+    <w:p>
+      <w:pPr>
+        <w:pBdr>
+          <w:left w:val="thick" w:color="C8102E" w:sz="20" w:space="6"/>
+        </w:pBdr>
+        <w:spacing w:before="280" w:after="100"/>
+      </w:pPr>
+      <w:r>
+        <w:rPr>
+          <w:rFonts w:ascii="BIZ UDPGothic" w:cs="BIZ UDPGothic" w:eastAsia="BIZ UDPGothic" w:hAnsi="BIZ UDPGothic"/>
+          <w:b/>
+          <w:bCs/>
+          <w:color w:val="C8102E"/>
+          <w:sz w:val="24"/>
+          <w:szCs w:val="24"/>
+        </w:rPr>
+        <w:t xml:space="preserve">■ テスト手順・報告** *Quy trình kiểm thử / Báo cáo*</w:t>
+      </w:r>
+      <w:r>
+        <w:br/>
+      </w:r>
+      <w:r>
+        <w:rPr>
+          <w:rFonts w:ascii="BIZ UDPGothic" w:cs="BIZ UDPGothic" w:eastAsia="BIZ UDPGothic" w:hAnsi="BIZ UDPGothic"/>
+          <w:i/>
+          <w:iCs/>
+          <w:color w:val="AA3344"/>
+          <w:sz w:val="17"/>
+          <w:szCs w:val="17"/>
+        </w:rPr>
+        <w:t xml:space="preserve">　テスト手順・報告** *Quy trình kiểm thử / Báo cáo*</w:t>
+      </w:r>
+    </w:p>
+    <w:tbl>
+      <w:tblPr>
+        <w:tblW w:type="dxa" w:w="9506"/>
+        <w:tblBorders>
+          <w:top w:val="single" w:color="CCCCCC" w:sz="4"/>
+          <w:left w:val="single" w:color="CCCCCC" w:sz="4"/>
+          <w:bottom w:val="single" w:color="CCCCCC" w:sz="4"/>
+          <w:right w:val="single" w:color="CCCCCC" w:sz="4"/>
+          <w:insideH w:val="single" w:color="auto" w:sz="4"/>
+          <w:insideV w:val="single" w:color="auto" w:sz="4"/>
+        </w:tblBorders>
+      </w:tblPr>
+      <w:tblGrid>
+        <w:gridCol w:w="2376"/>
+        <w:gridCol w:w="2376"/>
+        <w:gridCol w:w="2376"/>
+        <w:gridCol w:w="2378"/>
+      </w:tblGrid>
+      <w:tr>
+        <w:trPr>
+          <w:cantSplit/>
+          <w:tblHeader/>
+        </w:trPr>
+        <w:tc>
+          <w:tcPr>
+            <w:tcW w:type="dxa" w:w="2376"/>
+            <w:tcBorders>
+              <w:top w:val="single" w:color="CCCCCC" w:sz="4"/>
+              <w:left w:val="single" w:color="CCCCCC" w:sz="4"/>
+              <w:bottom w:val="single" w:color="CCCCCC" w:sz="4"/>
+              <w:right w:val="single" w:color="CCCCCC" w:sz="4"/>
+            </w:tcBorders>
+            <w:shd w:fill="E8E8E8" w:val="clear"/>
+            <w:tcMar>
+              <w:top w:type="dxa" w:w="80"/>
+              <w:left w:type="dxa" w:w="120"/>
+              <w:bottom w:type="dxa" w:w="80"/>
+              <w:right w:type="dxa" w:w="120"/>
+            </w:tcMar>
+          </w:tcPr>
+          <w:p>
+            <w:pPr>
+              <w:spacing w:before="0" w:after="0"/>
+            </w:pPr>
+            <w:r>
+              <w:rPr>
+                <w:rFonts w:ascii="BIZ UDPGothic" w:cs="BIZ UDPGothic" w:eastAsia="BIZ UDPGothic" w:hAnsi="BIZ UDPGothic"/>
+                <w:color w:val="404040"/>
+                <w:sz w:val="18"/>
+                <w:szCs w:val="18"/>
+              </w:rPr>
+              <w:t xml:space="preserve">N o . N o .</w:t>
+            </w:r>
+          </w:p>
+        </w:tc>
+        <w:tc>
+          <w:tcPr>
+            <w:tcW w:type="dxa" w:w="2376"/>
+            <w:tcBorders>
+              <w:top w:val="single" w:color="CCCCCC" w:sz="4"/>
+              <w:left w:val="single" w:color="CCCCCC" w:sz="4"/>
+              <w:bottom w:val="single" w:color="CCCCCC" w:sz="4"/>
+              <w:right w:val="single" w:color="CCCCCC" w:sz="4"/>
+            </w:tcBorders>
+            <w:shd w:fill="E8E8E8" w:val="clear"/>
+            <w:tcMar>
+              <w:top w:type="dxa" w:w="80"/>
+              <w:left w:type="dxa" w:w="120"/>
+              <w:bottom w:type="dxa" w:w="80"/>
+              <w:right w:type="dxa" w:w="120"/>
+            </w:tcMar>
+          </w:tcPr>
+          <w:p>
+            <w:pPr>
+              <w:spacing w:before="0" w:after="0"/>
+            </w:pPr>
+            <w:r>
+              <w:rPr>
+                <w:rFonts w:ascii="BIZ UDPGothic" w:cs="BIZ UDPGothic" w:eastAsia="BIZ UDPGothic" w:hAnsi="BIZ UDPGothic"/>
+                <w:color w:val="404040"/>
+                <w:sz w:val="18"/>
+                <w:szCs w:val="18"/>
+              </w:rPr>
+              <w:t xml:space="preserve">nhận</w:t>
+            </w:r>
+          </w:p>
+        </w:tc>
+        <w:tc>
+          <w:tcPr>
+            <w:tcW w:type="dxa" w:w="2376"/>
+            <w:tcBorders>
+              <w:top w:val="single" w:color="CCCCCC" w:sz="4"/>
+              <w:left w:val="single" w:color="CCCCCC" w:sz="4"/>
+              <w:bottom w:val="single" w:color="CCCCCC" w:sz="4"/>
+              <w:right w:val="single" w:color="CCCCCC" w:sz="4"/>
+            </w:tcBorders>
+            <w:shd w:fill="E8E8E8" w:val="clear"/>
+            <w:tcMar>
+              <w:top w:type="dxa" w:w="80"/>
+              <w:left w:type="dxa" w:w="120"/>
+              <w:bottom w:type="dxa" w:w="80"/>
+              <w:right w:type="dxa" w:w="120"/>
+            </w:tcMar>
+          </w:tcPr>
+          <w:p>
+            <w:pPr>
+              <w:spacing w:before="0" w:after="0"/>
+            </w:pPr>
+            <w:r>
+              <w:rPr>
+                <w:rFonts w:ascii="BIZ UDPGothic" w:cs="BIZ UDPGothic" w:eastAsia="BIZ UDPGothic" w:hAnsi="BIZ UDPGothic"/>
+                <w:color w:val="404040"/>
+                <w:sz w:val="18"/>
+                <w:szCs w:val="18"/>
+              </w:rPr>
+              <w:t xml:space="preserve">đợi</w:t>
+            </w:r>
+          </w:p>
+        </w:tc>
+        <w:tc>
+          <w:tcPr>
+            <w:tcW w:type="dxa" w:w="2378"/>
+            <w:tcBorders>
+              <w:top w:val="single" w:color="CCCCCC" w:sz="4"/>
+              <w:left w:val="single" w:color="CCCCCC" w:sz="4"/>
+              <w:bottom w:val="single" w:color="CCCCCC" w:sz="4"/>
+              <w:right w:val="single" w:color="CCCCCC" w:sz="4"/>
+            </w:tcBorders>
+            <w:shd w:fill="E8E8E8" w:val="clear"/>
+            <w:tcMar>
+              <w:top w:type="dxa" w:w="80"/>
+              <w:left w:type="dxa" w:w="120"/>
+              <w:bottom w:type="dxa" w:w="80"/>
+              <w:right w:type="dxa" w:w="120"/>
+            </w:tcMar>
+          </w:tcPr>
+          <w:p>
+            <w:pPr>
+              <w:spacing w:before="0" w:after="0"/>
+            </w:pPr>
+            <w:r>
+              <w:rPr>
+                <w:rFonts w:ascii="BIZ UDPGothic" w:cs="BIZ UDPGothic" w:eastAsia="BIZ UDPGothic" w:hAnsi="BIZ UDPGothic"/>
+                <w:color w:val="404040"/>
+                <w:sz w:val="18"/>
+                <w:szCs w:val="18"/>
+              </w:rPr>
+              <w:t xml:space="preserve">（OK/ NG） quả (O K/NG)</w:t>
+            </w:r>
+          </w:p>
+        </w:tc>
+      </w:tr>
+      <w:tr>
+        <w:trPr>
+          <w:cantSplit/>
+        </w:trPr>
+        <w:tc>
+          <w:tcPr>
+            <w:tcW w:type="dxa" w:w="2376"/>
+            <w:tcBorders>
+              <w:top w:val="single" w:color="CCCCCC" w:sz="4"/>
+              <w:left w:val="single" w:color="CCCCCC" w:sz="4"/>
+              <w:bottom w:val="single" w:color="CCCCCC" w:sz="4"/>
+              <w:right w:val="single" w:color="CCCCCC" w:sz="4"/>
+            </w:tcBorders>
+            <w:shd w:fill="FFFFFF" w:val="clear"/>
+            <w:tcMar>
+              <w:top w:type="dxa" w:w="80"/>
+              <w:left w:type="dxa" w:w="120"/>
+              <w:bottom w:type="dxa" w:w="80"/>
+              <w:right w:type="dxa" w:w="120"/>
+            </w:tcMar>
+          </w:tcPr>
+          <w:p>
+            <w:pPr>
+              <w:spacing w:before="0" w:after="0"/>
+            </w:pPr>
+            <w:r>
+              <w:rPr>
+                <w:rFonts w:ascii="BIZ UDPGothic" w:cs="BIZ UDPGothic" w:eastAsia="BIZ UDPGothic" w:hAnsi="BIZ UDPGothic"/>
+                <w:color w:val="404040"/>
+                <w:sz w:val="18"/>
+                <w:szCs w:val="18"/>
+              </w:rPr>
+              <w:t xml:space="preserve">1</w:t>
+            </w:r>
+          </w:p>
+        </w:tc>
+        <w:tc>
+          <w:tcPr>
+            <w:tcW w:type="dxa" w:w="2376"/>
+            <w:tcBorders>
+              <w:top w:val="single" w:color="CCCCCC" w:sz="4"/>
+              <w:left w:val="single" w:color="CCCCCC" w:sz="4"/>
+              <w:bottom w:val="single" w:color="CCCCCC" w:sz="4"/>
+              <w:right w:val="single" w:color="CCCCCC" w:sz="4"/>
+            </w:tcBorders>
+            <w:shd w:fill="FFFFFF" w:val="clear"/>
+            <w:tcMar>
+              <w:top w:type="dxa" w:w="80"/>
+              <w:left w:type="dxa" w:w="120"/>
+              <w:bottom w:type="dxa" w:w="80"/>
+              <w:right w:type="dxa" w:w="120"/>
+            </w:tcMar>
+          </w:tcPr>
+          <w:p>
+            <w:pPr>
+              <w:spacing w:before="0" w:after="0"/>
+            </w:pPr>
+            <w:r>
+              <w:rPr>
+                <w:rFonts w:ascii="BIZ UDPGothic" w:cs="BIZ UDPGothic" w:eastAsia="BIZ UDPGothic" w:hAnsi="BIZ UDPGothic"/>
+                <w:color w:val="404040"/>
+                <w:sz w:val="18"/>
+                <w:szCs w:val="18"/>
+              </w:rPr>
+              <w:t xml:space="preserve">STG Cloud Shellでフィルターパターンを確認する Xác nhận filter pattern trên STG CloudShell aws \--no-cli-pager logs describe-metric-filters \--region ap-northeast-1 \--log-group-name \"/var/log/secure\" \--query \' metricFilters\[\*\].filterPattern\' \--output text</w:t>
+            </w:r>
+          </w:p>
+        </w:tc>
+        <w:tc>
+          <w:tcPr>
+            <w:tcW w:type="dxa" w:w="2376"/>
+            <w:tcBorders>
+              <w:top w:val="single" w:color="CCCCCC" w:sz="4"/>
+              <w:left w:val="single" w:color="CCCCCC" w:sz="4"/>
+              <w:bottom w:val="single" w:color="CCCCCC" w:sz="4"/>
+              <w:right w:val="single" w:color="CCCCCC" w:sz="4"/>
+            </w:tcBorders>
+            <w:shd w:fill="FFFFFF" w:val="clear"/>
+            <w:tcMar>
+              <w:top w:type="dxa" w:w="80"/>
+              <w:left w:type="dxa" w:w="120"/>
+              <w:bottom w:type="dxa" w:w="80"/>
+              <w:right w:type="dxa" w:w="120"/>
+            </w:tcMar>
+          </w:tcPr>
+          <w:p>
+            <w:pPr>
+              <w:spacing w:before="0" w:after="0"/>
+            </w:pPr>
+            <w:r>
+              <w:rPr>
+                <w:rFonts w:ascii="BIZ UDPGothic" w:cs="BIZ UDPGothic" w:eastAsia="BIZ UDPGothic" w:hAnsi="BIZ UDPGothic"/>
+                <w:color w:val="404040"/>
+                <w:sz w:val="18"/>
+                <w:szCs w:val="18"/>
+              </w:rPr>
+              <w:t xml:space="preserve">filterPatternに &amp;&amp; message!=\" \*res=failed\*\" が含まれている Filter pattern có chứa &amp;&amp; message!=\" \*res=failed\*\"</w:t>
+            </w:r>
+          </w:p>
+        </w:tc>
+        <w:tc>
+          <w:tcPr>
+            <w:tcW w:type="dxa" w:w="2378"/>
+            <w:tcBorders>
+              <w:top w:val="single" w:color="CCCCCC" w:sz="4"/>
+              <w:left w:val="single" w:color="CCCCCC" w:sz="4"/>
+              <w:bottom w:val="single" w:color="CCCCCC" w:sz="4"/>
+              <w:right w:val="single" w:color="CCCCCC" w:sz="4"/>
+            </w:tcBorders>
+            <w:shd w:fill="FFFFFF" w:val="clear"/>
+            <w:tcMar>
+              <w:top w:type="dxa" w:w="80"/>
+              <w:left w:type="dxa" w:w="120"/>
+              <w:bottom w:type="dxa" w:w="80"/>
+              <w:right w:type="dxa" w:w="120"/>
+            </w:tcMar>
+          </w:tcPr>
+          <w:p>
+            <w:pPr>
+              <w:spacing w:before="0" w:after="0"/>
+            </w:pPr>
+            <w:r>
+              <w:rPr>
+                <w:rFonts w:ascii="BIZ UDPGothic" w:cs="BIZ UDPGothic" w:eastAsia="BIZ UDPGothic" w:hAnsi="BIZ UDPGothic"/>
+                <w:color w:val="404040"/>
+                <w:sz w:val="18"/>
+                <w:szCs w:val="18"/>
+              </w:rPr>
+              <w:t xml:space="preserve"/>
+            </w:r>
+          </w:p>
+        </w:tc>
+      </w:tr>
+      <w:tr>
+        <w:trPr>
+          <w:cantSplit/>
+        </w:trPr>
+        <w:tc>
+          <w:tcPr>
+            <w:tcW w:type="dxa" w:w="2376"/>
+            <w:tcBorders>
+              <w:top w:val="single" w:color="CCCCCC" w:sz="4"/>
+              <w:left w:val="single" w:color="CCCCCC" w:sz="4"/>
+              <w:bottom w:val="single" w:color="CCCCCC" w:sz="4"/>
+              <w:right w:val="single" w:color="CCCCCC" w:sz="4"/>
+            </w:tcBorders>
+            <w:shd w:fill="FFFFFF" w:val="clear"/>
+            <w:tcMar>
+              <w:top w:type="dxa" w:w="80"/>
+              <w:left w:type="dxa" w:w="120"/>
+              <w:bottom w:type="dxa" w:w="80"/>
+              <w:right w:type="dxa" w:w="120"/>
+            </w:tcMar>
+          </w:tcPr>
+          <w:p>
+            <w:pPr>
+              <w:spacing w:before="0" w:after="0"/>
+            </w:pPr>
+            <w:r>
+              <w:rPr>
+                <w:rFonts w:ascii="BIZ UDPGothic" w:cs="BIZ UDPGothic" w:eastAsia="BIZ UDPGothic" w:hAnsi="BIZ UDPGothic"/>
+                <w:color w:val="404040"/>
+                <w:sz w:val="18"/>
+                <w:szCs w:val="18"/>
+              </w:rPr>
+              <w:t xml:space="preserve">2</w:t>
+            </w:r>
+          </w:p>
+        </w:tc>
+        <w:tc>
+          <w:tcPr>
+            <w:tcW w:type="dxa" w:w="2376"/>
+            <w:tcBorders>
+              <w:top w:val="single" w:color="CCCCCC" w:sz="4"/>
+              <w:left w:val="single" w:color="CCCCCC" w:sz="4"/>
+              <w:bottom w:val="single" w:color="CCCCCC" w:sz="4"/>
+              <w:right w:val="single" w:color="CCCCCC" w:sz="4"/>
+            </w:tcBorders>
+            <w:shd w:fill="FFFFFF" w:val="clear"/>
+            <w:tcMar>
+              <w:top w:type="dxa" w:w="80"/>
+              <w:left w:type="dxa" w:w="120"/>
+              <w:bottom w:type="dxa" w:w="80"/>
+              <w:right w:type="dxa" w:w="120"/>
+            </w:tcMar>
+          </w:tcPr>
+          <w:p>
+            <w:pPr>
+              <w:spacing w:before="0" w:after="0"/>
+            </w:pPr>
+            <w:r>
+              <w:rPr>
+                <w:rFonts w:ascii="BIZ UDPGothic" w:cs="BIZ UDPGothic" w:eastAsia="BIZ UDPGothic" w:hAnsi="BIZ UDPGothic"/>
+                <w:color w:val="404040"/>
+                <w:sz w:val="18"/>
+                <w:szCs w:val="18"/>
+              </w:rPr>
+              <w:t xml:space="preserve">STG EC2アラームの状態を確認する Xác nhận trạng thái cảnh báo EC2 STG aws \--no-cli-pager cloudwatch describe-alarms \--region ap-northeast-1 \--alarm-name-prefix \"ksm-posstg-cw-alarm-ec2\" \--query \'MetricAlarms\[\*\]. {Name:AlarmName,State:StateValue}\' \--output json</w:t>
+            </w:r>
+          </w:p>
+        </w:tc>
+        <w:tc>
+          <w:tcPr>
+            <w:tcW w:type="dxa" w:w="2376"/>
+            <w:tcBorders>
+              <w:top w:val="single" w:color="CCCCCC" w:sz="4"/>
+              <w:left w:val="single" w:color="CCCCCC" w:sz="4"/>
+              <w:bottom w:val="single" w:color="CCCCCC" w:sz="4"/>
+              <w:right w:val="single" w:color="CCCCCC" w:sz="4"/>
+            </w:tcBorders>
+            <w:shd w:fill="FFFFFF" w:val="clear"/>
+            <w:tcMar>
+              <w:top w:type="dxa" w:w="80"/>
+              <w:left w:type="dxa" w:w="120"/>
+              <w:bottom w:type="dxa" w:w="80"/>
+              <w:right w:type="dxa" w:w="120"/>
+            </w:tcMar>
+          </w:tcPr>
+          <w:p>
+            <w:pPr>
+              <w:spacing w:before="0" w:after="0"/>
+            </w:pPr>
+            <w:r>
+              <w:rPr>
+                <w:rFonts w:ascii="BIZ UDPGothic" w:cs="BIZ UDPGothic" w:eastAsia="BIZ UDPGothic" w:hAnsi="BIZ UDPGothic"/>
+                <w:color w:val="404040"/>
+                <w:sz w:val="18"/>
+                <w:szCs w:val="18"/>
+              </w:rPr>
+              <w:t xml:space="preserve">全アラームが OK 状態であること Tất cả cảnh báo ở trạng thái OK</w:t>
+            </w:r>
+          </w:p>
+        </w:tc>
+        <w:tc>
+          <w:tcPr>
+            <w:tcW w:type="dxa" w:w="2378"/>
+            <w:tcBorders>
+              <w:top w:val="single" w:color="CCCCCC" w:sz="4"/>
+              <w:left w:val="single" w:color="CCCCCC" w:sz="4"/>
+              <w:bottom w:val="single" w:color="CCCCCC" w:sz="4"/>
+              <w:right w:val="single" w:color="CCCCCC" w:sz="4"/>
+            </w:tcBorders>
+            <w:shd w:fill="FFFFFF" w:val="clear"/>
+            <w:tcMar>
+              <w:top w:type="dxa" w:w="80"/>
+              <w:left w:type="dxa" w:w="120"/>
+              <w:bottom w:type="dxa" w:w="80"/>
+              <w:right w:type="dxa" w:w="120"/>
+            </w:tcMar>
+          </w:tcPr>
+          <w:p>
+            <w:pPr>
+              <w:spacing w:before="0" w:after="0"/>
+            </w:pPr>
+            <w:r>
+              <w:rPr>
+                <w:rFonts w:ascii="BIZ UDPGothic" w:cs="BIZ UDPGothic" w:eastAsia="BIZ UDPGothic" w:hAnsi="BIZ UDPGothic"/>
+                <w:color w:val="404040"/>
+                <w:sz w:val="18"/>
+                <w:szCs w:val="18"/>
+              </w:rPr>
+              <w:t xml:space="preserve"/>
+            </w:r>
+          </w:p>
+        </w:tc>
+      </w:tr>
+      <w:tr>
+        <w:trPr>
+          <w:cantSplit/>
+        </w:trPr>
+        <w:tc>
+          <w:tcPr>
+            <w:tcW w:type="dxa" w:w="2376"/>
+            <w:tcBorders>
+              <w:top w:val="single" w:color="CCCCCC" w:sz="4"/>
+              <w:left w:val="single" w:color="CCCCCC" w:sz="4"/>
+              <w:bottom w:val="single" w:color="CCCCCC" w:sz="4"/>
+              <w:right w:val="single" w:color="CCCCCC" w:sz="4"/>
+            </w:tcBorders>
+            <w:shd w:fill="FFFFFF" w:val="clear"/>
+            <w:tcMar>
+              <w:top w:type="dxa" w:w="80"/>
+              <w:left w:type="dxa" w:w="120"/>
+              <w:bottom w:type="dxa" w:w="80"/>
+              <w:right w:type="dxa" w:w="120"/>
+            </w:tcMar>
+          </w:tcPr>
+          <w:p>
+            <w:pPr>
+              <w:spacing w:before="0" w:after="0"/>
+            </w:pPr>
+            <w:r>
+              <w:rPr>
+                <w:rFonts w:ascii="BIZ UDPGothic" w:cs="BIZ UDPGothic" w:eastAsia="BIZ UDPGothic" w:hAnsi="BIZ UDPGothic"/>
+                <w:color w:val="404040"/>
+                <w:sz w:val="18"/>
+                <w:szCs w:val="18"/>
+              </w:rPr>
+              <w:t xml:space="preserve">3</w:t>
+            </w:r>
+          </w:p>
+        </w:tc>
+        <w:tc>
+          <w:tcPr>
+            <w:tcW w:type="dxa" w:w="2376"/>
+            <w:tcBorders>
+              <w:top w:val="single" w:color="CCCCCC" w:sz="4"/>
+              <w:left w:val="single" w:color="CCCCCC" w:sz="4"/>
+              <w:bottom w:val="single" w:color="CCCCCC" w:sz="4"/>
+              <w:right w:val="single" w:color="CCCCCC" w:sz="4"/>
+            </w:tcBorders>
+            <w:shd w:fill="FFFFFF" w:val="clear"/>
+            <w:tcMar>
+              <w:top w:type="dxa" w:w="80"/>
+              <w:left w:type="dxa" w:w="120"/>
+              <w:bottom w:type="dxa" w:w="80"/>
+              <w:right w:type="dxa" w:w="120"/>
+            </w:tcMar>
+          </w:tcPr>
+          <w:p>
+            <w:pPr>
+              <w:spacing w:before="0" w:after="0"/>
+            </w:pPr>
+            <w:r>
+              <w:rPr>
+                <w:rFonts w:ascii="BIZ UDPGothic" w:cs="BIZ UDPGothic" w:eastAsia="BIZ UDPGothic" w:hAnsi="BIZ UDPGothic"/>
+                <w:color w:val="404040"/>
+                <w:sz w:val="18"/>
+                <w:szCs w:val="18"/>
+              </w:rPr>
+              <w:t xml:space="preserve">BastionにSSHログイン・ログアウ トを行い、5分後にアラームを確認する Đăng nhập/đăng xuất SSH vào Bastion và xác nhận cảnh báo sau 5 phút</w:t>
+            </w:r>
+          </w:p>
+        </w:tc>
+        <w:tc>
+          <w:tcPr>
+            <w:tcW w:type="dxa" w:w="2376"/>
+            <w:tcBorders>
+              <w:top w:val="single" w:color="CCCCCC" w:sz="4"/>
+              <w:left w:val="single" w:color="CCCCCC" w:sz="4"/>
+              <w:bottom w:val="single" w:color="CCCCCC" w:sz="4"/>
+              <w:right w:val="single" w:color="CCCCCC" w:sz="4"/>
+            </w:tcBorders>
+            <w:shd w:fill="FFFFFF" w:val="clear"/>
+            <w:tcMar>
+              <w:top w:type="dxa" w:w="80"/>
+              <w:left w:type="dxa" w:w="120"/>
+              <w:bottom w:type="dxa" w:w="80"/>
+              <w:right w:type="dxa" w:w="120"/>
+            </w:tcMar>
+          </w:tcPr>
+          <w:p>
+            <w:pPr>
+              <w:spacing w:before="0" w:after="0"/>
+            </w:pPr>
+            <w:r>
+              <w:rPr>
+                <w:rFonts w:ascii="BIZ UDPGothic" w:cs="BIZ UDPGothic" w:eastAsia="BIZ UDPGothic" w:hAnsi="BIZ UDPGothic"/>
+                <w:color w:val="404040"/>
+                <w:sz w:val="18"/>
+                <w:szCs w:val="18"/>
+              </w:rPr>
+              <w:t xml:space="preserve">ALA RMにならないこと Không chuyển sang trạng thái ALARM</w:t>
+            </w:r>
+          </w:p>
+        </w:tc>
+        <w:tc>
+          <w:tcPr>
+            <w:tcW w:type="dxa" w:w="2378"/>
+            <w:tcBorders>
+              <w:top w:val="single" w:color="CCCCCC" w:sz="4"/>
+              <w:left w:val="single" w:color="CCCCCC" w:sz="4"/>
+              <w:bottom w:val="single" w:color="CCCCCC" w:sz="4"/>
+              <w:right w:val="single" w:color="CCCCCC" w:sz="4"/>
+            </w:tcBorders>
+            <w:shd w:fill="FFFFFF" w:val="clear"/>
+            <w:tcMar>
+              <w:top w:type="dxa" w:w="80"/>
+              <w:left w:type="dxa" w:w="120"/>
+              <w:bottom w:type="dxa" w:w="80"/>
+              <w:right w:type="dxa" w:w="120"/>
+            </w:tcMar>
+          </w:tcPr>
+          <w:p>
+            <w:pPr>
+              <w:spacing w:before="0" w:after="0"/>
+            </w:pPr>
+            <w:r>
+              <w:rPr>
+                <w:rFonts w:ascii="BIZ UDPGothic" w:cs="BIZ UDPGothic" w:eastAsia="BIZ UDPGothic" w:hAnsi="BIZ UDPGothic"/>
+                <w:color w:val="404040"/>
+                <w:sz w:val="18"/>
+                <w:szCs w:val="18"/>
+              </w:rPr>
+              <w:t xml:space="preserve"/>
+            </w:r>
+          </w:p>
+        </w:tc>
+      </w:tr>
+    </w:tbl>
+    <w:p>
+      <w:pPr>
+        <w:pBdr>
+          <w:left w:val="thick" w:color="C8102E" w:sz="20" w:space="6"/>
+        </w:pBdr>
+        <w:spacing w:before="280" w:after="100"/>
+      </w:pPr>
+      <w:r>
+        <w:rPr>
+          <w:rFonts w:ascii="BIZ UDPGothic" w:cs="BIZ UDPGothic" w:eastAsia="BIZ UDPGothic" w:hAnsi="BIZ UDPGothic"/>
+          <w:b/>
+          <w:bCs/>
+          <w:color w:val="C8102E"/>
+          <w:sz w:val="24"/>
+          <w:szCs w:val="24"/>
+        </w:rPr>
+        <w:t xml:space="preserve">■ 2. 報告方法** *Phương thức báo cáo*</w:t>
+      </w:r>
+      <w:r>
+        <w:br/>
+      </w:r>
+      <w:r>
+        <w:rPr>
+          <w:rFonts w:ascii="BIZ UDPGothic" w:cs="BIZ UDPGothic" w:eastAsia="BIZ UDPGothic" w:hAnsi="BIZ UDPGothic"/>
+          <w:i/>
+          <w:iCs/>
+          <w:color w:val="AA3344"/>
+          <w:sz w:val="17"/>
+          <w:szCs w:val="17"/>
+        </w:rPr>
+        <w:t xml:space="preserve">　2. 報告方法** *Phương thức báo cáo*</w:t>
+      </w:r>
+    </w:p>
+    <w:p>
+      <w:pPr>
+        <w:spacing w:before="100" w:after="100"/>
+      </w:pPr>
+      <w:r>
+        <w:rPr>
+          <w:rFonts w:ascii="BIZ UDPGothic" w:cs="BIZ UDPGothic" w:eastAsia="BIZ UDPGothic" w:hAnsi="BIZ UDPGothic"/>
+          <w:color w:val="404040"/>
+          <w:sz w:val="18"/>
+          <w:szCs w:val="18"/>
+        </w:rPr>
+        <w:t xml:space="preserve">全テスト完了後、結果欄（OK</w:t>
+      </w:r>
+      <w:r>
+        <w:br/>
+      </w:r>
+      <w:r>
+        <w:rPr>
+          <w:rFonts w:ascii="BIZ UDPGothic" w:cs="BIZ UDPGothic" w:eastAsia="BIZ UDPGothic" w:hAnsi="BIZ UDPGothic"/>
+          <w:i/>
+          <w:iCs/>
+          <w:color w:val="777777"/>
+          <w:sz w:val="16"/>
+          <w:szCs w:val="16"/>
+        </w:rPr>
+        <w:t xml:space="preserve">/ NG）を記入して Thanh Nguyên</w:t>
+      </w:r>
+    </w:p>
+    <w:p>
+      <w:pPr>
+        <w:spacing w:before="100" w:after="100"/>
+      </w:pPr>
+      <w:r>
+        <w:rPr>
+          <w:rFonts w:ascii="BIZ UDPGothic" w:cs="BIZ UDPGothic" w:eastAsia="BIZ UDPGothic" w:hAnsi="BIZ UDPGothic"/>
+          <w:color w:val="404040"/>
+          <w:sz w:val="18"/>
+          <w:szCs w:val="18"/>
+        </w:rPr>
+        <w:t xml:space="preserve">へ提出すること。　*Sau khi hoàn thành tất cả kiểm thử, điền kết quả</w:t>
+      </w:r>
+    </w:p>
+    <w:p>
+      <w:pPr>
+        <w:spacing w:before="100" w:after="100"/>
+      </w:pPr>
+      <w:r>
+        <w:rPr>
+          <w:rFonts w:ascii="BIZ UDPGothic" w:cs="BIZ UDPGothic" w:eastAsia="BIZ UDPGothic" w:hAnsi="BIZ UDPGothic"/>
+          <w:color w:val="404040"/>
+          <w:sz w:val="18"/>
+          <w:szCs w:val="18"/>
+        </w:rPr>
+        <w:t xml:space="preserve">(OK</w:t>
+      </w:r>
+      <w:r>
+        <w:br/>
+      </w:r>
+      <w:r>
+        <w:rPr>
+          <w:rFonts w:ascii="BIZ UDPGothic" w:cs="BIZ UDPGothic" w:eastAsia="BIZ UDPGothic" w:hAnsi="BIZ UDPGothic"/>
+          <w:i/>
+          <w:iCs/>
+          <w:color w:val="777777"/>
+          <w:sz w:val="16"/>
+          <w:szCs w:val="16"/>
+        </w:rPr>
+        <w:t xml:space="preserve">/ NG) và gửi cho Thanh Nguyên.</w:t>
+      </w:r>
+    </w:p>
+    <w:p>
+      <w:pPr>
+        <w:spacing w:before="100" w:after="100"/>
+      </w:pPr>
+      <w:r>
+        <w:rPr>
+          <w:rFonts w:ascii="BIZ UDPGothic" w:cs="BIZ UDPGothic" w:eastAsia="BIZ UDPGothic" w:hAnsi="BIZ UDPGothic"/>
+          <w:color w:val="404040"/>
+          <w:sz w:val="18"/>
+          <w:szCs w:val="18"/>
+        </w:rPr>
+        <w:t xml:space="preserve">提出先: nguyenthanhloc@luvina.net　*Địa chỉ nộp:</w:t>
+      </w:r>
+    </w:p>
+    <w:p>
+      <w:pPr>
+        <w:spacing w:before="100" w:after="100"/>
+      </w:pPr>
+      <w:r>
+        <w:rPr>
+          <w:rFonts w:ascii="BIZ UDPGothic" w:cs="BIZ UDPGothic" w:eastAsia="BIZ UDPGothic" w:hAnsi="BIZ UDPGothic"/>
+          <w:color w:val="404040"/>
+          <w:sz w:val="18"/>
+          <w:szCs w:val="18"/>
+        </w:rPr>
+        <w:t xml:space="preserve">nguyenthanhloc@luvina.net*</w:t>
+      </w:r>
+    </w:p>
     <w:p>
       <w:pPr>
         <w:spacing w:before="100" w:after="100"/>

--- a/40_AWS/05_改修資料/KSM_AWS_MOD_003_改修指示書_EC2アラームフィルター修正_ja_vi.docx
+++ b/40_AWS/05_改修資料/KSM_AWS_MOD_003_改修指示書_EC2アラームフィルター修正_ja_vi.docx
@@ -5403,6 +5403,1394 @@
         <w:t xml:space="preserve">nguyenthanhloc@luvina.net*</w:t>
       </w:r>
     </w:p>
+    <w:p>
+      <w:pPr>
+        <w:pBdr>
+          <w:left w:val="thick" w:color="C8102E" w:sz="20" w:space="6"/>
+        </w:pBdr>
+        <w:spacing w:before="280" w:after="100"/>
+      </w:pPr>
+      <w:r>
+        <w:rPr>
+          <w:rFonts w:ascii="BIZ UDPGothic" w:cs="BIZ UDPGothic" w:eastAsia="BIZ UDPGothic" w:hAnsi="BIZ UDPGothic"/>
+          <w:b/>
+          <w:bCs/>
+          <w:color w:val="C8102E"/>
+          <w:sz w:val="24"/>
+          <w:szCs w:val="24"/>
+        </w:rPr>
+        <w:t xml:space="preserve">■ デプロイ時確認・注意事項</w:t>
+      </w:r>
+      <w:r>
+        <w:br/>
+      </w:r>
+      <w:r>
+        <w:rPr>
+          <w:rFonts w:ascii="BIZ UDPGothic" w:cs="BIZ UDPGothic" w:eastAsia="BIZ UDPGothic" w:hAnsi="BIZ UDPGothic"/>
+          <w:i/>
+          <w:iCs/>
+          <w:color w:val="AA3344"/>
+          <w:sz w:val="17"/>
+          <w:szCs w:val="17"/>
+        </w:rPr>
+        <w:t xml:space="preserve">　Lưu Ý &amp; Xác Nhận Khi Triển Khai</w:t>
+      </w:r>
+    </w:p>
+    <w:p>
+      <w:pPr>
+        <w:spacing w:before="100" w:after="100"/>
+      </w:pPr>
+      <w:r>
+        <w:rPr>
+          <w:rFonts w:ascii="BIZ UDPGothic" w:cs="BIZ UDPGothic" w:eastAsia="BIZ UDPGothic" w:hAnsi="BIZ UDPGothic"/>
+          <w:color w:val="404040"/>
+          <w:sz w:val="18"/>
+          <w:szCs w:val="18"/>
+        </w:rPr>
+        <w:t xml:space="preserve">本改修のデプロイにあたり、以下の8項目を事前・事後に確認すること。</w:t>
+      </w:r>
+      <w:r>
+        <w:br/>
+      </w:r>
+      <w:r>
+        <w:rPr>
+          <w:rFonts w:ascii="BIZ UDPGothic" w:cs="BIZ UDPGothic" w:eastAsia="BIZ UDPGothic" w:hAnsi="BIZ UDPGothic"/>
+          <w:i/>
+          <w:iCs/>
+          <w:color w:val="777777"/>
+          <w:sz w:val="16"/>
+          <w:szCs w:val="16"/>
+        </w:rPr>
+        <w:t xml:space="preserve">/ Khi triển khai sửa đổi này, cần xác nhận 8 hạng mục dưới đây trước và sau khi deploy.</w:t>
+      </w:r>
+    </w:p>
+    <w:tbl>
+      <w:tblPr>
+        <w:tblW w:type="dxa" w:w="9506"/>
+        <w:tblBorders>
+          <w:top w:val="single" w:color="CCCCCC" w:sz="4"/>
+          <w:left w:val="single" w:color="CCCCCC" w:sz="4"/>
+          <w:bottom w:val="single" w:color="CCCCCC" w:sz="4"/>
+          <w:right w:val="single" w:color="CCCCCC" w:sz="4"/>
+          <w:insideH w:val="single" w:color="auto" w:sz="4"/>
+          <w:insideV w:val="single" w:color="auto" w:sz="4"/>
+        </w:tblBorders>
+      </w:tblPr>
+      <w:tblGrid>
+        <w:gridCol w:w="400"/>
+        <w:gridCol w:w="2200"/>
+        <w:gridCol w:w="6906"/>
+      </w:tblGrid>
+      <w:tr>
+        <w:trPr>
+          <w:cantSplit/>
+          <w:tblHeader/>
+        </w:trPr>
+        <w:tc>
+          <w:tcPr>
+            <w:tcW w:type="dxa" w:w="400"/>
+            <w:tcBorders>
+              <w:top w:val="single" w:color="CCCCCC" w:sz="4"/>
+              <w:left w:val="single" w:color="CCCCCC" w:sz="4"/>
+              <w:bottom w:val="single" w:color="CCCCCC" w:sz="4"/>
+              <w:right w:val="single" w:color="CCCCCC" w:sz="4"/>
+            </w:tcBorders>
+            <w:shd w:fill="E8E8E8" w:val="clear"/>
+            <w:tcMar>
+              <w:top w:type="dxa" w:w="80"/>
+              <w:left w:type="dxa" w:w="120"/>
+              <w:bottom w:type="dxa" w:w="80"/>
+              <w:right w:type="dxa" w:w="120"/>
+            </w:tcMar>
+            <w:vAlign w:val="center"/>
+          </w:tcPr>
+          <w:p>
+            <w:pPr>
+              <w:jc w:val="center"/>
+            </w:pPr>
+            <w:r>
+              <w:rPr>
+                <w:rFonts w:ascii="BIZ UDPGothic" w:cs="BIZ UDPGothic" w:eastAsia="BIZ UDPGothic" w:hAnsi="BIZ UDPGothic"/>
+                <w:b/>
+                <w:bCs/>
+                <w:color w:val="000000"/>
+                <w:sz w:val="18"/>
+                <w:szCs w:val="18"/>
+              </w:rPr>
+              <w:t xml:space="preserve">No.</w:t>
+            </w:r>
+          </w:p>
+        </w:tc>
+        <w:tc>
+          <w:tcPr>
+            <w:tcW w:type="dxa" w:w="2200"/>
+            <w:tcBorders>
+              <w:top w:val="single" w:color="CCCCCC" w:sz="4"/>
+              <w:left w:val="single" w:color="CCCCCC" w:sz="4"/>
+              <w:bottom w:val="single" w:color="CCCCCC" w:sz="4"/>
+              <w:right w:val="single" w:color="CCCCCC" w:sz="4"/>
+            </w:tcBorders>
+            <w:shd w:fill="E8E8E8" w:val="clear"/>
+            <w:tcMar>
+              <w:top w:type="dxa" w:w="80"/>
+              <w:left w:type="dxa" w:w="120"/>
+              <w:bottom w:type="dxa" w:w="80"/>
+              <w:right w:type="dxa" w:w="120"/>
+            </w:tcMar>
+            <w:vAlign w:val="center"/>
+          </w:tcPr>
+          <w:p>
+            <w:pPr>
+              <w:jc w:val="left"/>
+            </w:pPr>
+            <w:r>
+              <w:rPr>
+                <w:rFonts w:ascii="BIZ UDPGothic" w:cs="BIZ UDPGothic" w:eastAsia="BIZ UDPGothic" w:hAnsi="BIZ UDPGothic"/>
+                <w:b/>
+                <w:bCs/>
+                <w:color w:val="000000"/>
+                <w:sz w:val="18"/>
+                <w:szCs w:val="18"/>
+              </w:rPr>
+              <w:t xml:space="preserve">項目</w:t>
+            </w:r>
+            <w:r>
+              <w:rPr>
+                <w:rFonts w:ascii="BIZ UDPGothic" w:cs="BIZ UDPGothic" w:eastAsia="BIZ UDPGothic" w:hAnsi="BIZ UDPGothic"/>
+                <w:i/>
+                <w:iCs/>
+                <w:color w:val="888888"/>
+                <w:sz w:val="16"/>
+                <w:szCs w:val="16"/>
+              </w:rPr>
+              <w:t xml:space="preserve"> / </w:t>
+            </w:r>
+            <w:r>
+              <w:rPr>
+                <w:rFonts w:ascii="BIZ UDPGothic" w:cs="BIZ UDPGothic" w:eastAsia="BIZ UDPGothic" w:hAnsi="BIZ UDPGothic"/>
+                <w:i/>
+                <w:iCs/>
+                <w:color w:val="888888"/>
+                <w:sz w:val="16"/>
+                <w:szCs w:val="16"/>
+              </w:rPr>
+              <w:t xml:space="preserve">Hạng mục</w:t>
+            </w:r>
+          </w:p>
+        </w:tc>
+        <w:tc>
+          <w:tcPr>
+            <w:tcW w:type="dxa" w:w="6906"/>
+            <w:tcBorders>
+              <w:top w:val="single" w:color="CCCCCC" w:sz="4"/>
+              <w:left w:val="single" w:color="CCCCCC" w:sz="4"/>
+              <w:bottom w:val="single" w:color="CCCCCC" w:sz="4"/>
+              <w:right w:val="single" w:color="CCCCCC" w:sz="4"/>
+            </w:tcBorders>
+            <w:shd w:fill="E8E8E8" w:val="clear"/>
+            <w:tcMar>
+              <w:top w:type="dxa" w:w="80"/>
+              <w:left w:type="dxa" w:w="120"/>
+              <w:bottom w:type="dxa" w:w="80"/>
+              <w:right w:type="dxa" w:w="120"/>
+            </w:tcMar>
+            <w:vAlign w:val="center"/>
+          </w:tcPr>
+          <w:p>
+            <w:pPr>
+              <w:jc w:val="left"/>
+            </w:pPr>
+            <w:r>
+              <w:rPr>
+                <w:rFonts w:ascii="BIZ UDPGothic" w:cs="BIZ UDPGothic" w:eastAsia="BIZ UDPGothic" w:hAnsi="BIZ UDPGothic"/>
+                <w:b/>
+                <w:bCs/>
+                <w:color w:val="000000"/>
+                <w:sz w:val="18"/>
+                <w:szCs w:val="18"/>
+              </w:rPr>
+              <w:t xml:space="preserve">確認・注意事項</w:t>
+            </w:r>
+            <w:r>
+              <w:rPr>
+                <w:rFonts w:ascii="BIZ UDPGothic" w:cs="BIZ UDPGothic" w:eastAsia="BIZ UDPGothic" w:hAnsi="BIZ UDPGothic"/>
+                <w:i/>
+                <w:iCs/>
+                <w:color w:val="888888"/>
+                <w:sz w:val="16"/>
+                <w:szCs w:val="16"/>
+              </w:rPr>
+              <w:t xml:space="preserve"> / </w:t>
+            </w:r>
+            <w:r>
+              <w:rPr>
+                <w:rFonts w:ascii="BIZ UDPGothic" w:cs="BIZ UDPGothic" w:eastAsia="BIZ UDPGothic" w:hAnsi="BIZ UDPGothic"/>
+                <w:i/>
+                <w:iCs/>
+                <w:color w:val="888888"/>
+                <w:sz w:val="16"/>
+                <w:szCs w:val="16"/>
+              </w:rPr>
+              <w:t xml:space="preserve">Xác nhận &amp; Lưu ý</w:t>
+            </w:r>
+          </w:p>
+        </w:tc>
+      </w:tr>
+      <w:tr>
+        <w:trPr>
+          <w:cantSplit/>
+        </w:trPr>
+        <w:tc>
+          <w:tcPr>
+            <w:tcW w:type="dxa" w:w="400"/>
+            <w:tcBorders>
+              <w:top w:val="single" w:color="CCCCCC" w:sz="4"/>
+              <w:left w:val="single" w:color="CCCCCC" w:sz="4"/>
+              <w:bottom w:val="single" w:color="CCCCCC" w:sz="4"/>
+              <w:right w:val="single" w:color="CCCCCC" w:sz="4"/>
+            </w:tcBorders>
+            <w:shd w:fill="FFFFFF" w:val="clear"/>
+            <w:tcMar>
+              <w:top w:type="dxa" w:w="80"/>
+              <w:left w:type="dxa" w:w="120"/>
+              <w:bottom w:type="dxa" w:w="80"/>
+              <w:right w:type="dxa" w:w="120"/>
+            </w:tcMar>
+            <w:vAlign w:val="center"/>
+          </w:tcPr>
+          <w:p>
+            <w:pPr>
+              <w:jc w:val="center"/>
+            </w:pPr>
+            <w:r>
+              <w:rPr>
+                <w:rFonts w:ascii="BIZ UDPGothic" w:cs="BIZ UDPGothic" w:eastAsia="BIZ UDPGothic" w:hAnsi="BIZ UDPGothic"/>
+                <w:b w:val="false"/>
+                <w:bCs w:val="false"/>
+                <w:color w:val="404040"/>
+                <w:sz w:val="18"/>
+                <w:szCs w:val="18"/>
+              </w:rPr>
+              <w:t xml:space="preserve">1</w:t>
+            </w:r>
+          </w:p>
+        </w:tc>
+        <w:tc>
+          <w:tcPr>
+            <w:tcW w:type="dxa" w:w="2200"/>
+            <w:tcBorders>
+              <w:top w:val="single" w:color="CCCCCC" w:sz="4"/>
+              <w:left w:val="single" w:color="CCCCCC" w:sz="4"/>
+              <w:bottom w:val="single" w:color="CCCCCC" w:sz="4"/>
+              <w:right w:val="single" w:color="CCCCCC" w:sz="4"/>
+            </w:tcBorders>
+            <w:shd w:fill="FFFFFF" w:val="clear"/>
+            <w:tcMar>
+              <w:top w:type="dxa" w:w="80"/>
+              <w:left w:type="dxa" w:w="120"/>
+              <w:bottom w:type="dxa" w:w="80"/>
+              <w:right w:type="dxa" w:w="120"/>
+            </w:tcMar>
+          </w:tcPr>
+          <w:p>
+            <w:pPr>
+              <w:spacing w:before="0" w:after="0"/>
+            </w:pPr>
+            <w:r>
+              <w:rPr>
+                <w:rFonts w:ascii="BIZ UDPGothic" w:cs="BIZ UDPGothic" w:eastAsia="BIZ UDPGothic" w:hAnsi="BIZ UDPGothic"/>
+                <w:color w:val="404040"/>
+                <w:sz w:val="18"/>
+                <w:szCs w:val="18"/>
+              </w:rPr>
+              <w:t xml:space="preserve">[事前] ロールバック計画</w:t>
+            </w:r>
+          </w:p>
+          <w:p>
+            <w:pPr>
+              <w:spacing w:before="0" w:after="0"/>
+            </w:pPr>
+            <w:r>
+              <w:rPr>
+                <w:rFonts w:ascii="BIZ UDPGothic" w:cs="BIZ UDPGothic" w:eastAsia="BIZ UDPGothic" w:hAnsi="BIZ UDPGothic"/>
+                <w:color w:val="404040"/>
+                <w:sz w:val="18"/>
+                <w:szCs w:val="18"/>
+              </w:rPr>
+              <w:t xml:space="preserve">/ Kế hoạch rollback</w:t>
+            </w:r>
+          </w:p>
+        </w:tc>
+        <w:tc>
+          <w:tcPr>
+            <w:tcW w:type="dxa" w:w="6906"/>
+            <w:tcBorders>
+              <w:top w:val="single" w:color="CCCCCC" w:sz="4"/>
+              <w:left w:val="single" w:color="CCCCCC" w:sz="4"/>
+              <w:bottom w:val="single" w:color="CCCCCC" w:sz="4"/>
+              <w:right w:val="single" w:color="CCCCCC" w:sz="4"/>
+            </w:tcBorders>
+            <w:shd w:fill="FFFFFF" w:val="clear"/>
+            <w:tcMar>
+              <w:top w:type="dxa" w:w="80"/>
+              <w:left w:type="dxa" w:w="120"/>
+              <w:bottom w:type="dxa" w:w="80"/>
+              <w:right w:type="dxa" w:w="120"/>
+            </w:tcMar>
+          </w:tcPr>
+          <w:p>
+            <w:pPr>
+              <w:spacing w:before="0" w:after="0"/>
+            </w:pPr>
+            <w:r>
+              <w:rPr>
+                <w:rFonts w:ascii="BIZ UDPGothic" w:cs="BIZ UDPGothic" w:eastAsia="BIZ UDPGothic" w:hAnsi="BIZ UDPGothic"/>
+                <w:color w:val="404040"/>
+                <w:sz w:val="18"/>
+                <w:szCs w:val="18"/>
+              </w:rPr>
+              <w:t xml:space="preserve">旧フィルターパターンに戻す</w:t>
+            </w:r>
+          </w:p>
+          <w:p>
+            <w:pPr>
+              <w:spacing w:before="0" w:after="0"/>
+            </w:pPr>
+            <w:r>
+              <w:rPr>
+                <w:rFonts w:ascii="BIZ UDPGothic" w:cs="BIZ UDPGothic" w:eastAsia="BIZ UDPGothic" w:hAnsi="BIZ UDPGothic"/>
+                <w:color w:val="404040"/>
+                <w:sz w:val="18"/>
+                <w:szCs w:val="18"/>
+              </w:rPr>
+              <w:t xml:space="preserve">aws logs put-metric-filter で元のパターンを再設定</w:t>
+            </w:r>
+          </w:p>
+        </w:tc>
+      </w:tr>
+      <w:tr>
+        <w:trPr>
+          <w:cantSplit/>
+        </w:trPr>
+        <w:tc>
+          <w:tcPr>
+            <w:tcW w:type="dxa" w:w="400"/>
+            <w:tcBorders>
+              <w:top w:val="single" w:color="CCCCCC" w:sz="4"/>
+              <w:left w:val="single" w:color="CCCCCC" w:sz="4"/>
+              <w:bottom w:val="single" w:color="CCCCCC" w:sz="4"/>
+              <w:right w:val="single" w:color="CCCCCC" w:sz="4"/>
+            </w:tcBorders>
+            <w:shd w:fill="FFFFFF" w:val="clear"/>
+            <w:tcMar>
+              <w:top w:type="dxa" w:w="80"/>
+              <w:left w:type="dxa" w:w="120"/>
+              <w:bottom w:type="dxa" w:w="80"/>
+              <w:right w:type="dxa" w:w="120"/>
+            </w:tcMar>
+            <w:vAlign w:val="center"/>
+          </w:tcPr>
+          <w:p>
+            <w:pPr>
+              <w:jc w:val="center"/>
+            </w:pPr>
+            <w:r>
+              <w:rPr>
+                <w:rFonts w:ascii="BIZ UDPGothic" w:cs="BIZ UDPGothic" w:eastAsia="BIZ UDPGothic" w:hAnsi="BIZ UDPGothic"/>
+                <w:b w:val="false"/>
+                <w:bCs w:val="false"/>
+                <w:color w:val="404040"/>
+                <w:sz w:val="18"/>
+                <w:szCs w:val="18"/>
+              </w:rPr>
+              <w:t xml:space="preserve">2</w:t>
+            </w:r>
+          </w:p>
+        </w:tc>
+        <w:tc>
+          <w:tcPr>
+            <w:tcW w:type="dxa" w:w="2200"/>
+            <w:tcBorders>
+              <w:top w:val="single" w:color="CCCCCC" w:sz="4"/>
+              <w:left w:val="single" w:color="CCCCCC" w:sz="4"/>
+              <w:bottom w:val="single" w:color="CCCCCC" w:sz="4"/>
+              <w:right w:val="single" w:color="CCCCCC" w:sz="4"/>
+            </w:tcBorders>
+            <w:shd w:fill="FFFFFF" w:val="clear"/>
+            <w:tcMar>
+              <w:top w:type="dxa" w:w="80"/>
+              <w:left w:type="dxa" w:w="120"/>
+              <w:bottom w:type="dxa" w:w="80"/>
+              <w:right w:type="dxa" w:w="120"/>
+            </w:tcMar>
+          </w:tcPr>
+          <w:p>
+            <w:pPr>
+              <w:spacing w:before="0" w:after="0"/>
+            </w:pPr>
+            <w:r>
+              <w:rPr>
+                <w:rFonts w:ascii="BIZ UDPGothic" w:cs="BIZ UDPGothic" w:eastAsia="BIZ UDPGothic" w:hAnsi="BIZ UDPGothic"/>
+                <w:color w:val="404040"/>
+                <w:sz w:val="18"/>
+                <w:szCs w:val="18"/>
+              </w:rPr>
+              <w:t xml:space="preserve">[事前] データバックアップ</w:t>
+            </w:r>
+          </w:p>
+          <w:p>
+            <w:pPr>
+              <w:spacing w:before="0" w:after="0"/>
+            </w:pPr>
+            <w:r>
+              <w:rPr>
+                <w:rFonts w:ascii="BIZ UDPGothic" w:cs="BIZ UDPGothic" w:eastAsia="BIZ UDPGothic" w:hAnsi="BIZ UDPGothic"/>
+                <w:color w:val="404040"/>
+                <w:sz w:val="18"/>
+                <w:szCs w:val="18"/>
+              </w:rPr>
+              <w:t xml:space="preserve">/ Sao lưu dữ liệu</w:t>
+            </w:r>
+          </w:p>
+        </w:tc>
+        <w:tc>
+          <w:tcPr>
+            <w:tcW w:type="dxa" w:w="6906"/>
+            <w:tcBorders>
+              <w:top w:val="single" w:color="CCCCCC" w:sz="4"/>
+              <w:left w:val="single" w:color="CCCCCC" w:sz="4"/>
+              <w:bottom w:val="single" w:color="CCCCCC" w:sz="4"/>
+              <w:right w:val="single" w:color="CCCCCC" w:sz="4"/>
+            </w:tcBorders>
+            <w:shd w:fill="FFFFFF" w:val="clear"/>
+            <w:tcMar>
+              <w:top w:type="dxa" w:w="80"/>
+              <w:left w:type="dxa" w:w="120"/>
+              <w:bottom w:type="dxa" w:w="80"/>
+              <w:right w:type="dxa" w:w="120"/>
+            </w:tcMar>
+          </w:tcPr>
+          <w:p>
+            <w:pPr>
+              <w:spacing w:before="0" w:after="0"/>
+            </w:pPr>
+            <w:r>
+              <w:rPr>
+                <w:rFonts w:ascii="BIZ UDPGothic" w:cs="BIZ UDPGothic" w:eastAsia="BIZ UDPGothic" w:hAnsi="BIZ UDPGothic"/>
+                <w:color w:val="404040"/>
+                <w:sz w:val="18"/>
+                <w:szCs w:val="18"/>
+              </w:rPr>
+              <w:t xml:space="preserve">不要（メトリクスフィルター設定変更のみ）</w:t>
+            </w:r>
+          </w:p>
+        </w:tc>
+      </w:tr>
+      <w:tr>
+        <w:trPr>
+          <w:cantSplit/>
+        </w:trPr>
+        <w:tc>
+          <w:tcPr>
+            <w:tcW w:type="dxa" w:w="400"/>
+            <w:tcBorders>
+              <w:top w:val="single" w:color="CCCCCC" w:sz="4"/>
+              <w:left w:val="single" w:color="CCCCCC" w:sz="4"/>
+              <w:bottom w:val="single" w:color="CCCCCC" w:sz="4"/>
+              <w:right w:val="single" w:color="CCCCCC" w:sz="4"/>
+            </w:tcBorders>
+            <w:shd w:fill="FFFFFF" w:val="clear"/>
+            <w:tcMar>
+              <w:top w:type="dxa" w:w="80"/>
+              <w:left w:type="dxa" w:w="120"/>
+              <w:bottom w:type="dxa" w:w="80"/>
+              <w:right w:type="dxa" w:w="120"/>
+            </w:tcMar>
+            <w:vAlign w:val="center"/>
+          </w:tcPr>
+          <w:p>
+            <w:pPr>
+              <w:jc w:val="center"/>
+            </w:pPr>
+            <w:r>
+              <w:rPr>
+                <w:rFonts w:ascii="BIZ UDPGothic" w:cs="BIZ UDPGothic" w:eastAsia="BIZ UDPGothic" w:hAnsi="BIZ UDPGothic"/>
+                <w:b w:val="false"/>
+                <w:bCs w:val="false"/>
+                <w:color w:val="404040"/>
+                <w:sz w:val="18"/>
+                <w:szCs w:val="18"/>
+              </w:rPr>
+              <w:t xml:space="preserve">3</w:t>
+            </w:r>
+          </w:p>
+        </w:tc>
+        <w:tc>
+          <w:tcPr>
+            <w:tcW w:type="dxa" w:w="2200"/>
+            <w:tcBorders>
+              <w:top w:val="single" w:color="CCCCCC" w:sz="4"/>
+              <w:left w:val="single" w:color="CCCCCC" w:sz="4"/>
+              <w:bottom w:val="single" w:color="CCCCCC" w:sz="4"/>
+              <w:right w:val="single" w:color="CCCCCC" w:sz="4"/>
+            </w:tcBorders>
+            <w:shd w:fill="FFFFFF" w:val="clear"/>
+            <w:tcMar>
+              <w:top w:type="dxa" w:w="80"/>
+              <w:left w:type="dxa" w:w="120"/>
+              <w:bottom w:type="dxa" w:w="80"/>
+              <w:right w:type="dxa" w:w="120"/>
+            </w:tcMar>
+          </w:tcPr>
+          <w:p>
+            <w:pPr>
+              <w:spacing w:before="0" w:after="0"/>
+            </w:pPr>
+            <w:r>
+              <w:rPr>
+                <w:rFonts w:ascii="BIZ UDPGothic" w:cs="BIZ UDPGothic" w:eastAsia="BIZ UDPGothic" w:hAnsi="BIZ UDPGothic"/>
+                <w:color w:val="404040"/>
+                <w:sz w:val="18"/>
+                <w:szCs w:val="18"/>
+              </w:rPr>
+              <w:t xml:space="preserve">[事前] AWS事前作業確認</w:t>
+            </w:r>
+          </w:p>
+          <w:p>
+            <w:pPr>
+              <w:spacing w:before="0" w:after="0"/>
+            </w:pPr>
+            <w:r>
+              <w:rPr>
+                <w:rFonts w:ascii="BIZ UDPGothic" w:cs="BIZ UDPGothic" w:eastAsia="BIZ UDPGothic" w:hAnsi="BIZ UDPGothic"/>
+                <w:color w:val="404040"/>
+                <w:sz w:val="18"/>
+                <w:szCs w:val="18"/>
+              </w:rPr>
+              <w:t xml:space="preserve">/ Xác nhận công việc AWS</w:t>
+            </w:r>
+          </w:p>
+        </w:tc>
+        <w:tc>
+          <w:tcPr>
+            <w:tcW w:type="dxa" w:w="6906"/>
+            <w:tcBorders>
+              <w:top w:val="single" w:color="CCCCCC" w:sz="4"/>
+              <w:left w:val="single" w:color="CCCCCC" w:sz="4"/>
+              <w:bottom w:val="single" w:color="CCCCCC" w:sz="4"/>
+              <w:right w:val="single" w:color="CCCCCC" w:sz="4"/>
+            </w:tcBorders>
+            <w:shd w:fill="FFFFFF" w:val="clear"/>
+            <w:tcMar>
+              <w:top w:type="dxa" w:w="80"/>
+              <w:left w:type="dxa" w:w="120"/>
+              <w:bottom w:type="dxa" w:w="80"/>
+              <w:right w:type="dxa" w:w="120"/>
+            </w:tcMar>
+          </w:tcPr>
+          <w:p>
+            <w:pPr>
+              <w:spacing w:before="0" w:after="0"/>
+            </w:pPr>
+            <w:r>
+              <w:rPr>
+                <w:rFonts w:ascii="BIZ UDPGothic" w:cs="BIZ UDPGothic" w:eastAsia="BIZ UDPGothic" w:hAnsi="BIZ UDPGothic"/>
+                <w:color w:val="404040"/>
+                <w:sz w:val="18"/>
+                <w:szCs w:val="18"/>
+              </w:rPr>
+              <w:t xml:space="preserve">PRDアカウント（332802448674）CloudShellアクセス確認</w:t>
+            </w:r>
+          </w:p>
+          <w:p>
+            <w:pPr>
+              <w:spacing w:before="0" w:after="0"/>
+            </w:pPr>
+            <w:r>
+              <w:rPr>
+                <w:rFonts w:ascii="BIZ UDPGothic" w:cs="BIZ UDPGothic" w:eastAsia="BIZ UDPGothic" w:hAnsi="BIZ UDPGothic"/>
+                <w:color w:val="404040"/>
+                <w:sz w:val="18"/>
+                <w:szCs w:val="18"/>
+              </w:rPr>
+              <w:t xml:space="preserve">STGアカウント（750735758916）CloudShellアクセス確認</w:t>
+            </w:r>
+          </w:p>
+          <w:p>
+            <w:pPr>
+              <w:spacing w:before="0" w:after="0"/>
+            </w:pPr>
+            <w:r>
+              <w:rPr>
+                <w:rFonts w:ascii="BIZ UDPGothic" w:cs="BIZ UDPGothic" w:eastAsia="BIZ UDPGothic" w:hAnsi="BIZ UDPGothic"/>
+                <w:color w:val="404040"/>
+                <w:sz w:val="18"/>
+                <w:szCs w:val="18"/>
+              </w:rPr>
+              <w:t xml:space="preserve">現在のフィルターパターンをaws logs describe-metric-filtersで記録</w:t>
+            </w:r>
+          </w:p>
+        </w:tc>
+      </w:tr>
+      <w:tr>
+        <w:trPr>
+          <w:cantSplit/>
+        </w:trPr>
+        <w:tc>
+          <w:tcPr>
+            <w:tcW w:type="dxa" w:w="400"/>
+            <w:tcBorders>
+              <w:top w:val="single" w:color="CCCCCC" w:sz="4"/>
+              <w:left w:val="single" w:color="CCCCCC" w:sz="4"/>
+              <w:bottom w:val="single" w:color="CCCCCC" w:sz="4"/>
+              <w:right w:val="single" w:color="CCCCCC" w:sz="4"/>
+            </w:tcBorders>
+            <w:shd w:fill="FFFFFF" w:val="clear"/>
+            <w:tcMar>
+              <w:top w:type="dxa" w:w="80"/>
+              <w:left w:type="dxa" w:w="120"/>
+              <w:bottom w:type="dxa" w:w="80"/>
+              <w:right w:type="dxa" w:w="120"/>
+            </w:tcMar>
+            <w:vAlign w:val="center"/>
+          </w:tcPr>
+          <w:p>
+            <w:pPr>
+              <w:jc w:val="center"/>
+            </w:pPr>
+            <w:r>
+              <w:rPr>
+                <w:rFonts w:ascii="BIZ UDPGothic" w:cs="BIZ UDPGothic" w:eastAsia="BIZ UDPGothic" w:hAnsi="BIZ UDPGothic"/>
+                <w:b w:val="false"/>
+                <w:bCs w:val="false"/>
+                <w:color w:val="404040"/>
+                <w:sz w:val="18"/>
+                <w:szCs w:val="18"/>
+              </w:rPr>
+              <w:t xml:space="preserve">4</w:t>
+            </w:r>
+          </w:p>
+        </w:tc>
+        <w:tc>
+          <w:tcPr>
+            <w:tcW w:type="dxa" w:w="2200"/>
+            <w:tcBorders>
+              <w:top w:val="single" w:color="CCCCCC" w:sz="4"/>
+              <w:left w:val="single" w:color="CCCCCC" w:sz="4"/>
+              <w:bottom w:val="single" w:color="CCCCCC" w:sz="4"/>
+              <w:right w:val="single" w:color="CCCCCC" w:sz="4"/>
+            </w:tcBorders>
+            <w:shd w:fill="FFFFFF" w:val="clear"/>
+            <w:tcMar>
+              <w:top w:type="dxa" w:w="80"/>
+              <w:left w:type="dxa" w:w="120"/>
+              <w:bottom w:type="dxa" w:w="80"/>
+              <w:right w:type="dxa" w:w="120"/>
+            </w:tcMar>
+          </w:tcPr>
+          <w:p>
+            <w:pPr>
+              <w:spacing w:before="0" w:after="0"/>
+            </w:pPr>
+            <w:r>
+              <w:rPr>
+                <w:rFonts w:ascii="BIZ UDPGothic" w:cs="BIZ UDPGothic" w:eastAsia="BIZ UDPGothic" w:hAnsi="BIZ UDPGothic"/>
+                <w:color w:val="404040"/>
+                <w:sz w:val="18"/>
+                <w:szCs w:val="18"/>
+              </w:rPr>
+              <w:t xml:space="preserve">[事前] デプロイタイムライン</w:t>
+            </w:r>
+          </w:p>
+          <w:p>
+            <w:pPr>
+              <w:spacing w:before="0" w:after="0"/>
+            </w:pPr>
+            <w:r>
+              <w:rPr>
+                <w:rFonts w:ascii="BIZ UDPGothic" w:cs="BIZ UDPGothic" w:eastAsia="BIZ UDPGothic" w:hAnsi="BIZ UDPGothic"/>
+                <w:color w:val="404040"/>
+                <w:sz w:val="18"/>
+                <w:szCs w:val="18"/>
+              </w:rPr>
+              <w:t xml:space="preserve">/ Timeline triển khai</w:t>
+            </w:r>
+          </w:p>
+        </w:tc>
+        <w:tc>
+          <w:tcPr>
+            <w:tcW w:type="dxa" w:w="6906"/>
+            <w:tcBorders>
+              <w:top w:val="single" w:color="CCCCCC" w:sz="4"/>
+              <w:left w:val="single" w:color="CCCCCC" w:sz="4"/>
+              <w:bottom w:val="single" w:color="CCCCCC" w:sz="4"/>
+              <w:right w:val="single" w:color="CCCCCC" w:sz="4"/>
+            </w:tcBorders>
+            <w:shd w:fill="FFFFFF" w:val="clear"/>
+            <w:tcMar>
+              <w:top w:type="dxa" w:w="80"/>
+              <w:left w:type="dxa" w:w="120"/>
+              <w:bottom w:type="dxa" w:w="80"/>
+              <w:right w:type="dxa" w:w="120"/>
+            </w:tcMar>
+          </w:tcPr>
+          <w:p>
+            <w:pPr>
+              <w:spacing w:before="0" w:after="0"/>
+            </w:pPr>
+            <w:r>
+              <w:rPr>
+                <w:rFonts w:ascii="BIZ UDPGothic" w:cs="BIZ UDPGothic" w:eastAsia="BIZ UDPGothic" w:hAnsi="BIZ UDPGothic"/>
+                <w:color w:val="404040"/>
+                <w:sz w:val="18"/>
+                <w:szCs w:val="18"/>
+              </w:rPr>
+              <w:t xml:space="preserve">① PRDフィルター修正: 15分</w:t>
+            </w:r>
+          </w:p>
+          <w:p>
+            <w:pPr>
+              <w:spacing w:before="0" w:after="0"/>
+            </w:pPr>
+            <w:r>
+              <w:rPr>
+                <w:rFonts w:ascii="BIZ UDPGothic" w:cs="BIZ UDPGothic" w:eastAsia="BIZ UDPGothic" w:hAnsi="BIZ UDPGothic"/>
+                <w:color w:val="404040"/>
+                <w:sz w:val="18"/>
+                <w:szCs w:val="18"/>
+              </w:rPr>
+              <w:t xml:space="preserve">② STGフィルター修正: 15分</w:t>
+            </w:r>
+          </w:p>
+          <w:p>
+            <w:pPr>
+              <w:spacing w:before="0" w:after="0"/>
+            </w:pPr>
+            <w:r>
+              <w:rPr>
+                <w:rFonts w:ascii="BIZ UDPGothic" w:cs="BIZ UDPGothic" w:eastAsia="BIZ UDPGothic" w:hAnsi="BIZ UDPGothic"/>
+                <w:color w:val="404040"/>
+                <w:sz w:val="18"/>
+                <w:szCs w:val="18"/>
+              </w:rPr>
+              <w:t xml:space="preserve">③ 結果確認: 10分</w:t>
+            </w:r>
+          </w:p>
+          <w:p>
+            <w:pPr>
+              <w:spacing w:before="0" w:after="0"/>
+            </w:pPr>
+            <w:r>
+              <w:rPr>
+                <w:rFonts w:ascii="BIZ UDPGothic" w:cs="BIZ UDPGothic" w:eastAsia="BIZ UDPGothic" w:hAnsi="BIZ UDPGothic"/>
+                <w:color w:val="404040"/>
+                <w:sz w:val="18"/>
+                <w:szCs w:val="18"/>
+              </w:rPr>
+              <w:t xml:space="preserve">合計: 約40分</w:t>
+            </w:r>
+          </w:p>
+        </w:tc>
+      </w:tr>
+      <w:tr>
+        <w:trPr>
+          <w:cantSplit/>
+        </w:trPr>
+        <w:tc>
+          <w:tcPr>
+            <w:tcW w:type="dxa" w:w="400"/>
+            <w:tcBorders>
+              <w:top w:val="single" w:color="CCCCCC" w:sz="4"/>
+              <w:left w:val="single" w:color="CCCCCC" w:sz="4"/>
+              <w:bottom w:val="single" w:color="CCCCCC" w:sz="4"/>
+              <w:right w:val="single" w:color="CCCCCC" w:sz="4"/>
+            </w:tcBorders>
+            <w:shd w:fill="FFFFFF" w:val="clear"/>
+            <w:tcMar>
+              <w:top w:type="dxa" w:w="80"/>
+              <w:left w:type="dxa" w:w="120"/>
+              <w:bottom w:type="dxa" w:w="80"/>
+              <w:right w:type="dxa" w:w="120"/>
+            </w:tcMar>
+            <w:vAlign w:val="center"/>
+          </w:tcPr>
+          <w:p>
+            <w:pPr>
+              <w:jc w:val="center"/>
+            </w:pPr>
+            <w:r>
+              <w:rPr>
+                <w:rFonts w:ascii="BIZ UDPGothic" w:cs="BIZ UDPGothic" w:eastAsia="BIZ UDPGothic" w:hAnsi="BIZ UDPGothic"/>
+                <w:b w:val="false"/>
+                <w:bCs w:val="false"/>
+                <w:color w:val="404040"/>
+                <w:sz w:val="18"/>
+                <w:szCs w:val="18"/>
+              </w:rPr>
+              <w:t xml:space="preserve">5</w:t>
+            </w:r>
+          </w:p>
+        </w:tc>
+        <w:tc>
+          <w:tcPr>
+            <w:tcW w:type="dxa" w:w="2200"/>
+            <w:tcBorders>
+              <w:top w:val="single" w:color="CCCCCC" w:sz="4"/>
+              <w:left w:val="single" w:color="CCCCCC" w:sz="4"/>
+              <w:bottom w:val="single" w:color="CCCCCC" w:sz="4"/>
+              <w:right w:val="single" w:color="CCCCCC" w:sz="4"/>
+            </w:tcBorders>
+            <w:shd w:fill="FFFFFF" w:val="clear"/>
+            <w:tcMar>
+              <w:top w:type="dxa" w:w="80"/>
+              <w:left w:type="dxa" w:w="120"/>
+              <w:bottom w:type="dxa" w:w="80"/>
+              <w:right w:type="dxa" w:w="120"/>
+            </w:tcMar>
+          </w:tcPr>
+          <w:p>
+            <w:pPr>
+              <w:spacing w:before="0" w:after="0"/>
+            </w:pPr>
+            <w:r>
+              <w:rPr>
+                <w:rFonts w:ascii="BIZ UDPGothic" w:cs="BIZ UDPGothic" w:eastAsia="BIZ UDPGothic" w:hAnsi="BIZ UDPGothic"/>
+                <w:color w:val="404040"/>
+                <w:sz w:val="18"/>
+                <w:szCs w:val="18"/>
+              </w:rPr>
+              <w:t xml:space="preserve">[事前] 担当者確認</w:t>
+            </w:r>
+          </w:p>
+          <w:p>
+            <w:pPr>
+              <w:spacing w:before="0" w:after="0"/>
+            </w:pPr>
+            <w:r>
+              <w:rPr>
+                <w:rFonts w:ascii="BIZ UDPGothic" w:cs="BIZ UDPGothic" w:eastAsia="BIZ UDPGothic" w:hAnsi="BIZ UDPGothic"/>
+                <w:color w:val="404040"/>
+                <w:sz w:val="18"/>
+                <w:szCs w:val="18"/>
+              </w:rPr>
+              <w:t xml:space="preserve">/ Xác nhận người phụ trách</w:t>
+            </w:r>
+          </w:p>
+        </w:tc>
+        <w:tc>
+          <w:tcPr>
+            <w:tcW w:type="dxa" w:w="6906"/>
+            <w:tcBorders>
+              <w:top w:val="single" w:color="CCCCCC" w:sz="4"/>
+              <w:left w:val="single" w:color="CCCCCC" w:sz="4"/>
+              <w:bottom w:val="single" w:color="CCCCCC" w:sz="4"/>
+              <w:right w:val="single" w:color="CCCCCC" w:sz="4"/>
+            </w:tcBorders>
+            <w:shd w:fill="FFFFFF" w:val="clear"/>
+            <w:tcMar>
+              <w:top w:type="dxa" w:w="80"/>
+              <w:left w:type="dxa" w:w="120"/>
+              <w:bottom w:type="dxa" w:w="80"/>
+              <w:right w:type="dxa" w:w="120"/>
+            </w:tcMar>
+          </w:tcPr>
+          <w:p>
+            <w:pPr>
+              <w:spacing w:before="0" w:after="0"/>
+            </w:pPr>
+            <w:r>
+              <w:rPr>
+                <w:rFonts w:ascii="BIZ UDPGothic" w:cs="BIZ UDPGothic" w:eastAsia="BIZ UDPGothic" w:hAnsi="BIZ UDPGothic"/>
+                <w:color w:val="404040"/>
+                <w:sz w:val="18"/>
+                <w:szCs w:val="18"/>
+              </w:rPr>
+              <w:t xml:space="preserve">作業: Thanh Nguyên</w:t>
+            </w:r>
+          </w:p>
+          <w:p>
+            <w:pPr>
+              <w:spacing w:before="0" w:after="0"/>
+            </w:pPr>
+            <w:r>
+              <w:rPr>
+                <w:rFonts w:ascii="BIZ UDPGothic" w:cs="BIZ UDPGothic" w:eastAsia="BIZ UDPGothic" w:hAnsi="BIZ UDPGothic"/>
+                <w:color w:val="404040"/>
+                <w:sz w:val="18"/>
+                <w:szCs w:val="18"/>
+              </w:rPr>
+              <w:t xml:space="preserve">レビュー: きよはら</w:t>
+            </w:r>
+          </w:p>
+          <w:p>
+            <w:pPr>
+              <w:spacing w:before="0" w:after="0"/>
+            </w:pPr>
+            <w:r>
+              <w:rPr>
+                <w:rFonts w:ascii="BIZ UDPGothic" w:cs="BIZ UDPGothic" w:eastAsia="BIZ UDPGothic" w:hAnsi="BIZ UDPGothic"/>
+                <w:color w:val="404040"/>
+                <w:sz w:val="18"/>
+                <w:szCs w:val="18"/>
+              </w:rPr>
+              <w:t xml:space="preserve">立会: 不要</w:t>
+            </w:r>
+          </w:p>
+        </w:tc>
+      </w:tr>
+      <w:tr>
+        <w:trPr>
+          <w:cantSplit/>
+        </w:trPr>
+        <w:tc>
+          <w:tcPr>
+            <w:tcW w:type="dxa" w:w="400"/>
+            <w:tcBorders>
+              <w:top w:val="single" w:color="CCCCCC" w:sz="4"/>
+              <w:left w:val="single" w:color="CCCCCC" w:sz="4"/>
+              <w:bottom w:val="single" w:color="CCCCCC" w:sz="4"/>
+              <w:right w:val="single" w:color="CCCCCC" w:sz="4"/>
+            </w:tcBorders>
+            <w:shd w:fill="FFFFFF" w:val="clear"/>
+            <w:tcMar>
+              <w:top w:type="dxa" w:w="80"/>
+              <w:left w:type="dxa" w:w="120"/>
+              <w:bottom w:type="dxa" w:w="80"/>
+              <w:right w:type="dxa" w:w="120"/>
+            </w:tcMar>
+            <w:vAlign w:val="center"/>
+          </w:tcPr>
+          <w:p>
+            <w:pPr>
+              <w:jc w:val="center"/>
+            </w:pPr>
+            <w:r>
+              <w:rPr>
+                <w:rFonts w:ascii="BIZ UDPGothic" w:cs="BIZ UDPGothic" w:eastAsia="BIZ UDPGothic" w:hAnsi="BIZ UDPGothic"/>
+                <w:b w:val="false"/>
+                <w:bCs w:val="false"/>
+                <w:color w:val="404040"/>
+                <w:sz w:val="18"/>
+                <w:szCs w:val="18"/>
+              </w:rPr>
+              <w:t xml:space="preserve">6</w:t>
+            </w:r>
+          </w:p>
+        </w:tc>
+        <w:tc>
+          <w:tcPr>
+            <w:tcW w:type="dxa" w:w="2200"/>
+            <w:tcBorders>
+              <w:top w:val="single" w:color="CCCCCC" w:sz="4"/>
+              <w:left w:val="single" w:color="CCCCCC" w:sz="4"/>
+              <w:bottom w:val="single" w:color="CCCCCC" w:sz="4"/>
+              <w:right w:val="single" w:color="CCCCCC" w:sz="4"/>
+            </w:tcBorders>
+            <w:shd w:fill="FFFFFF" w:val="clear"/>
+            <w:tcMar>
+              <w:top w:type="dxa" w:w="80"/>
+              <w:left w:type="dxa" w:w="120"/>
+              <w:bottom w:type="dxa" w:w="80"/>
+              <w:right w:type="dxa" w:w="120"/>
+            </w:tcMar>
+          </w:tcPr>
+          <w:p>
+            <w:pPr>
+              <w:spacing w:before="0" w:after="0"/>
+            </w:pPr>
+            <w:r>
+              <w:rPr>
+                <w:rFonts w:ascii="BIZ UDPGothic" w:cs="BIZ UDPGothic" w:eastAsia="BIZ UDPGothic" w:hAnsi="BIZ UDPGothic"/>
+                <w:color w:val="404040"/>
+                <w:sz w:val="18"/>
+                <w:szCs w:val="18"/>
+              </w:rPr>
+              <w:t xml:space="preserve">[事後] デプロイ後確認</w:t>
+            </w:r>
+          </w:p>
+          <w:p>
+            <w:pPr>
+              <w:spacing w:before="0" w:after="0"/>
+            </w:pPr>
+            <w:r>
+              <w:rPr>
+                <w:rFonts w:ascii="BIZ UDPGothic" w:cs="BIZ UDPGothic" w:eastAsia="BIZ UDPGothic" w:hAnsi="BIZ UDPGothic"/>
+                <w:color w:val="404040"/>
+                <w:sz w:val="18"/>
+                <w:szCs w:val="18"/>
+              </w:rPr>
+              <w:t xml:space="preserve">/ Kiểm tra sau deploy</w:t>
+            </w:r>
+          </w:p>
+        </w:tc>
+        <w:tc>
+          <w:tcPr>
+            <w:tcW w:type="dxa" w:w="6906"/>
+            <w:tcBorders>
+              <w:top w:val="single" w:color="CCCCCC" w:sz="4"/>
+              <w:left w:val="single" w:color="CCCCCC" w:sz="4"/>
+              <w:bottom w:val="single" w:color="CCCCCC" w:sz="4"/>
+              <w:right w:val="single" w:color="CCCCCC" w:sz="4"/>
+            </w:tcBorders>
+            <w:shd w:fill="FFFFFF" w:val="clear"/>
+            <w:tcMar>
+              <w:top w:type="dxa" w:w="80"/>
+              <w:left w:type="dxa" w:w="120"/>
+              <w:bottom w:type="dxa" w:w="80"/>
+              <w:right w:type="dxa" w:w="120"/>
+            </w:tcMar>
+          </w:tcPr>
+          <w:p>
+            <w:pPr>
+              <w:spacing w:before="0" w:after="0"/>
+            </w:pPr>
+            <w:r>
+              <w:rPr>
+                <w:rFonts w:ascii="BIZ UDPGothic" w:cs="BIZ UDPGothic" w:eastAsia="BIZ UDPGothic" w:hAnsi="BIZ UDPGothic"/>
+                <w:color w:val="404040"/>
+                <w:sz w:val="18"/>
+                <w:szCs w:val="18"/>
+              </w:rPr>
+              <w:t xml:space="preserve">□ PRD: 新フィルターパターンが適用されていること</w:t>
+            </w:r>
+          </w:p>
+          <w:p>
+            <w:pPr>
+              <w:spacing w:before="0" w:after="0"/>
+            </w:pPr>
+            <w:r>
+              <w:rPr>
+                <w:rFonts w:ascii="BIZ UDPGothic" w:cs="BIZ UDPGothic" w:eastAsia="BIZ UDPGothic" w:hAnsi="BIZ UDPGothic"/>
+                <w:color w:val="404040"/>
+                <w:sz w:val="18"/>
+                <w:szCs w:val="18"/>
+              </w:rPr>
+              <w:t xml:space="preserve">□ STG: 新フィルターパターンが適用されていること</w:t>
+            </w:r>
+          </w:p>
+          <w:p>
+            <w:pPr>
+              <w:spacing w:before="0" w:after="0"/>
+            </w:pPr>
+            <w:r>
+              <w:rPr>
+                <w:rFonts w:ascii="BIZ UDPGothic" w:cs="BIZ UDPGothic" w:eastAsia="BIZ UDPGothic" w:hAnsi="BIZ UDPGothic"/>
+                <w:color w:val="404040"/>
+                <w:sz w:val="18"/>
+                <w:szCs w:val="18"/>
+              </w:rPr>
+              <w:t xml:space="preserve">□ テストログでアラームが正しくトリガーされること</w:t>
+            </w:r>
+          </w:p>
+        </w:tc>
+      </w:tr>
+      <w:tr>
+        <w:trPr>
+          <w:cantSplit/>
+        </w:trPr>
+        <w:tc>
+          <w:tcPr>
+            <w:tcW w:type="dxa" w:w="400"/>
+            <w:tcBorders>
+              <w:top w:val="single" w:color="CCCCCC" w:sz="4"/>
+              <w:left w:val="single" w:color="CCCCCC" w:sz="4"/>
+              <w:bottom w:val="single" w:color="CCCCCC" w:sz="4"/>
+              <w:right w:val="single" w:color="CCCCCC" w:sz="4"/>
+            </w:tcBorders>
+            <w:shd w:fill="FFFFFF" w:val="clear"/>
+            <w:tcMar>
+              <w:top w:type="dxa" w:w="80"/>
+              <w:left w:type="dxa" w:w="120"/>
+              <w:bottom w:type="dxa" w:w="80"/>
+              <w:right w:type="dxa" w:w="120"/>
+            </w:tcMar>
+            <w:vAlign w:val="center"/>
+          </w:tcPr>
+          <w:p>
+            <w:pPr>
+              <w:jc w:val="center"/>
+            </w:pPr>
+            <w:r>
+              <w:rPr>
+                <w:rFonts w:ascii="BIZ UDPGothic" w:cs="BIZ UDPGothic" w:eastAsia="BIZ UDPGothic" w:hAnsi="BIZ UDPGothic"/>
+                <w:b w:val="false"/>
+                <w:bCs w:val="false"/>
+                <w:color w:val="404040"/>
+                <w:sz w:val="18"/>
+                <w:szCs w:val="18"/>
+              </w:rPr>
+              <w:t xml:space="preserve">7</w:t>
+            </w:r>
+          </w:p>
+        </w:tc>
+        <w:tc>
+          <w:tcPr>
+            <w:tcW w:type="dxa" w:w="2200"/>
+            <w:tcBorders>
+              <w:top w:val="single" w:color="CCCCCC" w:sz="4"/>
+              <w:left w:val="single" w:color="CCCCCC" w:sz="4"/>
+              <w:bottom w:val="single" w:color="CCCCCC" w:sz="4"/>
+              <w:right w:val="single" w:color="CCCCCC" w:sz="4"/>
+            </w:tcBorders>
+            <w:shd w:fill="FFFFFF" w:val="clear"/>
+            <w:tcMar>
+              <w:top w:type="dxa" w:w="80"/>
+              <w:left w:type="dxa" w:w="120"/>
+              <w:bottom w:type="dxa" w:w="80"/>
+              <w:right w:type="dxa" w:w="120"/>
+            </w:tcMar>
+          </w:tcPr>
+          <w:p>
+            <w:pPr>
+              <w:spacing w:before="0" w:after="0"/>
+            </w:pPr>
+            <w:r>
+              <w:rPr>
+                <w:rFonts w:ascii="BIZ UDPGothic" w:cs="BIZ UDPGothic" w:eastAsia="BIZ UDPGothic" w:hAnsi="BIZ UDPGothic"/>
+                <w:color w:val="404040"/>
+                <w:sz w:val="18"/>
+                <w:szCs w:val="18"/>
+              </w:rPr>
+              <w:t xml:space="preserve">[事後] Go-Live後の監視</w:t>
+            </w:r>
+          </w:p>
+          <w:p>
+            <w:pPr>
+              <w:spacing w:before="0" w:after="0"/>
+            </w:pPr>
+            <w:r>
+              <w:rPr>
+                <w:rFonts w:ascii="BIZ UDPGothic" w:cs="BIZ UDPGothic" w:eastAsia="BIZ UDPGothic" w:hAnsi="BIZ UDPGothic"/>
+                <w:color w:val="404040"/>
+                <w:sz w:val="18"/>
+                <w:szCs w:val="18"/>
+              </w:rPr>
+              <w:t xml:space="preserve">/ Giám sát sau Go-Live</w:t>
+            </w:r>
+          </w:p>
+        </w:tc>
+        <w:tc>
+          <w:tcPr>
+            <w:tcW w:type="dxa" w:w="6906"/>
+            <w:tcBorders>
+              <w:top w:val="single" w:color="CCCCCC" w:sz="4"/>
+              <w:left w:val="single" w:color="CCCCCC" w:sz="4"/>
+              <w:bottom w:val="single" w:color="CCCCCC" w:sz="4"/>
+              <w:right w:val="single" w:color="CCCCCC" w:sz="4"/>
+            </w:tcBorders>
+            <w:shd w:fill="FFFFFF" w:val="clear"/>
+            <w:tcMar>
+              <w:top w:type="dxa" w:w="80"/>
+              <w:left w:type="dxa" w:w="120"/>
+              <w:bottom w:type="dxa" w:w="80"/>
+              <w:right w:type="dxa" w:w="120"/>
+            </w:tcMar>
+          </w:tcPr>
+          <w:p>
+            <w:pPr>
+              <w:spacing w:before="0" w:after="0"/>
+            </w:pPr>
+            <w:r>
+              <w:rPr>
+                <w:rFonts w:ascii="BIZ UDPGothic" w:cs="BIZ UDPGothic" w:eastAsia="BIZ UDPGothic" w:hAnsi="BIZ UDPGothic"/>
+                <w:color w:val="404040"/>
+                <w:sz w:val="18"/>
+                <w:szCs w:val="18"/>
+              </w:rPr>
+              <w:t xml:space="preserve">監視期間: 作業後1週間</w:t>
+            </w:r>
+          </w:p>
+          <w:p>
+            <w:pPr>
+              <w:spacing w:before="0" w:after="0"/>
+            </w:pPr>
+            <w:r>
+              <w:rPr>
+                <w:rFonts w:ascii="BIZ UDPGothic" w:cs="BIZ UDPGothic" w:eastAsia="BIZ UDPGothic" w:hAnsi="BIZ UDPGothic"/>
+                <w:color w:val="404040"/>
+                <w:sz w:val="18"/>
+                <w:szCs w:val="18"/>
+              </w:rPr>
+              <w:t xml:space="preserve">確認方法: CloudWatchアラーム発火状況を確認</w:t>
+            </w:r>
+          </w:p>
+          <w:p>
+            <w:pPr>
+              <w:spacing w:before="0" w:after="0"/>
+            </w:pPr>
+            <w:r>
+              <w:rPr>
+                <w:rFonts w:ascii="BIZ UDPGothic" w:cs="BIZ UDPGothic" w:eastAsia="BIZ UDPGothic" w:hAnsi="BIZ UDPGothic"/>
+                <w:color w:val="404040"/>
+                <w:sz w:val="18"/>
+                <w:szCs w:val="18"/>
+              </w:rPr>
+              <w:t xml:space="preserve">異常時: 旧フィルターパターンに戻す</w:t>
+            </w:r>
+          </w:p>
+        </w:tc>
+      </w:tr>
+      <w:tr>
+        <w:trPr>
+          <w:cantSplit/>
+        </w:trPr>
+        <w:tc>
+          <w:tcPr>
+            <w:tcW w:type="dxa" w:w="400"/>
+            <w:tcBorders>
+              <w:top w:val="single" w:color="CCCCCC" w:sz="4"/>
+              <w:left w:val="single" w:color="CCCCCC" w:sz="4"/>
+              <w:bottom w:val="single" w:color="CCCCCC" w:sz="4"/>
+              <w:right w:val="single" w:color="CCCCCC" w:sz="4"/>
+            </w:tcBorders>
+            <w:shd w:fill="FFFFFF" w:val="clear"/>
+            <w:tcMar>
+              <w:top w:type="dxa" w:w="80"/>
+              <w:left w:type="dxa" w:w="120"/>
+              <w:bottom w:type="dxa" w:w="80"/>
+              <w:right w:type="dxa" w:w="120"/>
+            </w:tcMar>
+            <w:vAlign w:val="center"/>
+          </w:tcPr>
+          <w:p>
+            <w:pPr>
+              <w:jc w:val="center"/>
+            </w:pPr>
+            <w:r>
+              <w:rPr>
+                <w:rFonts w:ascii="BIZ UDPGothic" w:cs="BIZ UDPGothic" w:eastAsia="BIZ UDPGothic" w:hAnsi="BIZ UDPGothic"/>
+                <w:b w:val="false"/>
+                <w:bCs w:val="false"/>
+                <w:color w:val="404040"/>
+                <w:sz w:val="18"/>
+                <w:szCs w:val="18"/>
+              </w:rPr>
+              <w:t xml:space="preserve">8</w:t>
+            </w:r>
+          </w:p>
+        </w:tc>
+        <w:tc>
+          <w:tcPr>
+            <w:tcW w:type="dxa" w:w="2200"/>
+            <w:tcBorders>
+              <w:top w:val="single" w:color="CCCCCC" w:sz="4"/>
+              <w:left w:val="single" w:color="CCCCCC" w:sz="4"/>
+              <w:bottom w:val="single" w:color="CCCCCC" w:sz="4"/>
+              <w:right w:val="single" w:color="CCCCCC" w:sz="4"/>
+            </w:tcBorders>
+            <w:shd w:fill="FFFFFF" w:val="clear"/>
+            <w:tcMar>
+              <w:top w:type="dxa" w:w="80"/>
+              <w:left w:type="dxa" w:w="120"/>
+              <w:bottom w:type="dxa" w:w="80"/>
+              <w:right w:type="dxa" w:w="120"/>
+            </w:tcMar>
+          </w:tcPr>
+          <w:p>
+            <w:pPr>
+              <w:spacing w:before="0" w:after="0"/>
+            </w:pPr>
+            <w:r>
+              <w:rPr>
+                <w:rFonts w:ascii="BIZ UDPGothic" w:cs="BIZ UDPGothic" w:eastAsia="BIZ UDPGothic" w:hAnsi="BIZ UDPGothic"/>
+                <w:color w:val="404040"/>
+                <w:sz w:val="18"/>
+                <w:szCs w:val="18"/>
+              </w:rPr>
+              <w:t xml:space="preserve">[参考] テストシナリオ</w:t>
+            </w:r>
+          </w:p>
+          <w:p>
+            <w:pPr>
+              <w:spacing w:before="0" w:after="0"/>
+            </w:pPr>
+            <w:r>
+              <w:rPr>
+                <w:rFonts w:ascii="BIZ UDPGothic" w:cs="BIZ UDPGothic" w:eastAsia="BIZ UDPGothic" w:hAnsi="BIZ UDPGothic"/>
+                <w:color w:val="404040"/>
+                <w:sz w:val="18"/>
+                <w:szCs w:val="18"/>
+              </w:rPr>
+              <w:t xml:space="preserve">/ Kịch bản kiểm thử</w:t>
+            </w:r>
+          </w:p>
+        </w:tc>
+        <w:tc>
+          <w:tcPr>
+            <w:tcW w:type="dxa" w:w="6906"/>
+            <w:tcBorders>
+              <w:top w:val="single" w:color="CCCCCC" w:sz="4"/>
+              <w:left w:val="single" w:color="CCCCCC" w:sz="4"/>
+              <w:bottom w:val="single" w:color="CCCCCC" w:sz="4"/>
+              <w:right w:val="single" w:color="CCCCCC" w:sz="4"/>
+            </w:tcBorders>
+            <w:shd w:fill="FFFFFF" w:val="clear"/>
+            <w:tcMar>
+              <w:top w:type="dxa" w:w="80"/>
+              <w:left w:type="dxa" w:w="120"/>
+              <w:bottom w:type="dxa" w:w="80"/>
+              <w:right w:type="dxa" w:w="120"/>
+            </w:tcMar>
+          </w:tcPr>
+          <w:p>
+            <w:pPr>
+              <w:spacing w:before="0" w:after="0"/>
+            </w:pPr>
+            <w:r>
+              <w:rPr>
+                <w:rFonts w:ascii="BIZ UDPGothic" w:cs="BIZ UDPGothic" w:eastAsia="BIZ UDPGothic" w:hAnsi="BIZ UDPGothic"/>
+                <w:color w:val="404040"/>
+                <w:sz w:val="18"/>
+                <w:szCs w:val="18"/>
+              </w:rPr>
+              <w:t xml:space="preserve">T1: PRDフィルターパターン確認</w:t>
+            </w:r>
+          </w:p>
+          <w:p>
+            <w:pPr>
+              <w:spacing w:before="0" w:after="0"/>
+            </w:pPr>
+            <w:r>
+              <w:rPr>
+                <w:rFonts w:ascii="BIZ UDPGothic" w:cs="BIZ UDPGothic" w:eastAsia="BIZ UDPGothic" w:hAnsi="BIZ UDPGothic"/>
+                <w:color w:val="404040"/>
+                <w:sz w:val="18"/>
+                <w:szCs w:val="18"/>
+              </w:rPr>
+              <w:t xml:space="preserve">T2: PRDアラームトリガー確認</w:t>
+            </w:r>
+          </w:p>
+          <w:p>
+            <w:pPr>
+              <w:spacing w:before="0" w:after="0"/>
+            </w:pPr>
+            <w:r>
+              <w:rPr>
+                <w:rFonts w:ascii="BIZ UDPGothic" w:cs="BIZ UDPGothic" w:eastAsia="BIZ UDPGothic" w:hAnsi="BIZ UDPGothic"/>
+                <w:color w:val="404040"/>
+                <w:sz w:val="18"/>
+                <w:szCs w:val="18"/>
+              </w:rPr>
+              <w:t xml:space="preserve">T3: STGフィルターパターン確認</w:t>
+            </w:r>
+          </w:p>
+          <w:p>
+            <w:pPr>
+              <w:spacing w:before="0" w:after="0"/>
+            </w:pPr>
+            <w:r>
+              <w:rPr>
+                <w:rFonts w:ascii="BIZ UDPGothic" w:cs="BIZ UDPGothic" w:eastAsia="BIZ UDPGothic" w:hAnsi="BIZ UDPGothic"/>
+                <w:color w:val="404040"/>
+                <w:sz w:val="18"/>
+                <w:szCs w:val="18"/>
+              </w:rPr>
+              <w:t xml:space="preserve">T4: STGアラームトリガー確認</w:t>
+            </w:r>
+          </w:p>
+        </w:tc>
+      </w:tr>
+    </w:tbl>
     <w:p>
       <w:pPr>
         <w:spacing w:before="100" w:after="100"/>
